--- a/Sub array sum resumen.docx
+++ b/Sub array sum resumen.docx
@@ -84,6 +84,7 @@
       <w:r>
         <w:rPr>
           <w:rFonts w:ascii="Times New Roman" w:hAnsi="Times New Roman" w:cs="Times New Roman"/>
+          <w:noProof/>
           <w:sz w:val="24"/>
           <w:szCs w:val="24"/>
           <w:lang w:val="es-US"/>
@@ -371,6 +372,41 @@
         </w:rPr>
         <w:t xml:space="preserve">La suma de este sub vector toma los índices [0, 4] del vector original obteniendo 7 como suma total, con esta muestra nos damos cuenta que debemos ver por cada sub vector desde el más pequeño, como un vector de tamaño 1 hasta inclusive la suma de todos los elementos del vector original, se comparan muchos casos esto que podemos de alguna forma, usando estructuras repetitivas formar una respuesta que pueda cumplir con estos requisitos. </w:t>
       </w:r>
+    </w:p>
+    <w:p>
+      <w:pPr>
+        <w:jc w:val="both"/>
+        <w:rPr>
+          <w:rFonts w:ascii="Times New Roman" w:hAnsi="Times New Roman" w:cs="Times New Roman"/>
+          <w:b/>
+          <w:bCs/>
+          <w:sz w:val="24"/>
+          <w:szCs w:val="24"/>
+          <w:lang w:val="es-US"/>
+        </w:rPr>
+      </w:pPr>
+      <w:r>
+        <w:rPr>
+          <w:rFonts w:ascii="Times New Roman" w:hAnsi="Times New Roman" w:cs="Times New Roman"/>
+          <w:b/>
+          <w:bCs/>
+          <w:sz w:val="24"/>
+          <w:szCs w:val="24"/>
+          <w:lang w:val="es-US"/>
+        </w:rPr>
+        <w:t>Primera Aproximación</w:t>
+      </w:r>
+    </w:p>
+    <w:p>
+      <w:pPr>
+        <w:jc w:val="both"/>
+        <w:rPr>
+          <w:rFonts w:ascii="Times New Roman" w:hAnsi="Times New Roman" w:cs="Times New Roman"/>
+          <w:sz w:val="24"/>
+          <w:szCs w:val="24"/>
+          <w:lang w:val="es-US"/>
+        </w:rPr>
+      </w:pPr>
       <w:r>
         <w:rPr>
           <w:rFonts w:ascii="Times New Roman" w:hAnsi="Times New Roman" w:cs="Times New Roman"/>
@@ -1601,6 +1637,7 @@
                 <w:szCs w:val="21"/>
                 <w:lang w:eastAsia="es-ES"/>
               </w:rPr>
+              <w:lastRenderedPageBreak/>
               <w:t>int</w:t>
             </w:r>
             <w:proofErr w:type="spellEnd"/>
@@ -2445,7 +2482,6 @@
           <w:szCs w:val="24"/>
           <w:lang w:val="es-US"/>
         </w:rPr>
-        <w:lastRenderedPageBreak/>
         <w:t>El primer caso toma en cuenta sub vectores de tamaño 1, ahora debemos diseñar un código que considere a los de tamaño 2. Para esto debemos tener cuidado con los índices de cada sub vector para conseguir su suma.</w:t>
       </w:r>
       <w:r>
@@ -3156,15 +3192,7 @@
                 <w:color w:val="000000"/>
                 <w:lang w:eastAsia="es-ES"/>
               </w:rPr>
-              <w:t>índices</w:t>
-            </w:r>
-            <w:r>
-              <w:rPr>
-                <w:rFonts w:ascii="Times New Roman" w:eastAsia="Times New Roman" w:hAnsi="Times New Roman" w:cs="Times New Roman"/>
-                <w:color w:val="000000"/>
-                <w:lang w:eastAsia="es-ES"/>
-              </w:rPr>
-              <w:t xml:space="preserve"> </w:t>
+              <w:t xml:space="preserve">índices </w:t>
             </w:r>
           </w:p>
         </w:tc>
@@ -4102,15 +4130,7 @@
                 <w:color w:val="000000"/>
                 <w:lang w:eastAsia="es-ES"/>
               </w:rPr>
-              <w:t>índices</w:t>
-            </w:r>
-            <w:r>
-              <w:rPr>
-                <w:rFonts w:ascii="Times New Roman" w:eastAsia="Times New Roman" w:hAnsi="Times New Roman" w:cs="Times New Roman"/>
-                <w:color w:val="000000"/>
-                <w:lang w:eastAsia="es-ES"/>
-              </w:rPr>
-              <w:t xml:space="preserve"> </w:t>
+              <w:t xml:space="preserve">índices </w:t>
             </w:r>
           </w:p>
         </w:tc>
@@ -5041,15 +5061,7 @@
                 <w:color w:val="000000"/>
                 <w:lang w:eastAsia="es-ES"/>
               </w:rPr>
-              <w:t>índices</w:t>
-            </w:r>
-            <w:r>
-              <w:rPr>
-                <w:rFonts w:ascii="Times New Roman" w:eastAsia="Times New Roman" w:hAnsi="Times New Roman" w:cs="Times New Roman"/>
-                <w:color w:val="000000"/>
-                <w:lang w:eastAsia="es-ES"/>
-              </w:rPr>
-              <w:t xml:space="preserve"> </w:t>
+              <w:t xml:space="preserve">índices </w:t>
             </w:r>
           </w:p>
         </w:tc>
@@ -6053,15 +6065,7 @@
                 <w:color w:val="000000"/>
                 <w:lang w:eastAsia="es-ES"/>
               </w:rPr>
-              <w:t>índices</w:t>
-            </w:r>
-            <w:r>
-              <w:rPr>
-                <w:rFonts w:ascii="Times New Roman" w:eastAsia="Times New Roman" w:hAnsi="Times New Roman" w:cs="Times New Roman"/>
-                <w:color w:val="000000"/>
-                <w:lang w:eastAsia="es-ES"/>
-              </w:rPr>
-              <w:t xml:space="preserve"> </w:t>
+              <w:t xml:space="preserve">índices </w:t>
             </w:r>
           </w:p>
         </w:tc>
@@ -7734,7 +7738,17 @@
           <w:szCs w:val="24"/>
           <w:lang w:val="es-US"/>
         </w:rPr>
-        <w:t xml:space="preserve">Lo más importante a observar en este algoritmo es que por cada índice i, empezando desde 0 hasta un elemento anterior al último [-5], se realiza un recorrido de tamaño 2 tomando como inicio el índice i; note que la condición de parada en el </w:t>
+        <w:t xml:space="preserve">Lo más importante a observar en este algoritmo es que por cada índice i, empezando desde 0 hasta un elemento anterior al último [-5], se realiza un recorrido de tamaño 2 tomando como inicio el índice i; </w:t>
+      </w:r>
+      <w:r>
+        <w:rPr>
+          <w:rFonts w:ascii="Times New Roman" w:hAnsi="Times New Roman" w:cs="Times New Roman"/>
+          <w:sz w:val="24"/>
+          <w:szCs w:val="24"/>
+          <w:lang w:val="es-US"/>
+        </w:rPr>
+        <w:lastRenderedPageBreak/>
+        <w:t xml:space="preserve">note que la condición de parada en el </w:t>
       </w:r>
       <w:proofErr w:type="spellStart"/>
       <w:r>
@@ -7883,7 +7897,6 @@
                 <w:color w:val="000000"/>
                 <w:lang w:eastAsia="es-ES"/>
               </w:rPr>
-              <w:lastRenderedPageBreak/>
               <w:t> </w:t>
             </w:r>
           </w:p>
@@ -10442,6 +10455,7 @@
                 <w:szCs w:val="24"/>
                 <w:lang w:val="es-US"/>
               </w:rPr>
+              <w:lastRenderedPageBreak/>
               <w:t>Código</w:t>
             </w:r>
           </w:p>
@@ -11990,7 +12004,6 @@
           <w:szCs w:val="24"/>
           <w:lang w:val="es-US"/>
         </w:rPr>
-        <w:lastRenderedPageBreak/>
         <w:t xml:space="preserve">Subrayado ahora con color </w:t>
       </w:r>
       <w:r>
@@ -13965,6 +13978,7 @@
           <w:szCs w:val="24"/>
           <w:lang w:val="es-US"/>
         </w:rPr>
+        <w:lastRenderedPageBreak/>
         <w:t xml:space="preserve">Note usted que esta dinámica sigue hasta que la variable </w:t>
       </w:r>
       <w:r>
@@ -19264,7 +19278,17 @@
           <w:sz w:val="24"/>
           <w:szCs w:val="24"/>
         </w:rPr>
-        <w:t>Primera Mejora al algoritmo</w:t>
+        <w:t>P</w:t>
+      </w:r>
+      <w:r>
+        <w:rPr>
+          <w:rFonts w:ascii="Times New Roman" w:hAnsi="Times New Roman" w:cs="Times New Roman"/>
+          <w:b/>
+          <w:bCs/>
+          <w:sz w:val="24"/>
+          <w:szCs w:val="24"/>
+        </w:rPr>
+        <w:t>roblema con la solución del algoritmo</w:t>
       </w:r>
     </w:p>
     <w:p>
@@ -22411,7 +22435,23 @@
           <w:sz w:val="24"/>
           <w:szCs w:val="24"/>
         </w:rPr>
-        <w:t xml:space="preserve">Del anterior código no se preocupe por lo subrayado en verde, simplemente cada línea genera un vector del tamaño que le indiquemos con valores aleatorios. Lo que es importante señalar es lo subrayado en </w:t>
+        <w:t xml:space="preserve">Del anterior código no se preocupe por lo subrayado en verde, simplemente </w:t>
+      </w:r>
+      <w:r>
+        <w:rPr>
+          <w:rFonts w:ascii="Times New Roman" w:hAnsi="Times New Roman" w:cs="Times New Roman"/>
+          <w:sz w:val="24"/>
+          <w:szCs w:val="24"/>
+        </w:rPr>
+        <w:t xml:space="preserve">ese segmento de código </w:t>
+      </w:r>
+      <w:r>
+        <w:rPr>
+          <w:rFonts w:ascii="Times New Roman" w:hAnsi="Times New Roman" w:cs="Times New Roman"/>
+          <w:sz w:val="24"/>
+          <w:szCs w:val="24"/>
+        </w:rPr>
+        <w:t xml:space="preserve">genera un vector del tamaño que le indiquemos con valores aleatorios. Lo que es importante señalar </w:t>
       </w:r>
       <w:r>
         <w:rPr>
@@ -22420,7 +22460,7 @@
           <w:szCs w:val="24"/>
         </w:rPr>
         <w:lastRenderedPageBreak/>
-        <w:t xml:space="preserve">amarillo, no realizamos muchos cambios desde nuestra respuesta final, solo que ahora el tamaño que pongamos en la variable </w:t>
+        <w:t xml:space="preserve">es lo subrayado en amarillo, no realizamos muchos cambios desde nuestra respuesta final, solo que ahora el tamaño que pongamos en la variable </w:t>
       </w:r>
       <w:proofErr w:type="spellStart"/>
       <w:r>
@@ -22507,6 +22547,8547 @@
         <w:t xml:space="preserve">Dicho esto, podemos mejorar un poco el algoritmo para que no existan tantas estructuras repetitivas, seguiremos la siguiente lista de actividades. </w:t>
       </w:r>
     </w:p>
+    <w:p>
+      <w:pPr>
+        <w:jc w:val="both"/>
+        <w:rPr>
+          <w:rFonts w:ascii="Times New Roman" w:hAnsi="Times New Roman" w:cs="Times New Roman"/>
+          <w:b/>
+          <w:bCs/>
+          <w:sz w:val="24"/>
+          <w:szCs w:val="24"/>
+        </w:rPr>
+      </w:pPr>
+      <w:r>
+        <w:rPr>
+          <w:rFonts w:ascii="Times New Roman" w:hAnsi="Times New Roman" w:cs="Times New Roman"/>
+          <w:b/>
+          <w:bCs/>
+          <w:sz w:val="24"/>
+          <w:szCs w:val="24"/>
+        </w:rPr>
+        <w:t>Segunda Aproximación</w:t>
+      </w:r>
+    </w:p>
+    <w:p>
+      <w:pPr>
+        <w:jc w:val="both"/>
+        <w:rPr>
+          <w:rFonts w:ascii="Times New Roman" w:hAnsi="Times New Roman" w:cs="Times New Roman"/>
+          <w:sz w:val="24"/>
+          <w:szCs w:val="24"/>
+        </w:rPr>
+      </w:pPr>
+      <w:r>
+        <w:rPr>
+          <w:rFonts w:ascii="Times New Roman" w:hAnsi="Times New Roman" w:cs="Times New Roman"/>
+          <w:sz w:val="24"/>
+          <w:szCs w:val="24"/>
+        </w:rPr>
+        <w:t>En el primer diseño consideramos 3 estructuras repetitivas, pero podemos reducir esto siguiendo la siguiente idea:</w:t>
+      </w:r>
+    </w:p>
+    <w:tbl>
+      <w:tblPr>
+        <w:tblW w:w="5986" w:type="dxa"/>
+        <w:jc w:val="center"/>
+        <w:tblCellMar>
+          <w:left w:w="70" w:type="dxa"/>
+          <w:right w:w="70" w:type="dxa"/>
+        </w:tblCellMar>
+        <w:tblLook w:val="04A0" w:firstRow="1" w:lastRow="0" w:firstColumn="1" w:lastColumn="0" w:noHBand="0" w:noVBand="1"/>
+      </w:tblPr>
+      <w:tblGrid>
+        <w:gridCol w:w="1240"/>
+        <w:gridCol w:w="594"/>
+        <w:gridCol w:w="594"/>
+        <w:gridCol w:w="593"/>
+        <w:gridCol w:w="593"/>
+        <w:gridCol w:w="593"/>
+        <w:gridCol w:w="593"/>
+        <w:gridCol w:w="593"/>
+        <w:gridCol w:w="593"/>
+      </w:tblGrid>
+      <w:tr>
+        <w:trPr>
+          <w:trHeight w:val="324"/>
+          <w:jc w:val="center"/>
+        </w:trPr>
+        <w:tc>
+          <w:tcPr>
+            <w:tcW w:w="1240" w:type="dxa"/>
+            <w:tcBorders>
+              <w:top w:val="single" w:sz="8" w:space="0" w:color="FFFFFF"/>
+              <w:left w:val="single" w:sz="8" w:space="0" w:color="FFFFFF"/>
+              <w:bottom w:val="single" w:sz="8" w:space="0" w:color="FFFFFF"/>
+              <w:right w:val="nil"/>
+            </w:tcBorders>
+            <w:shd w:val="clear" w:color="auto" w:fill="auto"/>
+            <w:noWrap/>
+            <w:vAlign w:val="center"/>
+            <w:hideMark/>
+          </w:tcPr>
+          <w:p>
+            <w:pPr>
+              <w:spacing w:after="0" w:line="240" w:lineRule="auto"/>
+              <w:jc w:val="right"/>
+              <w:rPr>
+                <w:rFonts w:ascii="Times New Roman" w:eastAsia="Times New Roman" w:hAnsi="Times New Roman" w:cs="Times New Roman"/>
+                <w:color w:val="000000"/>
+                <w:sz w:val="24"/>
+                <w:szCs w:val="24"/>
+                <w:lang w:val="es-BO" w:eastAsia="es-BO"/>
+              </w:rPr>
+            </w:pPr>
+            <w:r>
+              <w:rPr>
+                <w:rFonts w:ascii="Times New Roman" w:eastAsia="Times New Roman" w:hAnsi="Times New Roman" w:cs="Times New Roman"/>
+                <w:color w:val="000000"/>
+                <w:sz w:val="24"/>
+                <w:szCs w:val="24"/>
+                <w:lang w:eastAsia="es-BO"/>
+              </w:rPr>
+              <w:t> </w:t>
+            </w:r>
+          </w:p>
+        </w:tc>
+        <w:tc>
+          <w:tcPr>
+            <w:tcW w:w="594" w:type="dxa"/>
+            <w:tcBorders>
+              <w:top w:val="single" w:sz="8" w:space="0" w:color="000000"/>
+              <w:left w:val="single" w:sz="8" w:space="0" w:color="000000"/>
+              <w:bottom w:val="single" w:sz="8" w:space="0" w:color="000000"/>
+              <w:right w:val="single" w:sz="8" w:space="0" w:color="000000"/>
+            </w:tcBorders>
+            <w:shd w:val="clear" w:color="000000" w:fill="DDEBF7"/>
+            <w:noWrap/>
+            <w:vAlign w:val="center"/>
+            <w:hideMark/>
+          </w:tcPr>
+          <w:p>
+            <w:pPr>
+              <w:spacing w:after="0" w:line="240" w:lineRule="auto"/>
+              <w:jc w:val="center"/>
+              <w:rPr>
+                <w:rFonts w:ascii="Times New Roman" w:eastAsia="Times New Roman" w:hAnsi="Times New Roman" w:cs="Times New Roman"/>
+                <w:color w:val="000000"/>
+                <w:sz w:val="24"/>
+                <w:szCs w:val="24"/>
+                <w:lang w:val="es-BO" w:eastAsia="es-BO"/>
+              </w:rPr>
+            </w:pPr>
+            <w:r>
+              <w:rPr>
+                <w:rFonts w:ascii="Times New Roman" w:eastAsia="Times New Roman" w:hAnsi="Times New Roman" w:cs="Times New Roman"/>
+                <w:color w:val="000000"/>
+                <w:sz w:val="24"/>
+                <w:szCs w:val="24"/>
+                <w:lang w:eastAsia="es-BO"/>
+              </w:rPr>
+              <w:t>-1</w:t>
+            </w:r>
+          </w:p>
+        </w:tc>
+        <w:tc>
+          <w:tcPr>
+            <w:tcW w:w="594" w:type="dxa"/>
+            <w:tcBorders>
+              <w:top w:val="single" w:sz="8" w:space="0" w:color="000000"/>
+              <w:left w:val="nil"/>
+              <w:bottom w:val="single" w:sz="8" w:space="0" w:color="000000"/>
+              <w:right w:val="single" w:sz="8" w:space="0" w:color="000000"/>
+            </w:tcBorders>
+            <w:shd w:val="clear" w:color="000000" w:fill="FFFFFF"/>
+            <w:noWrap/>
+            <w:vAlign w:val="center"/>
+            <w:hideMark/>
+          </w:tcPr>
+          <w:p>
+            <w:pPr>
+              <w:spacing w:after="0" w:line="240" w:lineRule="auto"/>
+              <w:jc w:val="center"/>
+              <w:rPr>
+                <w:rFonts w:ascii="Times New Roman" w:eastAsia="Times New Roman" w:hAnsi="Times New Roman" w:cs="Times New Roman"/>
+                <w:color w:val="000000"/>
+                <w:sz w:val="24"/>
+                <w:szCs w:val="24"/>
+                <w:lang w:val="es-BO" w:eastAsia="es-BO"/>
+              </w:rPr>
+            </w:pPr>
+            <w:r>
+              <w:rPr>
+                <w:rFonts w:ascii="Times New Roman" w:eastAsia="Times New Roman" w:hAnsi="Times New Roman" w:cs="Times New Roman"/>
+                <w:color w:val="000000"/>
+                <w:sz w:val="24"/>
+                <w:szCs w:val="24"/>
+                <w:lang w:eastAsia="es-BO"/>
+              </w:rPr>
+              <w:t>2</w:t>
+            </w:r>
+          </w:p>
+        </w:tc>
+        <w:tc>
+          <w:tcPr>
+            <w:tcW w:w="593" w:type="dxa"/>
+            <w:tcBorders>
+              <w:top w:val="single" w:sz="8" w:space="0" w:color="000000"/>
+              <w:left w:val="nil"/>
+              <w:bottom w:val="single" w:sz="8" w:space="0" w:color="000000"/>
+              <w:right w:val="single" w:sz="8" w:space="0" w:color="000000"/>
+            </w:tcBorders>
+            <w:shd w:val="clear" w:color="auto" w:fill="auto"/>
+            <w:noWrap/>
+            <w:vAlign w:val="center"/>
+            <w:hideMark/>
+          </w:tcPr>
+          <w:p>
+            <w:pPr>
+              <w:spacing w:after="0" w:line="240" w:lineRule="auto"/>
+              <w:jc w:val="center"/>
+              <w:rPr>
+                <w:rFonts w:ascii="Times New Roman" w:eastAsia="Times New Roman" w:hAnsi="Times New Roman" w:cs="Times New Roman"/>
+                <w:color w:val="000000"/>
+                <w:sz w:val="24"/>
+                <w:szCs w:val="24"/>
+                <w:lang w:val="es-BO" w:eastAsia="es-BO"/>
+              </w:rPr>
+            </w:pPr>
+            <w:r>
+              <w:rPr>
+                <w:rFonts w:ascii="Times New Roman" w:eastAsia="Times New Roman" w:hAnsi="Times New Roman" w:cs="Times New Roman"/>
+                <w:color w:val="000000"/>
+                <w:sz w:val="24"/>
+                <w:szCs w:val="24"/>
+                <w:lang w:eastAsia="es-BO"/>
+              </w:rPr>
+              <w:t>4</w:t>
+            </w:r>
+          </w:p>
+        </w:tc>
+        <w:tc>
+          <w:tcPr>
+            <w:tcW w:w="593" w:type="dxa"/>
+            <w:tcBorders>
+              <w:top w:val="single" w:sz="8" w:space="0" w:color="000000"/>
+              <w:left w:val="nil"/>
+              <w:bottom w:val="single" w:sz="8" w:space="0" w:color="000000"/>
+              <w:right w:val="single" w:sz="8" w:space="0" w:color="000000"/>
+            </w:tcBorders>
+            <w:shd w:val="clear" w:color="auto" w:fill="auto"/>
+            <w:noWrap/>
+            <w:vAlign w:val="center"/>
+            <w:hideMark/>
+          </w:tcPr>
+          <w:p>
+            <w:pPr>
+              <w:spacing w:after="0" w:line="240" w:lineRule="auto"/>
+              <w:jc w:val="center"/>
+              <w:rPr>
+                <w:rFonts w:ascii="Times New Roman" w:eastAsia="Times New Roman" w:hAnsi="Times New Roman" w:cs="Times New Roman"/>
+                <w:color w:val="000000"/>
+                <w:sz w:val="24"/>
+                <w:szCs w:val="24"/>
+                <w:lang w:val="es-BO" w:eastAsia="es-BO"/>
+              </w:rPr>
+            </w:pPr>
+            <w:r>
+              <w:rPr>
+                <w:rFonts w:ascii="Times New Roman" w:eastAsia="Times New Roman" w:hAnsi="Times New Roman" w:cs="Times New Roman"/>
+                <w:color w:val="000000"/>
+                <w:sz w:val="24"/>
+                <w:szCs w:val="24"/>
+                <w:lang w:eastAsia="es-BO"/>
+              </w:rPr>
+              <w:t>-3</w:t>
+            </w:r>
+          </w:p>
+        </w:tc>
+        <w:tc>
+          <w:tcPr>
+            <w:tcW w:w="593" w:type="dxa"/>
+            <w:tcBorders>
+              <w:top w:val="single" w:sz="8" w:space="0" w:color="000000"/>
+              <w:left w:val="nil"/>
+              <w:bottom w:val="single" w:sz="8" w:space="0" w:color="000000"/>
+              <w:right w:val="single" w:sz="8" w:space="0" w:color="000000"/>
+            </w:tcBorders>
+            <w:shd w:val="clear" w:color="auto" w:fill="auto"/>
+            <w:noWrap/>
+            <w:vAlign w:val="center"/>
+            <w:hideMark/>
+          </w:tcPr>
+          <w:p>
+            <w:pPr>
+              <w:spacing w:after="0" w:line="240" w:lineRule="auto"/>
+              <w:jc w:val="center"/>
+              <w:rPr>
+                <w:rFonts w:ascii="Times New Roman" w:eastAsia="Times New Roman" w:hAnsi="Times New Roman" w:cs="Times New Roman"/>
+                <w:color w:val="000000"/>
+                <w:sz w:val="24"/>
+                <w:szCs w:val="24"/>
+                <w:lang w:val="es-BO" w:eastAsia="es-BO"/>
+              </w:rPr>
+            </w:pPr>
+            <w:r>
+              <w:rPr>
+                <w:rFonts w:ascii="Times New Roman" w:eastAsia="Times New Roman" w:hAnsi="Times New Roman" w:cs="Times New Roman"/>
+                <w:color w:val="000000"/>
+                <w:sz w:val="24"/>
+                <w:szCs w:val="24"/>
+                <w:lang w:eastAsia="es-BO"/>
+              </w:rPr>
+              <w:t>5</w:t>
+            </w:r>
+          </w:p>
+        </w:tc>
+        <w:tc>
+          <w:tcPr>
+            <w:tcW w:w="593" w:type="dxa"/>
+            <w:tcBorders>
+              <w:top w:val="single" w:sz="8" w:space="0" w:color="000000"/>
+              <w:left w:val="nil"/>
+              <w:bottom w:val="single" w:sz="8" w:space="0" w:color="000000"/>
+              <w:right w:val="single" w:sz="8" w:space="0" w:color="000000"/>
+            </w:tcBorders>
+            <w:shd w:val="clear" w:color="auto" w:fill="auto"/>
+            <w:noWrap/>
+            <w:vAlign w:val="center"/>
+            <w:hideMark/>
+          </w:tcPr>
+          <w:p>
+            <w:pPr>
+              <w:spacing w:after="0" w:line="240" w:lineRule="auto"/>
+              <w:jc w:val="center"/>
+              <w:rPr>
+                <w:rFonts w:ascii="Times New Roman" w:eastAsia="Times New Roman" w:hAnsi="Times New Roman" w:cs="Times New Roman"/>
+                <w:color w:val="000000"/>
+                <w:sz w:val="24"/>
+                <w:szCs w:val="24"/>
+                <w:lang w:val="es-BO" w:eastAsia="es-BO"/>
+              </w:rPr>
+            </w:pPr>
+            <w:r>
+              <w:rPr>
+                <w:rFonts w:ascii="Times New Roman" w:eastAsia="Times New Roman" w:hAnsi="Times New Roman" w:cs="Times New Roman"/>
+                <w:color w:val="000000"/>
+                <w:sz w:val="24"/>
+                <w:szCs w:val="24"/>
+                <w:lang w:eastAsia="es-BO"/>
+              </w:rPr>
+              <w:t>2</w:t>
+            </w:r>
+          </w:p>
+        </w:tc>
+        <w:tc>
+          <w:tcPr>
+            <w:tcW w:w="593" w:type="dxa"/>
+            <w:tcBorders>
+              <w:top w:val="single" w:sz="8" w:space="0" w:color="000000"/>
+              <w:left w:val="nil"/>
+              <w:bottom w:val="single" w:sz="8" w:space="0" w:color="000000"/>
+              <w:right w:val="single" w:sz="8" w:space="0" w:color="000000"/>
+            </w:tcBorders>
+            <w:shd w:val="clear" w:color="auto" w:fill="auto"/>
+            <w:noWrap/>
+            <w:vAlign w:val="center"/>
+            <w:hideMark/>
+          </w:tcPr>
+          <w:p>
+            <w:pPr>
+              <w:spacing w:after="0" w:line="240" w:lineRule="auto"/>
+              <w:jc w:val="center"/>
+              <w:rPr>
+                <w:rFonts w:ascii="Times New Roman" w:eastAsia="Times New Roman" w:hAnsi="Times New Roman" w:cs="Times New Roman"/>
+                <w:color w:val="000000"/>
+                <w:sz w:val="24"/>
+                <w:szCs w:val="24"/>
+                <w:lang w:val="es-BO" w:eastAsia="es-BO"/>
+              </w:rPr>
+            </w:pPr>
+            <w:r>
+              <w:rPr>
+                <w:rFonts w:ascii="Times New Roman" w:eastAsia="Times New Roman" w:hAnsi="Times New Roman" w:cs="Times New Roman"/>
+                <w:color w:val="000000"/>
+                <w:sz w:val="24"/>
+                <w:szCs w:val="24"/>
+                <w:lang w:eastAsia="es-BO"/>
+              </w:rPr>
+              <w:t>-5</w:t>
+            </w:r>
+          </w:p>
+        </w:tc>
+        <w:tc>
+          <w:tcPr>
+            <w:tcW w:w="593" w:type="dxa"/>
+            <w:tcBorders>
+              <w:top w:val="single" w:sz="8" w:space="0" w:color="000000"/>
+              <w:left w:val="nil"/>
+              <w:bottom w:val="single" w:sz="8" w:space="0" w:color="000000"/>
+              <w:right w:val="single" w:sz="8" w:space="0" w:color="000000"/>
+            </w:tcBorders>
+            <w:shd w:val="clear" w:color="auto" w:fill="auto"/>
+            <w:noWrap/>
+            <w:vAlign w:val="center"/>
+            <w:hideMark/>
+          </w:tcPr>
+          <w:p>
+            <w:pPr>
+              <w:spacing w:after="0" w:line="240" w:lineRule="auto"/>
+              <w:jc w:val="center"/>
+              <w:rPr>
+                <w:rFonts w:ascii="Times New Roman" w:eastAsia="Times New Roman" w:hAnsi="Times New Roman" w:cs="Times New Roman"/>
+                <w:color w:val="000000"/>
+                <w:sz w:val="24"/>
+                <w:szCs w:val="24"/>
+                <w:lang w:val="es-BO" w:eastAsia="es-BO"/>
+              </w:rPr>
+            </w:pPr>
+            <w:r>
+              <w:rPr>
+                <w:rFonts w:ascii="Times New Roman" w:eastAsia="Times New Roman" w:hAnsi="Times New Roman" w:cs="Times New Roman"/>
+                <w:color w:val="000000"/>
+                <w:sz w:val="24"/>
+                <w:szCs w:val="24"/>
+                <w:lang w:eastAsia="es-BO"/>
+              </w:rPr>
+              <w:t>2</w:t>
+            </w:r>
+          </w:p>
+        </w:tc>
+      </w:tr>
+      <w:tr>
+        <w:trPr>
+          <w:trHeight w:val="312"/>
+          <w:jc w:val="center"/>
+        </w:trPr>
+        <w:tc>
+          <w:tcPr>
+            <w:tcW w:w="1240" w:type="dxa"/>
+            <w:tcBorders>
+              <w:top w:val="single" w:sz="4" w:space="0" w:color="FFFFFF"/>
+              <w:left w:val="single" w:sz="4" w:space="0" w:color="FFFFFF"/>
+              <w:bottom w:val="single" w:sz="4" w:space="0" w:color="FFFFFF"/>
+              <w:right w:val="single" w:sz="4" w:space="0" w:color="FFFFFF"/>
+            </w:tcBorders>
+            <w:shd w:val="clear" w:color="auto" w:fill="auto"/>
+            <w:noWrap/>
+            <w:vAlign w:val="bottom"/>
+            <w:hideMark/>
+          </w:tcPr>
+          <w:p>
+            <w:pPr>
+              <w:spacing w:after="0" w:line="240" w:lineRule="auto"/>
+              <w:jc w:val="right"/>
+              <w:rPr>
+                <w:rFonts w:ascii="Times New Roman" w:eastAsia="Times New Roman" w:hAnsi="Times New Roman" w:cs="Times New Roman"/>
+                <w:color w:val="000000"/>
+                <w:sz w:val="24"/>
+                <w:szCs w:val="24"/>
+                <w:lang w:val="es-BO" w:eastAsia="es-BO"/>
+              </w:rPr>
+            </w:pPr>
+            <w:r>
+              <w:rPr>
+                <w:rFonts w:ascii="Times New Roman" w:eastAsia="Times New Roman" w:hAnsi="Times New Roman" w:cs="Times New Roman"/>
+                <w:color w:val="000000"/>
+                <w:sz w:val="24"/>
+                <w:szCs w:val="24"/>
+                <w:lang w:val="es-BO" w:eastAsia="es-BO"/>
+              </w:rPr>
+              <w:t xml:space="preserve">Suma </w:t>
+            </w:r>
+          </w:p>
+        </w:tc>
+        <w:tc>
+          <w:tcPr>
+            <w:tcW w:w="594" w:type="dxa"/>
+            <w:tcBorders>
+              <w:top w:val="single" w:sz="4" w:space="0" w:color="FFFFFF"/>
+              <w:left w:val="nil"/>
+              <w:bottom w:val="single" w:sz="4" w:space="0" w:color="FFFFFF"/>
+              <w:right w:val="single" w:sz="4" w:space="0" w:color="FFFFFF"/>
+            </w:tcBorders>
+            <w:shd w:val="clear" w:color="auto" w:fill="auto"/>
+            <w:noWrap/>
+            <w:vAlign w:val="bottom"/>
+            <w:hideMark/>
+          </w:tcPr>
+          <w:p>
+            <w:pPr>
+              <w:spacing w:after="0" w:line="240" w:lineRule="auto"/>
+              <w:jc w:val="right"/>
+              <w:rPr>
+                <w:rFonts w:ascii="Times New Roman" w:eastAsia="Times New Roman" w:hAnsi="Times New Roman" w:cs="Times New Roman"/>
+                <w:color w:val="000000"/>
+                <w:sz w:val="24"/>
+                <w:szCs w:val="24"/>
+                <w:lang w:val="es-BO" w:eastAsia="es-BO"/>
+              </w:rPr>
+            </w:pPr>
+            <w:r>
+              <w:rPr>
+                <w:rFonts w:ascii="Times New Roman" w:eastAsia="Times New Roman" w:hAnsi="Times New Roman" w:cs="Times New Roman"/>
+                <w:color w:val="000000"/>
+                <w:sz w:val="24"/>
+                <w:szCs w:val="24"/>
+                <w:lang w:val="es-BO" w:eastAsia="es-BO"/>
+              </w:rPr>
+              <w:t>-1</w:t>
+            </w:r>
+          </w:p>
+        </w:tc>
+        <w:tc>
+          <w:tcPr>
+            <w:tcW w:w="594" w:type="dxa"/>
+            <w:tcBorders>
+              <w:top w:val="single" w:sz="4" w:space="0" w:color="FFFFFF"/>
+              <w:left w:val="nil"/>
+              <w:bottom w:val="single" w:sz="4" w:space="0" w:color="FFFFFF"/>
+              <w:right w:val="single" w:sz="4" w:space="0" w:color="FFFFFF"/>
+            </w:tcBorders>
+            <w:shd w:val="clear" w:color="auto" w:fill="auto"/>
+            <w:noWrap/>
+            <w:vAlign w:val="bottom"/>
+            <w:hideMark/>
+          </w:tcPr>
+          <w:p>
+            <w:pPr>
+              <w:spacing w:after="0" w:line="240" w:lineRule="auto"/>
+              <w:rPr>
+                <w:rFonts w:ascii="Times New Roman" w:eastAsia="Times New Roman" w:hAnsi="Times New Roman" w:cs="Times New Roman"/>
+                <w:color w:val="000000"/>
+                <w:sz w:val="24"/>
+                <w:szCs w:val="24"/>
+                <w:lang w:val="es-BO" w:eastAsia="es-BO"/>
+              </w:rPr>
+            </w:pPr>
+            <w:r>
+              <w:rPr>
+                <w:rFonts w:ascii="Times New Roman" w:eastAsia="Times New Roman" w:hAnsi="Times New Roman" w:cs="Times New Roman"/>
+                <w:color w:val="000000"/>
+                <w:sz w:val="24"/>
+                <w:szCs w:val="24"/>
+                <w:lang w:val="es-BO" w:eastAsia="es-BO"/>
+              </w:rPr>
+              <w:t> </w:t>
+            </w:r>
+          </w:p>
+        </w:tc>
+        <w:tc>
+          <w:tcPr>
+            <w:tcW w:w="593" w:type="dxa"/>
+            <w:tcBorders>
+              <w:top w:val="single" w:sz="4" w:space="0" w:color="FFFFFF"/>
+              <w:left w:val="nil"/>
+              <w:bottom w:val="single" w:sz="4" w:space="0" w:color="FFFFFF"/>
+              <w:right w:val="single" w:sz="4" w:space="0" w:color="FFFFFF"/>
+            </w:tcBorders>
+            <w:shd w:val="clear" w:color="auto" w:fill="auto"/>
+            <w:noWrap/>
+            <w:vAlign w:val="bottom"/>
+            <w:hideMark/>
+          </w:tcPr>
+          <w:p>
+            <w:pPr>
+              <w:spacing w:after="0" w:line="240" w:lineRule="auto"/>
+              <w:rPr>
+                <w:rFonts w:ascii="Times New Roman" w:eastAsia="Times New Roman" w:hAnsi="Times New Roman" w:cs="Times New Roman"/>
+                <w:color w:val="000000"/>
+                <w:sz w:val="24"/>
+                <w:szCs w:val="24"/>
+                <w:lang w:val="es-BO" w:eastAsia="es-BO"/>
+              </w:rPr>
+            </w:pPr>
+            <w:r>
+              <w:rPr>
+                <w:rFonts w:ascii="Times New Roman" w:eastAsia="Times New Roman" w:hAnsi="Times New Roman" w:cs="Times New Roman"/>
+                <w:color w:val="000000"/>
+                <w:sz w:val="24"/>
+                <w:szCs w:val="24"/>
+                <w:lang w:val="es-BO" w:eastAsia="es-BO"/>
+              </w:rPr>
+              <w:t> </w:t>
+            </w:r>
+          </w:p>
+        </w:tc>
+        <w:tc>
+          <w:tcPr>
+            <w:tcW w:w="593" w:type="dxa"/>
+            <w:tcBorders>
+              <w:top w:val="single" w:sz="4" w:space="0" w:color="FFFFFF"/>
+              <w:left w:val="nil"/>
+              <w:bottom w:val="single" w:sz="4" w:space="0" w:color="FFFFFF"/>
+              <w:right w:val="single" w:sz="4" w:space="0" w:color="FFFFFF"/>
+            </w:tcBorders>
+            <w:shd w:val="clear" w:color="auto" w:fill="auto"/>
+            <w:noWrap/>
+            <w:vAlign w:val="bottom"/>
+            <w:hideMark/>
+          </w:tcPr>
+          <w:p>
+            <w:pPr>
+              <w:spacing w:after="0" w:line="240" w:lineRule="auto"/>
+              <w:rPr>
+                <w:rFonts w:ascii="Times New Roman" w:eastAsia="Times New Roman" w:hAnsi="Times New Roman" w:cs="Times New Roman"/>
+                <w:color w:val="000000"/>
+                <w:sz w:val="24"/>
+                <w:szCs w:val="24"/>
+                <w:lang w:val="es-BO" w:eastAsia="es-BO"/>
+              </w:rPr>
+            </w:pPr>
+            <w:r>
+              <w:rPr>
+                <w:rFonts w:ascii="Times New Roman" w:eastAsia="Times New Roman" w:hAnsi="Times New Roman" w:cs="Times New Roman"/>
+                <w:color w:val="000000"/>
+                <w:sz w:val="24"/>
+                <w:szCs w:val="24"/>
+                <w:lang w:val="es-BO" w:eastAsia="es-BO"/>
+              </w:rPr>
+              <w:t> </w:t>
+            </w:r>
+          </w:p>
+        </w:tc>
+        <w:tc>
+          <w:tcPr>
+            <w:tcW w:w="593" w:type="dxa"/>
+            <w:tcBorders>
+              <w:top w:val="single" w:sz="4" w:space="0" w:color="FFFFFF"/>
+              <w:left w:val="nil"/>
+              <w:bottom w:val="single" w:sz="4" w:space="0" w:color="FFFFFF"/>
+              <w:right w:val="single" w:sz="4" w:space="0" w:color="FFFFFF"/>
+            </w:tcBorders>
+            <w:shd w:val="clear" w:color="auto" w:fill="auto"/>
+            <w:noWrap/>
+            <w:vAlign w:val="bottom"/>
+            <w:hideMark/>
+          </w:tcPr>
+          <w:p>
+            <w:pPr>
+              <w:spacing w:after="0" w:line="240" w:lineRule="auto"/>
+              <w:rPr>
+                <w:rFonts w:ascii="Times New Roman" w:eastAsia="Times New Roman" w:hAnsi="Times New Roman" w:cs="Times New Roman"/>
+                <w:color w:val="000000"/>
+                <w:sz w:val="24"/>
+                <w:szCs w:val="24"/>
+                <w:lang w:val="es-BO" w:eastAsia="es-BO"/>
+              </w:rPr>
+            </w:pPr>
+            <w:r>
+              <w:rPr>
+                <w:rFonts w:ascii="Times New Roman" w:eastAsia="Times New Roman" w:hAnsi="Times New Roman" w:cs="Times New Roman"/>
+                <w:color w:val="000000"/>
+                <w:sz w:val="24"/>
+                <w:szCs w:val="24"/>
+                <w:lang w:val="es-BO" w:eastAsia="es-BO"/>
+              </w:rPr>
+              <w:t> </w:t>
+            </w:r>
+          </w:p>
+        </w:tc>
+        <w:tc>
+          <w:tcPr>
+            <w:tcW w:w="593" w:type="dxa"/>
+            <w:tcBorders>
+              <w:top w:val="single" w:sz="4" w:space="0" w:color="FFFFFF"/>
+              <w:left w:val="nil"/>
+              <w:bottom w:val="single" w:sz="4" w:space="0" w:color="FFFFFF"/>
+              <w:right w:val="single" w:sz="4" w:space="0" w:color="FFFFFF"/>
+            </w:tcBorders>
+            <w:shd w:val="clear" w:color="auto" w:fill="auto"/>
+            <w:noWrap/>
+            <w:vAlign w:val="bottom"/>
+            <w:hideMark/>
+          </w:tcPr>
+          <w:p>
+            <w:pPr>
+              <w:spacing w:after="0" w:line="240" w:lineRule="auto"/>
+              <w:rPr>
+                <w:rFonts w:ascii="Times New Roman" w:eastAsia="Times New Roman" w:hAnsi="Times New Roman" w:cs="Times New Roman"/>
+                <w:color w:val="000000"/>
+                <w:sz w:val="24"/>
+                <w:szCs w:val="24"/>
+                <w:lang w:val="es-BO" w:eastAsia="es-BO"/>
+              </w:rPr>
+            </w:pPr>
+            <w:r>
+              <w:rPr>
+                <w:rFonts w:ascii="Times New Roman" w:eastAsia="Times New Roman" w:hAnsi="Times New Roman" w:cs="Times New Roman"/>
+                <w:color w:val="000000"/>
+                <w:sz w:val="24"/>
+                <w:szCs w:val="24"/>
+                <w:lang w:val="es-BO" w:eastAsia="es-BO"/>
+              </w:rPr>
+              <w:t> </w:t>
+            </w:r>
+          </w:p>
+        </w:tc>
+        <w:tc>
+          <w:tcPr>
+            <w:tcW w:w="593" w:type="dxa"/>
+            <w:tcBorders>
+              <w:top w:val="single" w:sz="4" w:space="0" w:color="FFFFFF"/>
+              <w:left w:val="nil"/>
+              <w:bottom w:val="single" w:sz="4" w:space="0" w:color="FFFFFF"/>
+              <w:right w:val="single" w:sz="4" w:space="0" w:color="FFFFFF"/>
+            </w:tcBorders>
+            <w:shd w:val="clear" w:color="auto" w:fill="auto"/>
+            <w:noWrap/>
+            <w:vAlign w:val="bottom"/>
+            <w:hideMark/>
+          </w:tcPr>
+          <w:p>
+            <w:pPr>
+              <w:spacing w:after="0" w:line="240" w:lineRule="auto"/>
+              <w:rPr>
+                <w:rFonts w:ascii="Times New Roman" w:eastAsia="Times New Roman" w:hAnsi="Times New Roman" w:cs="Times New Roman"/>
+                <w:color w:val="000000"/>
+                <w:sz w:val="24"/>
+                <w:szCs w:val="24"/>
+                <w:lang w:val="es-BO" w:eastAsia="es-BO"/>
+              </w:rPr>
+            </w:pPr>
+            <w:r>
+              <w:rPr>
+                <w:rFonts w:ascii="Times New Roman" w:eastAsia="Times New Roman" w:hAnsi="Times New Roman" w:cs="Times New Roman"/>
+                <w:color w:val="000000"/>
+                <w:sz w:val="24"/>
+                <w:szCs w:val="24"/>
+                <w:lang w:val="es-BO" w:eastAsia="es-BO"/>
+              </w:rPr>
+              <w:t> </w:t>
+            </w:r>
+          </w:p>
+        </w:tc>
+        <w:tc>
+          <w:tcPr>
+            <w:tcW w:w="593" w:type="dxa"/>
+            <w:tcBorders>
+              <w:top w:val="single" w:sz="4" w:space="0" w:color="FFFFFF"/>
+              <w:left w:val="nil"/>
+              <w:bottom w:val="single" w:sz="4" w:space="0" w:color="FFFFFF"/>
+              <w:right w:val="single" w:sz="4" w:space="0" w:color="FFFFFF"/>
+            </w:tcBorders>
+            <w:shd w:val="clear" w:color="auto" w:fill="auto"/>
+            <w:noWrap/>
+            <w:vAlign w:val="bottom"/>
+            <w:hideMark/>
+          </w:tcPr>
+          <w:p>
+            <w:pPr>
+              <w:spacing w:after="0" w:line="240" w:lineRule="auto"/>
+              <w:rPr>
+                <w:rFonts w:ascii="Times New Roman" w:eastAsia="Times New Roman" w:hAnsi="Times New Roman" w:cs="Times New Roman"/>
+                <w:color w:val="000000"/>
+                <w:sz w:val="24"/>
+                <w:szCs w:val="24"/>
+                <w:lang w:val="es-BO" w:eastAsia="es-BO"/>
+              </w:rPr>
+            </w:pPr>
+            <w:r>
+              <w:rPr>
+                <w:rFonts w:ascii="Times New Roman" w:eastAsia="Times New Roman" w:hAnsi="Times New Roman" w:cs="Times New Roman"/>
+                <w:color w:val="000000"/>
+                <w:sz w:val="24"/>
+                <w:szCs w:val="24"/>
+                <w:lang w:val="es-BO" w:eastAsia="es-BO"/>
+              </w:rPr>
+              <w:t> </w:t>
+            </w:r>
+          </w:p>
+        </w:tc>
+      </w:tr>
+      <w:tr>
+        <w:trPr>
+          <w:trHeight w:val="324"/>
+          <w:jc w:val="center"/>
+        </w:trPr>
+        <w:tc>
+          <w:tcPr>
+            <w:tcW w:w="1240" w:type="dxa"/>
+            <w:tcBorders>
+              <w:top w:val="nil"/>
+              <w:left w:val="single" w:sz="4" w:space="0" w:color="FFFFFF"/>
+              <w:bottom w:val="single" w:sz="8" w:space="0" w:color="FFFFFF"/>
+              <w:right w:val="single" w:sz="4" w:space="0" w:color="FFFFFF"/>
+            </w:tcBorders>
+            <w:shd w:val="clear" w:color="auto" w:fill="auto"/>
+            <w:noWrap/>
+            <w:vAlign w:val="bottom"/>
+            <w:hideMark/>
+          </w:tcPr>
+          <w:p>
+            <w:pPr>
+              <w:spacing w:after="0" w:line="240" w:lineRule="auto"/>
+              <w:jc w:val="right"/>
+              <w:rPr>
+                <w:rFonts w:ascii="Calibri" w:eastAsia="Times New Roman" w:hAnsi="Calibri" w:cs="Calibri"/>
+                <w:color w:val="000000"/>
+                <w:lang w:val="es-BO" w:eastAsia="es-BO"/>
+              </w:rPr>
+            </w:pPr>
+            <w:r>
+              <w:rPr>
+                <w:rFonts w:ascii="Calibri" w:eastAsia="Times New Roman" w:hAnsi="Calibri" w:cs="Calibri"/>
+                <w:color w:val="000000"/>
+                <w:lang w:val="es-BO" w:eastAsia="es-BO"/>
+              </w:rPr>
+              <w:t> </w:t>
+            </w:r>
+          </w:p>
+        </w:tc>
+        <w:tc>
+          <w:tcPr>
+            <w:tcW w:w="594" w:type="dxa"/>
+            <w:tcBorders>
+              <w:top w:val="nil"/>
+              <w:left w:val="nil"/>
+              <w:bottom w:val="nil"/>
+              <w:right w:val="nil"/>
+            </w:tcBorders>
+            <w:shd w:val="clear" w:color="auto" w:fill="auto"/>
+            <w:noWrap/>
+            <w:vAlign w:val="bottom"/>
+            <w:hideMark/>
+          </w:tcPr>
+          <w:p>
+            <w:pPr>
+              <w:spacing w:after="0" w:line="240" w:lineRule="auto"/>
+              <w:jc w:val="right"/>
+              <w:rPr>
+                <w:rFonts w:ascii="Calibri" w:eastAsia="Times New Roman" w:hAnsi="Calibri" w:cs="Calibri"/>
+                <w:color w:val="000000"/>
+                <w:lang w:val="es-BO" w:eastAsia="es-BO"/>
+              </w:rPr>
+            </w:pPr>
+          </w:p>
+        </w:tc>
+        <w:tc>
+          <w:tcPr>
+            <w:tcW w:w="594" w:type="dxa"/>
+            <w:tcBorders>
+              <w:top w:val="nil"/>
+              <w:left w:val="single" w:sz="4" w:space="0" w:color="FFFFFF"/>
+              <w:bottom w:val="single" w:sz="4" w:space="0" w:color="FFFFFF"/>
+              <w:right w:val="single" w:sz="4" w:space="0" w:color="FFFFFF"/>
+            </w:tcBorders>
+            <w:shd w:val="clear" w:color="auto" w:fill="auto"/>
+            <w:noWrap/>
+            <w:vAlign w:val="bottom"/>
+            <w:hideMark/>
+          </w:tcPr>
+          <w:p>
+            <w:pPr>
+              <w:spacing w:after="0" w:line="240" w:lineRule="auto"/>
+              <w:rPr>
+                <w:rFonts w:ascii="Times New Roman" w:eastAsia="Times New Roman" w:hAnsi="Times New Roman" w:cs="Times New Roman"/>
+                <w:color w:val="000000"/>
+                <w:sz w:val="24"/>
+                <w:szCs w:val="24"/>
+                <w:lang w:val="es-BO" w:eastAsia="es-BO"/>
+              </w:rPr>
+            </w:pPr>
+            <w:r>
+              <w:rPr>
+                <w:rFonts w:ascii="Times New Roman" w:eastAsia="Times New Roman" w:hAnsi="Times New Roman" w:cs="Times New Roman"/>
+                <w:color w:val="000000"/>
+                <w:sz w:val="24"/>
+                <w:szCs w:val="24"/>
+                <w:lang w:val="es-BO" w:eastAsia="es-BO"/>
+              </w:rPr>
+              <w:t> </w:t>
+            </w:r>
+          </w:p>
+        </w:tc>
+        <w:tc>
+          <w:tcPr>
+            <w:tcW w:w="593" w:type="dxa"/>
+            <w:tcBorders>
+              <w:top w:val="nil"/>
+              <w:left w:val="nil"/>
+              <w:bottom w:val="single" w:sz="4" w:space="0" w:color="FFFFFF"/>
+              <w:right w:val="single" w:sz="4" w:space="0" w:color="FFFFFF"/>
+            </w:tcBorders>
+            <w:shd w:val="clear" w:color="auto" w:fill="auto"/>
+            <w:noWrap/>
+            <w:vAlign w:val="bottom"/>
+            <w:hideMark/>
+          </w:tcPr>
+          <w:p>
+            <w:pPr>
+              <w:spacing w:after="0" w:line="240" w:lineRule="auto"/>
+              <w:rPr>
+                <w:rFonts w:ascii="Times New Roman" w:eastAsia="Times New Roman" w:hAnsi="Times New Roman" w:cs="Times New Roman"/>
+                <w:color w:val="000000"/>
+                <w:sz w:val="24"/>
+                <w:szCs w:val="24"/>
+                <w:lang w:val="es-BO" w:eastAsia="es-BO"/>
+              </w:rPr>
+            </w:pPr>
+            <w:r>
+              <w:rPr>
+                <w:rFonts w:ascii="Times New Roman" w:eastAsia="Times New Roman" w:hAnsi="Times New Roman" w:cs="Times New Roman"/>
+                <w:color w:val="000000"/>
+                <w:sz w:val="24"/>
+                <w:szCs w:val="24"/>
+                <w:lang w:val="es-BO" w:eastAsia="es-BO"/>
+              </w:rPr>
+              <w:t> </w:t>
+            </w:r>
+          </w:p>
+        </w:tc>
+        <w:tc>
+          <w:tcPr>
+            <w:tcW w:w="593" w:type="dxa"/>
+            <w:tcBorders>
+              <w:top w:val="nil"/>
+              <w:left w:val="nil"/>
+              <w:bottom w:val="single" w:sz="4" w:space="0" w:color="FFFFFF"/>
+              <w:right w:val="single" w:sz="4" w:space="0" w:color="FFFFFF"/>
+            </w:tcBorders>
+            <w:shd w:val="clear" w:color="auto" w:fill="auto"/>
+            <w:noWrap/>
+            <w:vAlign w:val="bottom"/>
+            <w:hideMark/>
+          </w:tcPr>
+          <w:p>
+            <w:pPr>
+              <w:spacing w:after="0" w:line="240" w:lineRule="auto"/>
+              <w:rPr>
+                <w:rFonts w:ascii="Times New Roman" w:eastAsia="Times New Roman" w:hAnsi="Times New Roman" w:cs="Times New Roman"/>
+                <w:color w:val="000000"/>
+                <w:sz w:val="24"/>
+                <w:szCs w:val="24"/>
+                <w:lang w:val="es-BO" w:eastAsia="es-BO"/>
+              </w:rPr>
+            </w:pPr>
+            <w:r>
+              <w:rPr>
+                <w:rFonts w:ascii="Times New Roman" w:eastAsia="Times New Roman" w:hAnsi="Times New Roman" w:cs="Times New Roman"/>
+                <w:color w:val="000000"/>
+                <w:sz w:val="24"/>
+                <w:szCs w:val="24"/>
+                <w:lang w:val="es-BO" w:eastAsia="es-BO"/>
+              </w:rPr>
+              <w:t> </w:t>
+            </w:r>
+          </w:p>
+        </w:tc>
+        <w:tc>
+          <w:tcPr>
+            <w:tcW w:w="593" w:type="dxa"/>
+            <w:tcBorders>
+              <w:top w:val="nil"/>
+              <w:left w:val="nil"/>
+              <w:bottom w:val="single" w:sz="4" w:space="0" w:color="FFFFFF"/>
+              <w:right w:val="single" w:sz="4" w:space="0" w:color="FFFFFF"/>
+            </w:tcBorders>
+            <w:shd w:val="clear" w:color="auto" w:fill="auto"/>
+            <w:noWrap/>
+            <w:vAlign w:val="bottom"/>
+            <w:hideMark/>
+          </w:tcPr>
+          <w:p>
+            <w:pPr>
+              <w:spacing w:after="0" w:line="240" w:lineRule="auto"/>
+              <w:rPr>
+                <w:rFonts w:ascii="Times New Roman" w:eastAsia="Times New Roman" w:hAnsi="Times New Roman" w:cs="Times New Roman"/>
+                <w:color w:val="000000"/>
+                <w:sz w:val="24"/>
+                <w:szCs w:val="24"/>
+                <w:lang w:val="es-BO" w:eastAsia="es-BO"/>
+              </w:rPr>
+            </w:pPr>
+            <w:r>
+              <w:rPr>
+                <w:rFonts w:ascii="Times New Roman" w:eastAsia="Times New Roman" w:hAnsi="Times New Roman" w:cs="Times New Roman"/>
+                <w:color w:val="000000"/>
+                <w:sz w:val="24"/>
+                <w:szCs w:val="24"/>
+                <w:lang w:val="es-BO" w:eastAsia="es-BO"/>
+              </w:rPr>
+              <w:t> </w:t>
+            </w:r>
+          </w:p>
+        </w:tc>
+        <w:tc>
+          <w:tcPr>
+            <w:tcW w:w="593" w:type="dxa"/>
+            <w:tcBorders>
+              <w:top w:val="nil"/>
+              <w:left w:val="nil"/>
+              <w:bottom w:val="single" w:sz="4" w:space="0" w:color="FFFFFF"/>
+              <w:right w:val="single" w:sz="4" w:space="0" w:color="FFFFFF"/>
+            </w:tcBorders>
+            <w:shd w:val="clear" w:color="auto" w:fill="auto"/>
+            <w:noWrap/>
+            <w:vAlign w:val="bottom"/>
+            <w:hideMark/>
+          </w:tcPr>
+          <w:p>
+            <w:pPr>
+              <w:spacing w:after="0" w:line="240" w:lineRule="auto"/>
+              <w:rPr>
+                <w:rFonts w:ascii="Times New Roman" w:eastAsia="Times New Roman" w:hAnsi="Times New Roman" w:cs="Times New Roman"/>
+                <w:color w:val="000000"/>
+                <w:sz w:val="24"/>
+                <w:szCs w:val="24"/>
+                <w:lang w:val="es-BO" w:eastAsia="es-BO"/>
+              </w:rPr>
+            </w:pPr>
+            <w:r>
+              <w:rPr>
+                <w:rFonts w:ascii="Times New Roman" w:eastAsia="Times New Roman" w:hAnsi="Times New Roman" w:cs="Times New Roman"/>
+                <w:color w:val="000000"/>
+                <w:sz w:val="24"/>
+                <w:szCs w:val="24"/>
+                <w:lang w:val="es-BO" w:eastAsia="es-BO"/>
+              </w:rPr>
+              <w:t> </w:t>
+            </w:r>
+          </w:p>
+        </w:tc>
+        <w:tc>
+          <w:tcPr>
+            <w:tcW w:w="593" w:type="dxa"/>
+            <w:tcBorders>
+              <w:top w:val="nil"/>
+              <w:left w:val="nil"/>
+              <w:bottom w:val="single" w:sz="4" w:space="0" w:color="FFFFFF"/>
+              <w:right w:val="single" w:sz="4" w:space="0" w:color="FFFFFF"/>
+            </w:tcBorders>
+            <w:shd w:val="clear" w:color="auto" w:fill="auto"/>
+            <w:noWrap/>
+            <w:vAlign w:val="bottom"/>
+            <w:hideMark/>
+          </w:tcPr>
+          <w:p>
+            <w:pPr>
+              <w:spacing w:after="0" w:line="240" w:lineRule="auto"/>
+              <w:rPr>
+                <w:rFonts w:ascii="Times New Roman" w:eastAsia="Times New Roman" w:hAnsi="Times New Roman" w:cs="Times New Roman"/>
+                <w:color w:val="000000"/>
+                <w:sz w:val="24"/>
+                <w:szCs w:val="24"/>
+                <w:lang w:val="es-BO" w:eastAsia="es-BO"/>
+              </w:rPr>
+            </w:pPr>
+            <w:r>
+              <w:rPr>
+                <w:rFonts w:ascii="Times New Roman" w:eastAsia="Times New Roman" w:hAnsi="Times New Roman" w:cs="Times New Roman"/>
+                <w:color w:val="000000"/>
+                <w:sz w:val="24"/>
+                <w:szCs w:val="24"/>
+                <w:lang w:val="es-BO" w:eastAsia="es-BO"/>
+              </w:rPr>
+              <w:t> </w:t>
+            </w:r>
+          </w:p>
+        </w:tc>
+        <w:tc>
+          <w:tcPr>
+            <w:tcW w:w="593" w:type="dxa"/>
+            <w:tcBorders>
+              <w:top w:val="nil"/>
+              <w:left w:val="nil"/>
+              <w:bottom w:val="single" w:sz="4" w:space="0" w:color="FFFFFF"/>
+              <w:right w:val="single" w:sz="4" w:space="0" w:color="FFFFFF"/>
+            </w:tcBorders>
+            <w:shd w:val="clear" w:color="auto" w:fill="auto"/>
+            <w:noWrap/>
+            <w:vAlign w:val="bottom"/>
+            <w:hideMark/>
+          </w:tcPr>
+          <w:p>
+            <w:pPr>
+              <w:spacing w:after="0" w:line="240" w:lineRule="auto"/>
+              <w:rPr>
+                <w:rFonts w:ascii="Times New Roman" w:eastAsia="Times New Roman" w:hAnsi="Times New Roman" w:cs="Times New Roman"/>
+                <w:color w:val="000000"/>
+                <w:sz w:val="24"/>
+                <w:szCs w:val="24"/>
+                <w:lang w:val="es-BO" w:eastAsia="es-BO"/>
+              </w:rPr>
+            </w:pPr>
+            <w:r>
+              <w:rPr>
+                <w:rFonts w:ascii="Times New Roman" w:eastAsia="Times New Roman" w:hAnsi="Times New Roman" w:cs="Times New Roman"/>
+                <w:color w:val="000000"/>
+                <w:sz w:val="24"/>
+                <w:szCs w:val="24"/>
+                <w:lang w:val="es-BO" w:eastAsia="es-BO"/>
+              </w:rPr>
+              <w:t> </w:t>
+            </w:r>
+          </w:p>
+        </w:tc>
+      </w:tr>
+      <w:tr>
+        <w:trPr>
+          <w:trHeight w:val="324"/>
+          <w:jc w:val="center"/>
+        </w:trPr>
+        <w:tc>
+          <w:tcPr>
+            <w:tcW w:w="1240" w:type="dxa"/>
+            <w:tcBorders>
+              <w:top w:val="nil"/>
+              <w:left w:val="single" w:sz="8" w:space="0" w:color="FFFFFF"/>
+              <w:bottom w:val="single" w:sz="8" w:space="0" w:color="FFFFFF"/>
+              <w:right w:val="nil"/>
+            </w:tcBorders>
+            <w:shd w:val="clear" w:color="auto" w:fill="auto"/>
+            <w:noWrap/>
+            <w:vAlign w:val="center"/>
+            <w:hideMark/>
+          </w:tcPr>
+          <w:p>
+            <w:pPr>
+              <w:spacing w:after="0" w:line="240" w:lineRule="auto"/>
+              <w:jc w:val="right"/>
+              <w:rPr>
+                <w:rFonts w:ascii="Times New Roman" w:eastAsia="Times New Roman" w:hAnsi="Times New Roman" w:cs="Times New Roman"/>
+                <w:color w:val="000000"/>
+                <w:sz w:val="24"/>
+                <w:szCs w:val="24"/>
+                <w:lang w:val="es-BO" w:eastAsia="es-BO"/>
+              </w:rPr>
+            </w:pPr>
+            <w:r>
+              <w:rPr>
+                <w:rFonts w:ascii="Times New Roman" w:eastAsia="Times New Roman" w:hAnsi="Times New Roman" w:cs="Times New Roman"/>
+                <w:color w:val="000000"/>
+                <w:sz w:val="24"/>
+                <w:szCs w:val="24"/>
+                <w:lang w:eastAsia="es-BO"/>
+              </w:rPr>
+              <w:t> </w:t>
+            </w:r>
+          </w:p>
+        </w:tc>
+        <w:tc>
+          <w:tcPr>
+            <w:tcW w:w="594" w:type="dxa"/>
+            <w:tcBorders>
+              <w:top w:val="single" w:sz="8" w:space="0" w:color="000000"/>
+              <w:left w:val="single" w:sz="8" w:space="0" w:color="000000"/>
+              <w:bottom w:val="single" w:sz="8" w:space="0" w:color="000000"/>
+              <w:right w:val="single" w:sz="8" w:space="0" w:color="000000"/>
+            </w:tcBorders>
+            <w:shd w:val="clear" w:color="000000" w:fill="D9E1F2"/>
+            <w:noWrap/>
+            <w:vAlign w:val="center"/>
+            <w:hideMark/>
+          </w:tcPr>
+          <w:p>
+            <w:pPr>
+              <w:spacing w:after="0" w:line="240" w:lineRule="auto"/>
+              <w:jc w:val="center"/>
+              <w:rPr>
+                <w:rFonts w:ascii="Times New Roman" w:eastAsia="Times New Roman" w:hAnsi="Times New Roman" w:cs="Times New Roman"/>
+                <w:color w:val="000000"/>
+                <w:sz w:val="24"/>
+                <w:szCs w:val="24"/>
+                <w:lang w:val="es-BO" w:eastAsia="es-BO"/>
+              </w:rPr>
+            </w:pPr>
+            <w:r>
+              <w:rPr>
+                <w:rFonts w:ascii="Times New Roman" w:eastAsia="Times New Roman" w:hAnsi="Times New Roman" w:cs="Times New Roman"/>
+                <w:color w:val="000000"/>
+                <w:sz w:val="24"/>
+                <w:szCs w:val="24"/>
+                <w:lang w:eastAsia="es-BO"/>
+              </w:rPr>
+              <w:t>-1</w:t>
+            </w:r>
+          </w:p>
+        </w:tc>
+        <w:tc>
+          <w:tcPr>
+            <w:tcW w:w="594" w:type="dxa"/>
+            <w:tcBorders>
+              <w:top w:val="single" w:sz="8" w:space="0" w:color="000000"/>
+              <w:left w:val="nil"/>
+              <w:bottom w:val="single" w:sz="8" w:space="0" w:color="000000"/>
+              <w:right w:val="single" w:sz="8" w:space="0" w:color="000000"/>
+            </w:tcBorders>
+            <w:shd w:val="clear" w:color="000000" w:fill="D9E1F2"/>
+            <w:noWrap/>
+            <w:vAlign w:val="center"/>
+            <w:hideMark/>
+          </w:tcPr>
+          <w:p>
+            <w:pPr>
+              <w:spacing w:after="0" w:line="240" w:lineRule="auto"/>
+              <w:jc w:val="center"/>
+              <w:rPr>
+                <w:rFonts w:ascii="Times New Roman" w:eastAsia="Times New Roman" w:hAnsi="Times New Roman" w:cs="Times New Roman"/>
+                <w:color w:val="000000"/>
+                <w:sz w:val="24"/>
+                <w:szCs w:val="24"/>
+                <w:lang w:val="es-BO" w:eastAsia="es-BO"/>
+              </w:rPr>
+            </w:pPr>
+            <w:r>
+              <w:rPr>
+                <w:rFonts w:ascii="Times New Roman" w:eastAsia="Times New Roman" w:hAnsi="Times New Roman" w:cs="Times New Roman"/>
+                <w:color w:val="000000"/>
+                <w:sz w:val="24"/>
+                <w:szCs w:val="24"/>
+                <w:lang w:eastAsia="es-BO"/>
+              </w:rPr>
+              <w:t>2</w:t>
+            </w:r>
+          </w:p>
+        </w:tc>
+        <w:tc>
+          <w:tcPr>
+            <w:tcW w:w="593" w:type="dxa"/>
+            <w:tcBorders>
+              <w:top w:val="single" w:sz="8" w:space="0" w:color="000000"/>
+              <w:left w:val="nil"/>
+              <w:bottom w:val="single" w:sz="8" w:space="0" w:color="000000"/>
+              <w:right w:val="single" w:sz="8" w:space="0" w:color="000000"/>
+            </w:tcBorders>
+            <w:shd w:val="clear" w:color="auto" w:fill="auto"/>
+            <w:noWrap/>
+            <w:vAlign w:val="center"/>
+            <w:hideMark/>
+          </w:tcPr>
+          <w:p>
+            <w:pPr>
+              <w:spacing w:after="0" w:line="240" w:lineRule="auto"/>
+              <w:jc w:val="center"/>
+              <w:rPr>
+                <w:rFonts w:ascii="Times New Roman" w:eastAsia="Times New Roman" w:hAnsi="Times New Roman" w:cs="Times New Roman"/>
+                <w:color w:val="000000"/>
+                <w:sz w:val="24"/>
+                <w:szCs w:val="24"/>
+                <w:lang w:val="es-BO" w:eastAsia="es-BO"/>
+              </w:rPr>
+            </w:pPr>
+            <w:r>
+              <w:rPr>
+                <w:rFonts w:ascii="Times New Roman" w:eastAsia="Times New Roman" w:hAnsi="Times New Roman" w:cs="Times New Roman"/>
+                <w:color w:val="000000"/>
+                <w:sz w:val="24"/>
+                <w:szCs w:val="24"/>
+                <w:lang w:eastAsia="es-BO"/>
+              </w:rPr>
+              <w:t>4</w:t>
+            </w:r>
+          </w:p>
+        </w:tc>
+        <w:tc>
+          <w:tcPr>
+            <w:tcW w:w="593" w:type="dxa"/>
+            <w:tcBorders>
+              <w:top w:val="single" w:sz="8" w:space="0" w:color="000000"/>
+              <w:left w:val="nil"/>
+              <w:bottom w:val="single" w:sz="8" w:space="0" w:color="000000"/>
+              <w:right w:val="single" w:sz="8" w:space="0" w:color="000000"/>
+            </w:tcBorders>
+            <w:shd w:val="clear" w:color="auto" w:fill="auto"/>
+            <w:noWrap/>
+            <w:vAlign w:val="center"/>
+            <w:hideMark/>
+          </w:tcPr>
+          <w:p>
+            <w:pPr>
+              <w:spacing w:after="0" w:line="240" w:lineRule="auto"/>
+              <w:jc w:val="center"/>
+              <w:rPr>
+                <w:rFonts w:ascii="Times New Roman" w:eastAsia="Times New Roman" w:hAnsi="Times New Roman" w:cs="Times New Roman"/>
+                <w:color w:val="000000"/>
+                <w:sz w:val="24"/>
+                <w:szCs w:val="24"/>
+                <w:lang w:val="es-BO" w:eastAsia="es-BO"/>
+              </w:rPr>
+            </w:pPr>
+            <w:r>
+              <w:rPr>
+                <w:rFonts w:ascii="Times New Roman" w:eastAsia="Times New Roman" w:hAnsi="Times New Roman" w:cs="Times New Roman"/>
+                <w:color w:val="000000"/>
+                <w:sz w:val="24"/>
+                <w:szCs w:val="24"/>
+                <w:lang w:eastAsia="es-BO"/>
+              </w:rPr>
+              <w:t>-3</w:t>
+            </w:r>
+          </w:p>
+        </w:tc>
+        <w:tc>
+          <w:tcPr>
+            <w:tcW w:w="593" w:type="dxa"/>
+            <w:tcBorders>
+              <w:top w:val="single" w:sz="8" w:space="0" w:color="000000"/>
+              <w:left w:val="nil"/>
+              <w:bottom w:val="single" w:sz="8" w:space="0" w:color="000000"/>
+              <w:right w:val="single" w:sz="8" w:space="0" w:color="000000"/>
+            </w:tcBorders>
+            <w:shd w:val="clear" w:color="auto" w:fill="auto"/>
+            <w:noWrap/>
+            <w:vAlign w:val="center"/>
+            <w:hideMark/>
+          </w:tcPr>
+          <w:p>
+            <w:pPr>
+              <w:spacing w:after="0" w:line="240" w:lineRule="auto"/>
+              <w:jc w:val="center"/>
+              <w:rPr>
+                <w:rFonts w:ascii="Times New Roman" w:eastAsia="Times New Roman" w:hAnsi="Times New Roman" w:cs="Times New Roman"/>
+                <w:color w:val="000000"/>
+                <w:sz w:val="24"/>
+                <w:szCs w:val="24"/>
+                <w:lang w:val="es-BO" w:eastAsia="es-BO"/>
+              </w:rPr>
+            </w:pPr>
+            <w:r>
+              <w:rPr>
+                <w:rFonts w:ascii="Times New Roman" w:eastAsia="Times New Roman" w:hAnsi="Times New Roman" w:cs="Times New Roman"/>
+                <w:color w:val="000000"/>
+                <w:sz w:val="24"/>
+                <w:szCs w:val="24"/>
+                <w:lang w:eastAsia="es-BO"/>
+              </w:rPr>
+              <w:t>5</w:t>
+            </w:r>
+          </w:p>
+        </w:tc>
+        <w:tc>
+          <w:tcPr>
+            <w:tcW w:w="593" w:type="dxa"/>
+            <w:tcBorders>
+              <w:top w:val="single" w:sz="8" w:space="0" w:color="000000"/>
+              <w:left w:val="nil"/>
+              <w:bottom w:val="single" w:sz="8" w:space="0" w:color="000000"/>
+              <w:right w:val="single" w:sz="8" w:space="0" w:color="000000"/>
+            </w:tcBorders>
+            <w:shd w:val="clear" w:color="auto" w:fill="auto"/>
+            <w:noWrap/>
+            <w:vAlign w:val="center"/>
+            <w:hideMark/>
+          </w:tcPr>
+          <w:p>
+            <w:pPr>
+              <w:spacing w:after="0" w:line="240" w:lineRule="auto"/>
+              <w:jc w:val="center"/>
+              <w:rPr>
+                <w:rFonts w:ascii="Times New Roman" w:eastAsia="Times New Roman" w:hAnsi="Times New Roman" w:cs="Times New Roman"/>
+                <w:color w:val="000000"/>
+                <w:sz w:val="24"/>
+                <w:szCs w:val="24"/>
+                <w:lang w:val="es-BO" w:eastAsia="es-BO"/>
+              </w:rPr>
+            </w:pPr>
+            <w:r>
+              <w:rPr>
+                <w:rFonts w:ascii="Times New Roman" w:eastAsia="Times New Roman" w:hAnsi="Times New Roman" w:cs="Times New Roman"/>
+                <w:color w:val="000000"/>
+                <w:sz w:val="24"/>
+                <w:szCs w:val="24"/>
+                <w:lang w:eastAsia="es-BO"/>
+              </w:rPr>
+              <w:t>2</w:t>
+            </w:r>
+          </w:p>
+        </w:tc>
+        <w:tc>
+          <w:tcPr>
+            <w:tcW w:w="593" w:type="dxa"/>
+            <w:tcBorders>
+              <w:top w:val="single" w:sz="8" w:space="0" w:color="000000"/>
+              <w:left w:val="nil"/>
+              <w:bottom w:val="single" w:sz="8" w:space="0" w:color="000000"/>
+              <w:right w:val="single" w:sz="8" w:space="0" w:color="000000"/>
+            </w:tcBorders>
+            <w:shd w:val="clear" w:color="auto" w:fill="auto"/>
+            <w:noWrap/>
+            <w:vAlign w:val="center"/>
+            <w:hideMark/>
+          </w:tcPr>
+          <w:p>
+            <w:pPr>
+              <w:spacing w:after="0" w:line="240" w:lineRule="auto"/>
+              <w:jc w:val="center"/>
+              <w:rPr>
+                <w:rFonts w:ascii="Times New Roman" w:eastAsia="Times New Roman" w:hAnsi="Times New Roman" w:cs="Times New Roman"/>
+                <w:color w:val="000000"/>
+                <w:sz w:val="24"/>
+                <w:szCs w:val="24"/>
+                <w:lang w:val="es-BO" w:eastAsia="es-BO"/>
+              </w:rPr>
+            </w:pPr>
+            <w:r>
+              <w:rPr>
+                <w:rFonts w:ascii="Times New Roman" w:eastAsia="Times New Roman" w:hAnsi="Times New Roman" w:cs="Times New Roman"/>
+                <w:color w:val="000000"/>
+                <w:sz w:val="24"/>
+                <w:szCs w:val="24"/>
+                <w:lang w:eastAsia="es-BO"/>
+              </w:rPr>
+              <w:t>-5</w:t>
+            </w:r>
+          </w:p>
+        </w:tc>
+        <w:tc>
+          <w:tcPr>
+            <w:tcW w:w="593" w:type="dxa"/>
+            <w:tcBorders>
+              <w:top w:val="single" w:sz="8" w:space="0" w:color="000000"/>
+              <w:left w:val="nil"/>
+              <w:bottom w:val="single" w:sz="8" w:space="0" w:color="000000"/>
+              <w:right w:val="single" w:sz="8" w:space="0" w:color="000000"/>
+            </w:tcBorders>
+            <w:shd w:val="clear" w:color="auto" w:fill="auto"/>
+            <w:noWrap/>
+            <w:vAlign w:val="center"/>
+            <w:hideMark/>
+          </w:tcPr>
+          <w:p>
+            <w:pPr>
+              <w:spacing w:after="0" w:line="240" w:lineRule="auto"/>
+              <w:jc w:val="center"/>
+              <w:rPr>
+                <w:rFonts w:ascii="Times New Roman" w:eastAsia="Times New Roman" w:hAnsi="Times New Roman" w:cs="Times New Roman"/>
+                <w:color w:val="000000"/>
+                <w:sz w:val="24"/>
+                <w:szCs w:val="24"/>
+                <w:lang w:val="es-BO" w:eastAsia="es-BO"/>
+              </w:rPr>
+            </w:pPr>
+            <w:r>
+              <w:rPr>
+                <w:rFonts w:ascii="Times New Roman" w:eastAsia="Times New Roman" w:hAnsi="Times New Roman" w:cs="Times New Roman"/>
+                <w:color w:val="000000"/>
+                <w:sz w:val="24"/>
+                <w:szCs w:val="24"/>
+                <w:lang w:eastAsia="es-BO"/>
+              </w:rPr>
+              <w:t>2</w:t>
+            </w:r>
+          </w:p>
+        </w:tc>
+      </w:tr>
+      <w:tr>
+        <w:trPr>
+          <w:trHeight w:val="312"/>
+          <w:jc w:val="center"/>
+        </w:trPr>
+        <w:tc>
+          <w:tcPr>
+            <w:tcW w:w="1240" w:type="dxa"/>
+            <w:tcBorders>
+              <w:top w:val="single" w:sz="4" w:space="0" w:color="FFFFFF"/>
+              <w:left w:val="single" w:sz="4" w:space="0" w:color="FFFFFF"/>
+              <w:bottom w:val="single" w:sz="4" w:space="0" w:color="FFFFFF"/>
+              <w:right w:val="single" w:sz="4" w:space="0" w:color="FFFFFF"/>
+            </w:tcBorders>
+            <w:shd w:val="clear" w:color="auto" w:fill="auto"/>
+            <w:noWrap/>
+            <w:vAlign w:val="bottom"/>
+            <w:hideMark/>
+          </w:tcPr>
+          <w:p>
+            <w:pPr>
+              <w:spacing w:after="0" w:line="240" w:lineRule="auto"/>
+              <w:jc w:val="right"/>
+              <w:rPr>
+                <w:rFonts w:ascii="Times New Roman" w:eastAsia="Times New Roman" w:hAnsi="Times New Roman" w:cs="Times New Roman"/>
+                <w:color w:val="000000"/>
+                <w:sz w:val="24"/>
+                <w:szCs w:val="24"/>
+                <w:lang w:val="es-BO" w:eastAsia="es-BO"/>
+              </w:rPr>
+            </w:pPr>
+            <w:r>
+              <w:rPr>
+                <w:rFonts w:ascii="Times New Roman" w:eastAsia="Times New Roman" w:hAnsi="Times New Roman" w:cs="Times New Roman"/>
+                <w:color w:val="000000"/>
+                <w:sz w:val="24"/>
+                <w:szCs w:val="24"/>
+                <w:lang w:val="es-BO" w:eastAsia="es-BO"/>
+              </w:rPr>
+              <w:t xml:space="preserve">Suma </w:t>
+            </w:r>
+          </w:p>
+        </w:tc>
+        <w:tc>
+          <w:tcPr>
+            <w:tcW w:w="594" w:type="dxa"/>
+            <w:tcBorders>
+              <w:top w:val="single" w:sz="4" w:space="0" w:color="FFFFFF"/>
+              <w:left w:val="nil"/>
+              <w:bottom w:val="single" w:sz="4" w:space="0" w:color="FFFFFF"/>
+              <w:right w:val="single" w:sz="4" w:space="0" w:color="FFFFFF"/>
+            </w:tcBorders>
+            <w:shd w:val="clear" w:color="auto" w:fill="auto"/>
+            <w:noWrap/>
+            <w:vAlign w:val="bottom"/>
+            <w:hideMark/>
+          </w:tcPr>
+          <w:p>
+            <w:pPr>
+              <w:spacing w:after="0" w:line="240" w:lineRule="auto"/>
+              <w:jc w:val="right"/>
+              <w:rPr>
+                <w:rFonts w:ascii="Times New Roman" w:eastAsia="Times New Roman" w:hAnsi="Times New Roman" w:cs="Times New Roman"/>
+                <w:color w:val="000000"/>
+                <w:sz w:val="24"/>
+                <w:szCs w:val="24"/>
+                <w:lang w:val="es-BO" w:eastAsia="es-BO"/>
+              </w:rPr>
+            </w:pPr>
+            <w:r>
+              <w:rPr>
+                <w:rFonts w:ascii="Times New Roman" w:eastAsia="Times New Roman" w:hAnsi="Times New Roman" w:cs="Times New Roman"/>
+                <w:color w:val="000000"/>
+                <w:sz w:val="24"/>
+                <w:szCs w:val="24"/>
+                <w:lang w:val="es-BO" w:eastAsia="es-BO"/>
+              </w:rPr>
+              <w:t>-1</w:t>
+            </w:r>
+          </w:p>
+        </w:tc>
+        <w:tc>
+          <w:tcPr>
+            <w:tcW w:w="594" w:type="dxa"/>
+            <w:tcBorders>
+              <w:top w:val="single" w:sz="4" w:space="0" w:color="FFFFFF"/>
+              <w:left w:val="nil"/>
+              <w:bottom w:val="single" w:sz="4" w:space="0" w:color="FFFFFF"/>
+              <w:right w:val="single" w:sz="4" w:space="0" w:color="FFFFFF"/>
+            </w:tcBorders>
+            <w:shd w:val="clear" w:color="auto" w:fill="auto"/>
+            <w:noWrap/>
+            <w:vAlign w:val="bottom"/>
+            <w:hideMark/>
+          </w:tcPr>
+          <w:p>
+            <w:pPr>
+              <w:spacing w:after="0" w:line="240" w:lineRule="auto"/>
+              <w:rPr>
+                <w:rFonts w:ascii="Times New Roman" w:eastAsia="Times New Roman" w:hAnsi="Times New Roman" w:cs="Times New Roman"/>
+                <w:color w:val="000000"/>
+                <w:sz w:val="24"/>
+                <w:szCs w:val="24"/>
+                <w:lang w:val="es-BO" w:eastAsia="es-BO"/>
+              </w:rPr>
+            </w:pPr>
+            <w:r>
+              <w:rPr>
+                <w:rFonts w:ascii="Times New Roman" w:eastAsia="Times New Roman" w:hAnsi="Times New Roman" w:cs="Times New Roman"/>
+                <w:color w:val="000000"/>
+                <w:sz w:val="24"/>
+                <w:szCs w:val="24"/>
+                <w:lang w:val="es-BO" w:eastAsia="es-BO"/>
+              </w:rPr>
+              <w:t> </w:t>
+            </w:r>
+          </w:p>
+        </w:tc>
+        <w:tc>
+          <w:tcPr>
+            <w:tcW w:w="593" w:type="dxa"/>
+            <w:tcBorders>
+              <w:top w:val="single" w:sz="4" w:space="0" w:color="FFFFFF"/>
+              <w:left w:val="nil"/>
+              <w:bottom w:val="single" w:sz="4" w:space="0" w:color="FFFFFF"/>
+              <w:right w:val="single" w:sz="4" w:space="0" w:color="FFFFFF"/>
+            </w:tcBorders>
+            <w:shd w:val="clear" w:color="auto" w:fill="auto"/>
+            <w:noWrap/>
+            <w:vAlign w:val="bottom"/>
+            <w:hideMark/>
+          </w:tcPr>
+          <w:p>
+            <w:pPr>
+              <w:spacing w:after="0" w:line="240" w:lineRule="auto"/>
+              <w:rPr>
+                <w:rFonts w:ascii="Times New Roman" w:eastAsia="Times New Roman" w:hAnsi="Times New Roman" w:cs="Times New Roman"/>
+                <w:color w:val="000000"/>
+                <w:sz w:val="24"/>
+                <w:szCs w:val="24"/>
+                <w:lang w:val="es-BO" w:eastAsia="es-BO"/>
+              </w:rPr>
+            </w:pPr>
+            <w:r>
+              <w:rPr>
+                <w:rFonts w:ascii="Times New Roman" w:eastAsia="Times New Roman" w:hAnsi="Times New Roman" w:cs="Times New Roman"/>
+                <w:color w:val="000000"/>
+                <w:sz w:val="24"/>
+                <w:szCs w:val="24"/>
+                <w:lang w:val="es-BO" w:eastAsia="es-BO"/>
+              </w:rPr>
+              <w:t> </w:t>
+            </w:r>
+          </w:p>
+        </w:tc>
+        <w:tc>
+          <w:tcPr>
+            <w:tcW w:w="593" w:type="dxa"/>
+            <w:tcBorders>
+              <w:top w:val="single" w:sz="4" w:space="0" w:color="FFFFFF"/>
+              <w:left w:val="nil"/>
+              <w:bottom w:val="single" w:sz="4" w:space="0" w:color="FFFFFF"/>
+              <w:right w:val="single" w:sz="4" w:space="0" w:color="FFFFFF"/>
+            </w:tcBorders>
+            <w:shd w:val="clear" w:color="auto" w:fill="auto"/>
+            <w:noWrap/>
+            <w:vAlign w:val="bottom"/>
+            <w:hideMark/>
+          </w:tcPr>
+          <w:p>
+            <w:pPr>
+              <w:spacing w:after="0" w:line="240" w:lineRule="auto"/>
+              <w:rPr>
+                <w:rFonts w:ascii="Times New Roman" w:eastAsia="Times New Roman" w:hAnsi="Times New Roman" w:cs="Times New Roman"/>
+                <w:color w:val="000000"/>
+                <w:sz w:val="24"/>
+                <w:szCs w:val="24"/>
+                <w:lang w:val="es-BO" w:eastAsia="es-BO"/>
+              </w:rPr>
+            </w:pPr>
+            <w:r>
+              <w:rPr>
+                <w:rFonts w:ascii="Times New Roman" w:eastAsia="Times New Roman" w:hAnsi="Times New Roman" w:cs="Times New Roman"/>
+                <w:color w:val="000000"/>
+                <w:sz w:val="24"/>
+                <w:szCs w:val="24"/>
+                <w:lang w:val="es-BO" w:eastAsia="es-BO"/>
+              </w:rPr>
+              <w:t> </w:t>
+            </w:r>
+          </w:p>
+        </w:tc>
+        <w:tc>
+          <w:tcPr>
+            <w:tcW w:w="593" w:type="dxa"/>
+            <w:tcBorders>
+              <w:top w:val="single" w:sz="4" w:space="0" w:color="FFFFFF"/>
+              <w:left w:val="nil"/>
+              <w:bottom w:val="single" w:sz="4" w:space="0" w:color="FFFFFF"/>
+              <w:right w:val="single" w:sz="4" w:space="0" w:color="FFFFFF"/>
+            </w:tcBorders>
+            <w:shd w:val="clear" w:color="auto" w:fill="auto"/>
+            <w:noWrap/>
+            <w:vAlign w:val="bottom"/>
+            <w:hideMark/>
+          </w:tcPr>
+          <w:p>
+            <w:pPr>
+              <w:spacing w:after="0" w:line="240" w:lineRule="auto"/>
+              <w:rPr>
+                <w:rFonts w:ascii="Times New Roman" w:eastAsia="Times New Roman" w:hAnsi="Times New Roman" w:cs="Times New Roman"/>
+                <w:color w:val="000000"/>
+                <w:sz w:val="24"/>
+                <w:szCs w:val="24"/>
+                <w:lang w:val="es-BO" w:eastAsia="es-BO"/>
+              </w:rPr>
+            </w:pPr>
+            <w:r>
+              <w:rPr>
+                <w:rFonts w:ascii="Times New Roman" w:eastAsia="Times New Roman" w:hAnsi="Times New Roman" w:cs="Times New Roman"/>
+                <w:color w:val="000000"/>
+                <w:sz w:val="24"/>
+                <w:szCs w:val="24"/>
+                <w:lang w:val="es-BO" w:eastAsia="es-BO"/>
+              </w:rPr>
+              <w:t> </w:t>
+            </w:r>
+          </w:p>
+        </w:tc>
+        <w:tc>
+          <w:tcPr>
+            <w:tcW w:w="593" w:type="dxa"/>
+            <w:tcBorders>
+              <w:top w:val="single" w:sz="4" w:space="0" w:color="FFFFFF"/>
+              <w:left w:val="nil"/>
+              <w:bottom w:val="single" w:sz="4" w:space="0" w:color="FFFFFF"/>
+              <w:right w:val="single" w:sz="4" w:space="0" w:color="FFFFFF"/>
+            </w:tcBorders>
+            <w:shd w:val="clear" w:color="auto" w:fill="auto"/>
+            <w:noWrap/>
+            <w:vAlign w:val="bottom"/>
+            <w:hideMark/>
+          </w:tcPr>
+          <w:p>
+            <w:pPr>
+              <w:spacing w:after="0" w:line="240" w:lineRule="auto"/>
+              <w:rPr>
+                <w:rFonts w:ascii="Times New Roman" w:eastAsia="Times New Roman" w:hAnsi="Times New Roman" w:cs="Times New Roman"/>
+                <w:color w:val="000000"/>
+                <w:sz w:val="24"/>
+                <w:szCs w:val="24"/>
+                <w:lang w:val="es-BO" w:eastAsia="es-BO"/>
+              </w:rPr>
+            </w:pPr>
+            <w:r>
+              <w:rPr>
+                <w:rFonts w:ascii="Times New Roman" w:eastAsia="Times New Roman" w:hAnsi="Times New Roman" w:cs="Times New Roman"/>
+                <w:color w:val="000000"/>
+                <w:sz w:val="24"/>
+                <w:szCs w:val="24"/>
+                <w:lang w:val="es-BO" w:eastAsia="es-BO"/>
+              </w:rPr>
+              <w:t> </w:t>
+            </w:r>
+          </w:p>
+        </w:tc>
+        <w:tc>
+          <w:tcPr>
+            <w:tcW w:w="593" w:type="dxa"/>
+            <w:tcBorders>
+              <w:top w:val="single" w:sz="4" w:space="0" w:color="FFFFFF"/>
+              <w:left w:val="nil"/>
+              <w:bottom w:val="single" w:sz="4" w:space="0" w:color="FFFFFF"/>
+              <w:right w:val="single" w:sz="4" w:space="0" w:color="FFFFFF"/>
+            </w:tcBorders>
+            <w:shd w:val="clear" w:color="auto" w:fill="auto"/>
+            <w:noWrap/>
+            <w:vAlign w:val="bottom"/>
+            <w:hideMark/>
+          </w:tcPr>
+          <w:p>
+            <w:pPr>
+              <w:spacing w:after="0" w:line="240" w:lineRule="auto"/>
+              <w:rPr>
+                <w:rFonts w:ascii="Times New Roman" w:eastAsia="Times New Roman" w:hAnsi="Times New Roman" w:cs="Times New Roman"/>
+                <w:color w:val="000000"/>
+                <w:sz w:val="24"/>
+                <w:szCs w:val="24"/>
+                <w:lang w:val="es-BO" w:eastAsia="es-BO"/>
+              </w:rPr>
+            </w:pPr>
+            <w:r>
+              <w:rPr>
+                <w:rFonts w:ascii="Times New Roman" w:eastAsia="Times New Roman" w:hAnsi="Times New Roman" w:cs="Times New Roman"/>
+                <w:color w:val="000000"/>
+                <w:sz w:val="24"/>
+                <w:szCs w:val="24"/>
+                <w:lang w:val="es-BO" w:eastAsia="es-BO"/>
+              </w:rPr>
+              <w:t> </w:t>
+            </w:r>
+          </w:p>
+        </w:tc>
+        <w:tc>
+          <w:tcPr>
+            <w:tcW w:w="593" w:type="dxa"/>
+            <w:tcBorders>
+              <w:top w:val="single" w:sz="4" w:space="0" w:color="FFFFFF"/>
+              <w:left w:val="nil"/>
+              <w:bottom w:val="single" w:sz="4" w:space="0" w:color="FFFFFF"/>
+              <w:right w:val="single" w:sz="4" w:space="0" w:color="FFFFFF"/>
+            </w:tcBorders>
+            <w:shd w:val="clear" w:color="auto" w:fill="auto"/>
+            <w:noWrap/>
+            <w:vAlign w:val="bottom"/>
+            <w:hideMark/>
+          </w:tcPr>
+          <w:p>
+            <w:pPr>
+              <w:spacing w:after="0" w:line="240" w:lineRule="auto"/>
+              <w:rPr>
+                <w:rFonts w:ascii="Times New Roman" w:eastAsia="Times New Roman" w:hAnsi="Times New Roman" w:cs="Times New Roman"/>
+                <w:color w:val="000000"/>
+                <w:sz w:val="24"/>
+                <w:szCs w:val="24"/>
+                <w:lang w:val="es-BO" w:eastAsia="es-BO"/>
+              </w:rPr>
+            </w:pPr>
+            <w:r>
+              <w:rPr>
+                <w:rFonts w:ascii="Times New Roman" w:eastAsia="Times New Roman" w:hAnsi="Times New Roman" w:cs="Times New Roman"/>
+                <w:color w:val="000000"/>
+                <w:sz w:val="24"/>
+                <w:szCs w:val="24"/>
+                <w:lang w:val="es-BO" w:eastAsia="es-BO"/>
+              </w:rPr>
+              <w:t> </w:t>
+            </w:r>
+          </w:p>
+        </w:tc>
+      </w:tr>
+      <w:tr>
+        <w:trPr>
+          <w:trHeight w:val="324"/>
+          <w:jc w:val="center"/>
+        </w:trPr>
+        <w:tc>
+          <w:tcPr>
+            <w:tcW w:w="1240" w:type="dxa"/>
+            <w:tcBorders>
+              <w:top w:val="nil"/>
+              <w:left w:val="single" w:sz="4" w:space="0" w:color="FFFFFF"/>
+              <w:bottom w:val="single" w:sz="4" w:space="0" w:color="FFFFFF"/>
+              <w:right w:val="single" w:sz="4" w:space="0" w:color="FFFFFF"/>
+            </w:tcBorders>
+            <w:shd w:val="clear" w:color="auto" w:fill="auto"/>
+            <w:noWrap/>
+            <w:vAlign w:val="bottom"/>
+            <w:hideMark/>
+          </w:tcPr>
+          <w:p>
+            <w:pPr>
+              <w:spacing w:after="0" w:line="240" w:lineRule="auto"/>
+              <w:jc w:val="right"/>
+              <w:rPr>
+                <w:rFonts w:ascii="Times New Roman" w:eastAsia="Times New Roman" w:hAnsi="Times New Roman" w:cs="Times New Roman"/>
+                <w:color w:val="000000"/>
+                <w:sz w:val="24"/>
+                <w:szCs w:val="24"/>
+                <w:lang w:val="es-BO" w:eastAsia="es-BO"/>
+              </w:rPr>
+            </w:pPr>
+            <w:r>
+              <w:rPr>
+                <w:rFonts w:ascii="Times New Roman" w:eastAsia="Times New Roman" w:hAnsi="Times New Roman" w:cs="Times New Roman"/>
+                <w:color w:val="000000"/>
+                <w:sz w:val="24"/>
+                <w:szCs w:val="24"/>
+                <w:lang w:val="es-BO" w:eastAsia="es-BO"/>
+              </w:rPr>
+              <w:t> </w:t>
+            </w:r>
+          </w:p>
+        </w:tc>
+        <w:tc>
+          <w:tcPr>
+            <w:tcW w:w="594" w:type="dxa"/>
+            <w:tcBorders>
+              <w:top w:val="nil"/>
+              <w:left w:val="nil"/>
+              <w:bottom w:val="single" w:sz="4" w:space="0" w:color="FFFFFF"/>
+              <w:right w:val="single" w:sz="4" w:space="0" w:color="FFFFFF"/>
+            </w:tcBorders>
+            <w:shd w:val="clear" w:color="auto" w:fill="auto"/>
+            <w:noWrap/>
+            <w:vAlign w:val="bottom"/>
+            <w:hideMark/>
+          </w:tcPr>
+          <w:p>
+            <w:pPr>
+              <w:spacing w:after="0" w:line="240" w:lineRule="auto"/>
+              <w:rPr>
+                <w:rFonts w:ascii="Times New Roman" w:eastAsia="Times New Roman" w:hAnsi="Times New Roman" w:cs="Times New Roman"/>
+                <w:color w:val="000000"/>
+                <w:sz w:val="24"/>
+                <w:szCs w:val="24"/>
+                <w:lang w:val="es-BO" w:eastAsia="es-BO"/>
+              </w:rPr>
+            </w:pPr>
+            <w:r>
+              <w:rPr>
+                <w:rFonts w:ascii="Times New Roman" w:eastAsia="Times New Roman" w:hAnsi="Times New Roman" w:cs="Times New Roman"/>
+                <w:color w:val="000000"/>
+                <w:sz w:val="24"/>
+                <w:szCs w:val="24"/>
+                <w:lang w:val="es-BO" w:eastAsia="es-BO"/>
+              </w:rPr>
+              <w:t> </w:t>
+            </w:r>
+          </w:p>
+        </w:tc>
+        <w:tc>
+          <w:tcPr>
+            <w:tcW w:w="594" w:type="dxa"/>
+            <w:tcBorders>
+              <w:top w:val="nil"/>
+              <w:left w:val="nil"/>
+              <w:bottom w:val="single" w:sz="4" w:space="0" w:color="FFFFFF"/>
+              <w:right w:val="single" w:sz="4" w:space="0" w:color="FFFFFF"/>
+            </w:tcBorders>
+            <w:shd w:val="clear" w:color="auto" w:fill="auto"/>
+            <w:noWrap/>
+            <w:vAlign w:val="bottom"/>
+            <w:hideMark/>
+          </w:tcPr>
+          <w:p>
+            <w:pPr>
+              <w:spacing w:after="0" w:line="240" w:lineRule="auto"/>
+              <w:rPr>
+                <w:rFonts w:ascii="Times New Roman" w:eastAsia="Times New Roman" w:hAnsi="Times New Roman" w:cs="Times New Roman"/>
+                <w:color w:val="000000"/>
+                <w:sz w:val="24"/>
+                <w:szCs w:val="24"/>
+                <w:lang w:val="es-BO" w:eastAsia="es-BO"/>
+              </w:rPr>
+            </w:pPr>
+            <w:r>
+              <w:rPr>
+                <w:rFonts w:ascii="Times New Roman" w:eastAsia="Times New Roman" w:hAnsi="Times New Roman" w:cs="Times New Roman"/>
+                <w:color w:val="000000"/>
+                <w:sz w:val="24"/>
+                <w:szCs w:val="24"/>
+                <w:lang w:val="es-BO" w:eastAsia="es-BO"/>
+              </w:rPr>
+              <w:t> </w:t>
+            </w:r>
+          </w:p>
+        </w:tc>
+        <w:tc>
+          <w:tcPr>
+            <w:tcW w:w="593" w:type="dxa"/>
+            <w:tcBorders>
+              <w:top w:val="nil"/>
+              <w:left w:val="nil"/>
+              <w:bottom w:val="single" w:sz="4" w:space="0" w:color="FFFFFF"/>
+              <w:right w:val="single" w:sz="4" w:space="0" w:color="FFFFFF"/>
+            </w:tcBorders>
+            <w:shd w:val="clear" w:color="auto" w:fill="auto"/>
+            <w:noWrap/>
+            <w:vAlign w:val="bottom"/>
+            <w:hideMark/>
+          </w:tcPr>
+          <w:p>
+            <w:pPr>
+              <w:spacing w:after="0" w:line="240" w:lineRule="auto"/>
+              <w:rPr>
+                <w:rFonts w:ascii="Times New Roman" w:eastAsia="Times New Roman" w:hAnsi="Times New Roman" w:cs="Times New Roman"/>
+                <w:color w:val="000000"/>
+                <w:sz w:val="24"/>
+                <w:szCs w:val="24"/>
+                <w:lang w:val="es-BO" w:eastAsia="es-BO"/>
+              </w:rPr>
+            </w:pPr>
+            <w:r>
+              <w:rPr>
+                <w:rFonts w:ascii="Times New Roman" w:eastAsia="Times New Roman" w:hAnsi="Times New Roman" w:cs="Times New Roman"/>
+                <w:color w:val="000000"/>
+                <w:sz w:val="24"/>
+                <w:szCs w:val="24"/>
+                <w:lang w:val="es-BO" w:eastAsia="es-BO"/>
+              </w:rPr>
+              <w:t> </w:t>
+            </w:r>
+          </w:p>
+        </w:tc>
+        <w:tc>
+          <w:tcPr>
+            <w:tcW w:w="593" w:type="dxa"/>
+            <w:tcBorders>
+              <w:top w:val="nil"/>
+              <w:left w:val="nil"/>
+              <w:bottom w:val="single" w:sz="4" w:space="0" w:color="FFFFFF"/>
+              <w:right w:val="single" w:sz="4" w:space="0" w:color="FFFFFF"/>
+            </w:tcBorders>
+            <w:shd w:val="clear" w:color="auto" w:fill="auto"/>
+            <w:noWrap/>
+            <w:vAlign w:val="bottom"/>
+            <w:hideMark/>
+          </w:tcPr>
+          <w:p>
+            <w:pPr>
+              <w:spacing w:after="0" w:line="240" w:lineRule="auto"/>
+              <w:rPr>
+                <w:rFonts w:ascii="Times New Roman" w:eastAsia="Times New Roman" w:hAnsi="Times New Roman" w:cs="Times New Roman"/>
+                <w:color w:val="000000"/>
+                <w:sz w:val="24"/>
+                <w:szCs w:val="24"/>
+                <w:lang w:val="es-BO" w:eastAsia="es-BO"/>
+              </w:rPr>
+            </w:pPr>
+            <w:r>
+              <w:rPr>
+                <w:rFonts w:ascii="Times New Roman" w:eastAsia="Times New Roman" w:hAnsi="Times New Roman" w:cs="Times New Roman"/>
+                <w:color w:val="000000"/>
+                <w:sz w:val="24"/>
+                <w:szCs w:val="24"/>
+                <w:lang w:val="es-BO" w:eastAsia="es-BO"/>
+              </w:rPr>
+              <w:t> </w:t>
+            </w:r>
+          </w:p>
+        </w:tc>
+        <w:tc>
+          <w:tcPr>
+            <w:tcW w:w="593" w:type="dxa"/>
+            <w:tcBorders>
+              <w:top w:val="nil"/>
+              <w:left w:val="nil"/>
+              <w:bottom w:val="single" w:sz="4" w:space="0" w:color="FFFFFF"/>
+              <w:right w:val="single" w:sz="4" w:space="0" w:color="FFFFFF"/>
+            </w:tcBorders>
+            <w:shd w:val="clear" w:color="auto" w:fill="auto"/>
+            <w:noWrap/>
+            <w:vAlign w:val="bottom"/>
+            <w:hideMark/>
+          </w:tcPr>
+          <w:p>
+            <w:pPr>
+              <w:spacing w:after="0" w:line="240" w:lineRule="auto"/>
+              <w:rPr>
+                <w:rFonts w:ascii="Times New Roman" w:eastAsia="Times New Roman" w:hAnsi="Times New Roman" w:cs="Times New Roman"/>
+                <w:color w:val="000000"/>
+                <w:sz w:val="24"/>
+                <w:szCs w:val="24"/>
+                <w:lang w:val="es-BO" w:eastAsia="es-BO"/>
+              </w:rPr>
+            </w:pPr>
+            <w:r>
+              <w:rPr>
+                <w:rFonts w:ascii="Times New Roman" w:eastAsia="Times New Roman" w:hAnsi="Times New Roman" w:cs="Times New Roman"/>
+                <w:color w:val="000000"/>
+                <w:sz w:val="24"/>
+                <w:szCs w:val="24"/>
+                <w:lang w:val="es-BO" w:eastAsia="es-BO"/>
+              </w:rPr>
+              <w:t> </w:t>
+            </w:r>
+          </w:p>
+        </w:tc>
+        <w:tc>
+          <w:tcPr>
+            <w:tcW w:w="593" w:type="dxa"/>
+            <w:tcBorders>
+              <w:top w:val="nil"/>
+              <w:left w:val="nil"/>
+              <w:bottom w:val="single" w:sz="4" w:space="0" w:color="FFFFFF"/>
+              <w:right w:val="single" w:sz="4" w:space="0" w:color="FFFFFF"/>
+            </w:tcBorders>
+            <w:shd w:val="clear" w:color="auto" w:fill="auto"/>
+            <w:noWrap/>
+            <w:vAlign w:val="bottom"/>
+            <w:hideMark/>
+          </w:tcPr>
+          <w:p>
+            <w:pPr>
+              <w:spacing w:after="0" w:line="240" w:lineRule="auto"/>
+              <w:rPr>
+                <w:rFonts w:ascii="Times New Roman" w:eastAsia="Times New Roman" w:hAnsi="Times New Roman" w:cs="Times New Roman"/>
+                <w:color w:val="000000"/>
+                <w:sz w:val="24"/>
+                <w:szCs w:val="24"/>
+                <w:lang w:val="es-BO" w:eastAsia="es-BO"/>
+              </w:rPr>
+            </w:pPr>
+            <w:r>
+              <w:rPr>
+                <w:rFonts w:ascii="Times New Roman" w:eastAsia="Times New Roman" w:hAnsi="Times New Roman" w:cs="Times New Roman"/>
+                <w:color w:val="000000"/>
+                <w:sz w:val="24"/>
+                <w:szCs w:val="24"/>
+                <w:lang w:val="es-BO" w:eastAsia="es-BO"/>
+              </w:rPr>
+              <w:t> </w:t>
+            </w:r>
+          </w:p>
+        </w:tc>
+        <w:tc>
+          <w:tcPr>
+            <w:tcW w:w="593" w:type="dxa"/>
+            <w:tcBorders>
+              <w:top w:val="nil"/>
+              <w:left w:val="nil"/>
+              <w:bottom w:val="single" w:sz="4" w:space="0" w:color="FFFFFF"/>
+              <w:right w:val="single" w:sz="4" w:space="0" w:color="FFFFFF"/>
+            </w:tcBorders>
+            <w:shd w:val="clear" w:color="auto" w:fill="auto"/>
+            <w:noWrap/>
+            <w:vAlign w:val="bottom"/>
+            <w:hideMark/>
+          </w:tcPr>
+          <w:p>
+            <w:pPr>
+              <w:spacing w:after="0" w:line="240" w:lineRule="auto"/>
+              <w:rPr>
+                <w:rFonts w:ascii="Times New Roman" w:eastAsia="Times New Roman" w:hAnsi="Times New Roman" w:cs="Times New Roman"/>
+                <w:color w:val="000000"/>
+                <w:sz w:val="24"/>
+                <w:szCs w:val="24"/>
+                <w:lang w:val="es-BO" w:eastAsia="es-BO"/>
+              </w:rPr>
+            </w:pPr>
+            <w:r>
+              <w:rPr>
+                <w:rFonts w:ascii="Times New Roman" w:eastAsia="Times New Roman" w:hAnsi="Times New Roman" w:cs="Times New Roman"/>
+                <w:color w:val="000000"/>
+                <w:sz w:val="24"/>
+                <w:szCs w:val="24"/>
+                <w:lang w:val="es-BO" w:eastAsia="es-BO"/>
+              </w:rPr>
+              <w:t> </w:t>
+            </w:r>
+          </w:p>
+        </w:tc>
+        <w:tc>
+          <w:tcPr>
+            <w:tcW w:w="593" w:type="dxa"/>
+            <w:tcBorders>
+              <w:top w:val="nil"/>
+              <w:left w:val="nil"/>
+              <w:bottom w:val="single" w:sz="4" w:space="0" w:color="FFFFFF"/>
+              <w:right w:val="single" w:sz="4" w:space="0" w:color="FFFFFF"/>
+            </w:tcBorders>
+            <w:shd w:val="clear" w:color="auto" w:fill="auto"/>
+            <w:noWrap/>
+            <w:vAlign w:val="bottom"/>
+            <w:hideMark/>
+          </w:tcPr>
+          <w:p>
+            <w:pPr>
+              <w:spacing w:after="0" w:line="240" w:lineRule="auto"/>
+              <w:rPr>
+                <w:rFonts w:ascii="Times New Roman" w:eastAsia="Times New Roman" w:hAnsi="Times New Roman" w:cs="Times New Roman"/>
+                <w:color w:val="000000"/>
+                <w:sz w:val="24"/>
+                <w:szCs w:val="24"/>
+                <w:lang w:val="es-BO" w:eastAsia="es-BO"/>
+              </w:rPr>
+            </w:pPr>
+            <w:r>
+              <w:rPr>
+                <w:rFonts w:ascii="Times New Roman" w:eastAsia="Times New Roman" w:hAnsi="Times New Roman" w:cs="Times New Roman"/>
+                <w:color w:val="000000"/>
+                <w:sz w:val="24"/>
+                <w:szCs w:val="24"/>
+                <w:lang w:val="es-BO" w:eastAsia="es-BO"/>
+              </w:rPr>
+              <w:t> </w:t>
+            </w:r>
+          </w:p>
+        </w:tc>
+      </w:tr>
+      <w:tr>
+        <w:trPr>
+          <w:trHeight w:val="324"/>
+          <w:jc w:val="center"/>
+        </w:trPr>
+        <w:tc>
+          <w:tcPr>
+            <w:tcW w:w="1240" w:type="dxa"/>
+            <w:tcBorders>
+              <w:top w:val="single" w:sz="8" w:space="0" w:color="FFFFFF"/>
+              <w:left w:val="single" w:sz="8" w:space="0" w:color="FFFFFF"/>
+              <w:bottom w:val="single" w:sz="8" w:space="0" w:color="FFFFFF"/>
+              <w:right w:val="nil"/>
+            </w:tcBorders>
+            <w:shd w:val="clear" w:color="auto" w:fill="auto"/>
+            <w:noWrap/>
+            <w:vAlign w:val="center"/>
+            <w:hideMark/>
+          </w:tcPr>
+          <w:p>
+            <w:pPr>
+              <w:spacing w:after="0" w:line="240" w:lineRule="auto"/>
+              <w:jc w:val="right"/>
+              <w:rPr>
+                <w:rFonts w:ascii="Times New Roman" w:eastAsia="Times New Roman" w:hAnsi="Times New Roman" w:cs="Times New Roman"/>
+                <w:color w:val="000000"/>
+                <w:sz w:val="24"/>
+                <w:szCs w:val="24"/>
+                <w:lang w:val="es-BO" w:eastAsia="es-BO"/>
+              </w:rPr>
+            </w:pPr>
+            <w:r>
+              <w:rPr>
+                <w:rFonts w:ascii="Times New Roman" w:eastAsia="Times New Roman" w:hAnsi="Times New Roman" w:cs="Times New Roman"/>
+                <w:color w:val="000000"/>
+                <w:sz w:val="24"/>
+                <w:szCs w:val="24"/>
+                <w:lang w:eastAsia="es-BO"/>
+              </w:rPr>
+              <w:t> </w:t>
+            </w:r>
+          </w:p>
+        </w:tc>
+        <w:tc>
+          <w:tcPr>
+            <w:tcW w:w="594" w:type="dxa"/>
+            <w:tcBorders>
+              <w:top w:val="single" w:sz="8" w:space="0" w:color="000000"/>
+              <w:left w:val="single" w:sz="8" w:space="0" w:color="000000"/>
+              <w:bottom w:val="single" w:sz="8" w:space="0" w:color="000000"/>
+              <w:right w:val="single" w:sz="8" w:space="0" w:color="000000"/>
+            </w:tcBorders>
+            <w:shd w:val="clear" w:color="000000" w:fill="D9E1F2"/>
+            <w:noWrap/>
+            <w:vAlign w:val="center"/>
+            <w:hideMark/>
+          </w:tcPr>
+          <w:p>
+            <w:pPr>
+              <w:spacing w:after="0" w:line="240" w:lineRule="auto"/>
+              <w:jc w:val="center"/>
+              <w:rPr>
+                <w:rFonts w:ascii="Times New Roman" w:eastAsia="Times New Roman" w:hAnsi="Times New Roman" w:cs="Times New Roman"/>
+                <w:color w:val="000000"/>
+                <w:sz w:val="24"/>
+                <w:szCs w:val="24"/>
+                <w:lang w:val="es-BO" w:eastAsia="es-BO"/>
+              </w:rPr>
+            </w:pPr>
+            <w:r>
+              <w:rPr>
+                <w:rFonts w:ascii="Times New Roman" w:eastAsia="Times New Roman" w:hAnsi="Times New Roman" w:cs="Times New Roman"/>
+                <w:color w:val="000000"/>
+                <w:sz w:val="24"/>
+                <w:szCs w:val="24"/>
+                <w:lang w:eastAsia="es-BO"/>
+              </w:rPr>
+              <w:t>-1</w:t>
+            </w:r>
+          </w:p>
+        </w:tc>
+        <w:tc>
+          <w:tcPr>
+            <w:tcW w:w="594" w:type="dxa"/>
+            <w:tcBorders>
+              <w:top w:val="single" w:sz="8" w:space="0" w:color="000000"/>
+              <w:left w:val="nil"/>
+              <w:bottom w:val="single" w:sz="8" w:space="0" w:color="000000"/>
+              <w:right w:val="single" w:sz="8" w:space="0" w:color="000000"/>
+            </w:tcBorders>
+            <w:shd w:val="clear" w:color="000000" w:fill="D9E1F2"/>
+            <w:noWrap/>
+            <w:vAlign w:val="center"/>
+            <w:hideMark/>
+          </w:tcPr>
+          <w:p>
+            <w:pPr>
+              <w:spacing w:after="0" w:line="240" w:lineRule="auto"/>
+              <w:jc w:val="center"/>
+              <w:rPr>
+                <w:rFonts w:ascii="Times New Roman" w:eastAsia="Times New Roman" w:hAnsi="Times New Roman" w:cs="Times New Roman"/>
+                <w:color w:val="000000"/>
+                <w:sz w:val="24"/>
+                <w:szCs w:val="24"/>
+                <w:lang w:val="es-BO" w:eastAsia="es-BO"/>
+              </w:rPr>
+            </w:pPr>
+            <w:r>
+              <w:rPr>
+                <w:rFonts w:ascii="Times New Roman" w:eastAsia="Times New Roman" w:hAnsi="Times New Roman" w:cs="Times New Roman"/>
+                <w:color w:val="000000"/>
+                <w:sz w:val="24"/>
+                <w:szCs w:val="24"/>
+                <w:lang w:eastAsia="es-BO"/>
+              </w:rPr>
+              <w:t>2</w:t>
+            </w:r>
+          </w:p>
+        </w:tc>
+        <w:tc>
+          <w:tcPr>
+            <w:tcW w:w="593" w:type="dxa"/>
+            <w:tcBorders>
+              <w:top w:val="single" w:sz="8" w:space="0" w:color="000000"/>
+              <w:left w:val="nil"/>
+              <w:bottom w:val="single" w:sz="8" w:space="0" w:color="000000"/>
+              <w:right w:val="single" w:sz="8" w:space="0" w:color="000000"/>
+            </w:tcBorders>
+            <w:shd w:val="clear" w:color="000000" w:fill="D9E1F2"/>
+            <w:noWrap/>
+            <w:vAlign w:val="center"/>
+            <w:hideMark/>
+          </w:tcPr>
+          <w:p>
+            <w:pPr>
+              <w:spacing w:after="0" w:line="240" w:lineRule="auto"/>
+              <w:jc w:val="center"/>
+              <w:rPr>
+                <w:rFonts w:ascii="Times New Roman" w:eastAsia="Times New Roman" w:hAnsi="Times New Roman" w:cs="Times New Roman"/>
+                <w:color w:val="000000"/>
+                <w:sz w:val="24"/>
+                <w:szCs w:val="24"/>
+                <w:lang w:val="es-BO" w:eastAsia="es-BO"/>
+              </w:rPr>
+            </w:pPr>
+            <w:r>
+              <w:rPr>
+                <w:rFonts w:ascii="Times New Roman" w:eastAsia="Times New Roman" w:hAnsi="Times New Roman" w:cs="Times New Roman"/>
+                <w:color w:val="000000"/>
+                <w:sz w:val="24"/>
+                <w:szCs w:val="24"/>
+                <w:lang w:eastAsia="es-BO"/>
+              </w:rPr>
+              <w:t>4</w:t>
+            </w:r>
+          </w:p>
+        </w:tc>
+        <w:tc>
+          <w:tcPr>
+            <w:tcW w:w="593" w:type="dxa"/>
+            <w:tcBorders>
+              <w:top w:val="single" w:sz="8" w:space="0" w:color="000000"/>
+              <w:left w:val="nil"/>
+              <w:bottom w:val="single" w:sz="8" w:space="0" w:color="000000"/>
+              <w:right w:val="single" w:sz="8" w:space="0" w:color="000000"/>
+            </w:tcBorders>
+            <w:shd w:val="clear" w:color="auto" w:fill="auto"/>
+            <w:noWrap/>
+            <w:vAlign w:val="center"/>
+            <w:hideMark/>
+          </w:tcPr>
+          <w:p>
+            <w:pPr>
+              <w:spacing w:after="0" w:line="240" w:lineRule="auto"/>
+              <w:jc w:val="center"/>
+              <w:rPr>
+                <w:rFonts w:ascii="Times New Roman" w:eastAsia="Times New Roman" w:hAnsi="Times New Roman" w:cs="Times New Roman"/>
+                <w:color w:val="000000"/>
+                <w:sz w:val="24"/>
+                <w:szCs w:val="24"/>
+                <w:lang w:val="es-BO" w:eastAsia="es-BO"/>
+              </w:rPr>
+            </w:pPr>
+            <w:r>
+              <w:rPr>
+                <w:rFonts w:ascii="Times New Roman" w:eastAsia="Times New Roman" w:hAnsi="Times New Roman" w:cs="Times New Roman"/>
+                <w:color w:val="000000"/>
+                <w:sz w:val="24"/>
+                <w:szCs w:val="24"/>
+                <w:lang w:eastAsia="es-BO"/>
+              </w:rPr>
+              <w:t>-3</w:t>
+            </w:r>
+          </w:p>
+        </w:tc>
+        <w:tc>
+          <w:tcPr>
+            <w:tcW w:w="593" w:type="dxa"/>
+            <w:tcBorders>
+              <w:top w:val="single" w:sz="8" w:space="0" w:color="000000"/>
+              <w:left w:val="nil"/>
+              <w:bottom w:val="single" w:sz="8" w:space="0" w:color="000000"/>
+              <w:right w:val="single" w:sz="8" w:space="0" w:color="000000"/>
+            </w:tcBorders>
+            <w:shd w:val="clear" w:color="auto" w:fill="auto"/>
+            <w:noWrap/>
+            <w:vAlign w:val="center"/>
+            <w:hideMark/>
+          </w:tcPr>
+          <w:p>
+            <w:pPr>
+              <w:spacing w:after="0" w:line="240" w:lineRule="auto"/>
+              <w:jc w:val="center"/>
+              <w:rPr>
+                <w:rFonts w:ascii="Times New Roman" w:eastAsia="Times New Roman" w:hAnsi="Times New Roman" w:cs="Times New Roman"/>
+                <w:color w:val="000000"/>
+                <w:sz w:val="24"/>
+                <w:szCs w:val="24"/>
+                <w:lang w:val="es-BO" w:eastAsia="es-BO"/>
+              </w:rPr>
+            </w:pPr>
+            <w:r>
+              <w:rPr>
+                <w:rFonts w:ascii="Times New Roman" w:eastAsia="Times New Roman" w:hAnsi="Times New Roman" w:cs="Times New Roman"/>
+                <w:color w:val="000000"/>
+                <w:sz w:val="24"/>
+                <w:szCs w:val="24"/>
+                <w:lang w:eastAsia="es-BO"/>
+              </w:rPr>
+              <w:t>5</w:t>
+            </w:r>
+          </w:p>
+        </w:tc>
+        <w:tc>
+          <w:tcPr>
+            <w:tcW w:w="593" w:type="dxa"/>
+            <w:tcBorders>
+              <w:top w:val="single" w:sz="8" w:space="0" w:color="000000"/>
+              <w:left w:val="nil"/>
+              <w:bottom w:val="single" w:sz="8" w:space="0" w:color="000000"/>
+              <w:right w:val="single" w:sz="8" w:space="0" w:color="000000"/>
+            </w:tcBorders>
+            <w:shd w:val="clear" w:color="auto" w:fill="auto"/>
+            <w:noWrap/>
+            <w:vAlign w:val="center"/>
+            <w:hideMark/>
+          </w:tcPr>
+          <w:p>
+            <w:pPr>
+              <w:spacing w:after="0" w:line="240" w:lineRule="auto"/>
+              <w:jc w:val="center"/>
+              <w:rPr>
+                <w:rFonts w:ascii="Times New Roman" w:eastAsia="Times New Roman" w:hAnsi="Times New Roman" w:cs="Times New Roman"/>
+                <w:color w:val="000000"/>
+                <w:sz w:val="24"/>
+                <w:szCs w:val="24"/>
+                <w:lang w:val="es-BO" w:eastAsia="es-BO"/>
+              </w:rPr>
+            </w:pPr>
+            <w:r>
+              <w:rPr>
+                <w:rFonts w:ascii="Times New Roman" w:eastAsia="Times New Roman" w:hAnsi="Times New Roman" w:cs="Times New Roman"/>
+                <w:color w:val="000000"/>
+                <w:sz w:val="24"/>
+                <w:szCs w:val="24"/>
+                <w:lang w:eastAsia="es-BO"/>
+              </w:rPr>
+              <w:t>2</w:t>
+            </w:r>
+          </w:p>
+        </w:tc>
+        <w:tc>
+          <w:tcPr>
+            <w:tcW w:w="593" w:type="dxa"/>
+            <w:tcBorders>
+              <w:top w:val="single" w:sz="8" w:space="0" w:color="000000"/>
+              <w:left w:val="nil"/>
+              <w:bottom w:val="single" w:sz="8" w:space="0" w:color="000000"/>
+              <w:right w:val="single" w:sz="8" w:space="0" w:color="000000"/>
+            </w:tcBorders>
+            <w:shd w:val="clear" w:color="auto" w:fill="auto"/>
+            <w:noWrap/>
+            <w:vAlign w:val="center"/>
+            <w:hideMark/>
+          </w:tcPr>
+          <w:p>
+            <w:pPr>
+              <w:spacing w:after="0" w:line="240" w:lineRule="auto"/>
+              <w:jc w:val="center"/>
+              <w:rPr>
+                <w:rFonts w:ascii="Times New Roman" w:eastAsia="Times New Roman" w:hAnsi="Times New Roman" w:cs="Times New Roman"/>
+                <w:color w:val="000000"/>
+                <w:sz w:val="24"/>
+                <w:szCs w:val="24"/>
+                <w:lang w:val="es-BO" w:eastAsia="es-BO"/>
+              </w:rPr>
+            </w:pPr>
+            <w:r>
+              <w:rPr>
+                <w:rFonts w:ascii="Times New Roman" w:eastAsia="Times New Roman" w:hAnsi="Times New Roman" w:cs="Times New Roman"/>
+                <w:color w:val="000000"/>
+                <w:sz w:val="24"/>
+                <w:szCs w:val="24"/>
+                <w:lang w:eastAsia="es-BO"/>
+              </w:rPr>
+              <w:t>-5</w:t>
+            </w:r>
+          </w:p>
+        </w:tc>
+        <w:tc>
+          <w:tcPr>
+            <w:tcW w:w="593" w:type="dxa"/>
+            <w:tcBorders>
+              <w:top w:val="single" w:sz="8" w:space="0" w:color="000000"/>
+              <w:left w:val="nil"/>
+              <w:bottom w:val="single" w:sz="8" w:space="0" w:color="000000"/>
+              <w:right w:val="single" w:sz="8" w:space="0" w:color="000000"/>
+            </w:tcBorders>
+            <w:shd w:val="clear" w:color="auto" w:fill="auto"/>
+            <w:noWrap/>
+            <w:vAlign w:val="center"/>
+            <w:hideMark/>
+          </w:tcPr>
+          <w:p>
+            <w:pPr>
+              <w:spacing w:after="0" w:line="240" w:lineRule="auto"/>
+              <w:jc w:val="center"/>
+              <w:rPr>
+                <w:rFonts w:ascii="Times New Roman" w:eastAsia="Times New Roman" w:hAnsi="Times New Roman" w:cs="Times New Roman"/>
+                <w:color w:val="000000"/>
+                <w:sz w:val="24"/>
+                <w:szCs w:val="24"/>
+                <w:lang w:val="es-BO" w:eastAsia="es-BO"/>
+              </w:rPr>
+            </w:pPr>
+            <w:r>
+              <w:rPr>
+                <w:rFonts w:ascii="Times New Roman" w:eastAsia="Times New Roman" w:hAnsi="Times New Roman" w:cs="Times New Roman"/>
+                <w:color w:val="000000"/>
+                <w:sz w:val="24"/>
+                <w:szCs w:val="24"/>
+                <w:lang w:eastAsia="es-BO"/>
+              </w:rPr>
+              <w:t>2</w:t>
+            </w:r>
+          </w:p>
+        </w:tc>
+      </w:tr>
+      <w:tr>
+        <w:trPr>
+          <w:trHeight w:val="312"/>
+          <w:jc w:val="center"/>
+        </w:trPr>
+        <w:tc>
+          <w:tcPr>
+            <w:tcW w:w="1240" w:type="dxa"/>
+            <w:tcBorders>
+              <w:top w:val="single" w:sz="4" w:space="0" w:color="FFFFFF"/>
+              <w:left w:val="single" w:sz="4" w:space="0" w:color="FFFFFF"/>
+              <w:bottom w:val="single" w:sz="4" w:space="0" w:color="FFFFFF"/>
+              <w:right w:val="single" w:sz="4" w:space="0" w:color="FFFFFF"/>
+            </w:tcBorders>
+            <w:shd w:val="clear" w:color="auto" w:fill="auto"/>
+            <w:noWrap/>
+            <w:vAlign w:val="bottom"/>
+            <w:hideMark/>
+          </w:tcPr>
+          <w:p>
+            <w:pPr>
+              <w:spacing w:after="0" w:line="240" w:lineRule="auto"/>
+              <w:jc w:val="right"/>
+              <w:rPr>
+                <w:rFonts w:ascii="Times New Roman" w:eastAsia="Times New Roman" w:hAnsi="Times New Roman" w:cs="Times New Roman"/>
+                <w:color w:val="000000"/>
+                <w:sz w:val="24"/>
+                <w:szCs w:val="24"/>
+                <w:lang w:val="es-BO" w:eastAsia="es-BO"/>
+              </w:rPr>
+            </w:pPr>
+            <w:r>
+              <w:rPr>
+                <w:rFonts w:ascii="Times New Roman" w:eastAsia="Times New Roman" w:hAnsi="Times New Roman" w:cs="Times New Roman"/>
+                <w:color w:val="000000"/>
+                <w:sz w:val="24"/>
+                <w:szCs w:val="24"/>
+                <w:lang w:val="es-BO" w:eastAsia="es-BO"/>
+              </w:rPr>
+              <w:t xml:space="preserve">Suma </w:t>
+            </w:r>
+          </w:p>
+        </w:tc>
+        <w:tc>
+          <w:tcPr>
+            <w:tcW w:w="594" w:type="dxa"/>
+            <w:tcBorders>
+              <w:top w:val="single" w:sz="4" w:space="0" w:color="FFFFFF"/>
+              <w:left w:val="nil"/>
+              <w:bottom w:val="single" w:sz="4" w:space="0" w:color="FFFFFF"/>
+              <w:right w:val="single" w:sz="4" w:space="0" w:color="FFFFFF"/>
+            </w:tcBorders>
+            <w:shd w:val="clear" w:color="auto" w:fill="auto"/>
+            <w:noWrap/>
+            <w:vAlign w:val="bottom"/>
+            <w:hideMark/>
+          </w:tcPr>
+          <w:p>
+            <w:pPr>
+              <w:spacing w:after="0" w:line="240" w:lineRule="auto"/>
+              <w:jc w:val="right"/>
+              <w:rPr>
+                <w:rFonts w:ascii="Times New Roman" w:eastAsia="Times New Roman" w:hAnsi="Times New Roman" w:cs="Times New Roman"/>
+                <w:color w:val="000000"/>
+                <w:sz w:val="24"/>
+                <w:szCs w:val="24"/>
+                <w:lang w:val="es-BO" w:eastAsia="es-BO"/>
+              </w:rPr>
+            </w:pPr>
+            <w:r>
+              <w:rPr>
+                <w:rFonts w:ascii="Times New Roman" w:eastAsia="Times New Roman" w:hAnsi="Times New Roman" w:cs="Times New Roman"/>
+                <w:color w:val="000000"/>
+                <w:sz w:val="24"/>
+                <w:szCs w:val="24"/>
+                <w:lang w:val="es-BO" w:eastAsia="es-BO"/>
+              </w:rPr>
+              <w:t>5</w:t>
+            </w:r>
+          </w:p>
+        </w:tc>
+        <w:tc>
+          <w:tcPr>
+            <w:tcW w:w="594" w:type="dxa"/>
+            <w:tcBorders>
+              <w:top w:val="single" w:sz="4" w:space="0" w:color="FFFFFF"/>
+              <w:left w:val="nil"/>
+              <w:bottom w:val="single" w:sz="4" w:space="0" w:color="FFFFFF"/>
+              <w:right w:val="single" w:sz="4" w:space="0" w:color="FFFFFF"/>
+            </w:tcBorders>
+            <w:shd w:val="clear" w:color="auto" w:fill="auto"/>
+            <w:noWrap/>
+            <w:vAlign w:val="bottom"/>
+            <w:hideMark/>
+          </w:tcPr>
+          <w:p>
+            <w:pPr>
+              <w:spacing w:after="0" w:line="240" w:lineRule="auto"/>
+              <w:rPr>
+                <w:rFonts w:ascii="Times New Roman" w:eastAsia="Times New Roman" w:hAnsi="Times New Roman" w:cs="Times New Roman"/>
+                <w:color w:val="000000"/>
+                <w:sz w:val="24"/>
+                <w:szCs w:val="24"/>
+                <w:lang w:val="es-BO" w:eastAsia="es-BO"/>
+              </w:rPr>
+            </w:pPr>
+            <w:r>
+              <w:rPr>
+                <w:rFonts w:ascii="Times New Roman" w:eastAsia="Times New Roman" w:hAnsi="Times New Roman" w:cs="Times New Roman"/>
+                <w:color w:val="000000"/>
+                <w:sz w:val="24"/>
+                <w:szCs w:val="24"/>
+                <w:lang w:val="es-BO" w:eastAsia="es-BO"/>
+              </w:rPr>
+              <w:t> </w:t>
+            </w:r>
+          </w:p>
+        </w:tc>
+        <w:tc>
+          <w:tcPr>
+            <w:tcW w:w="593" w:type="dxa"/>
+            <w:tcBorders>
+              <w:top w:val="single" w:sz="4" w:space="0" w:color="FFFFFF"/>
+              <w:left w:val="nil"/>
+              <w:bottom w:val="single" w:sz="4" w:space="0" w:color="FFFFFF"/>
+              <w:right w:val="single" w:sz="4" w:space="0" w:color="FFFFFF"/>
+            </w:tcBorders>
+            <w:shd w:val="clear" w:color="auto" w:fill="auto"/>
+            <w:noWrap/>
+            <w:vAlign w:val="bottom"/>
+            <w:hideMark/>
+          </w:tcPr>
+          <w:p>
+            <w:pPr>
+              <w:spacing w:after="0" w:line="240" w:lineRule="auto"/>
+              <w:rPr>
+                <w:rFonts w:ascii="Times New Roman" w:eastAsia="Times New Roman" w:hAnsi="Times New Roman" w:cs="Times New Roman"/>
+                <w:color w:val="000000"/>
+                <w:sz w:val="24"/>
+                <w:szCs w:val="24"/>
+                <w:lang w:val="es-BO" w:eastAsia="es-BO"/>
+              </w:rPr>
+            </w:pPr>
+            <w:r>
+              <w:rPr>
+                <w:rFonts w:ascii="Times New Roman" w:eastAsia="Times New Roman" w:hAnsi="Times New Roman" w:cs="Times New Roman"/>
+                <w:color w:val="000000"/>
+                <w:sz w:val="24"/>
+                <w:szCs w:val="24"/>
+                <w:lang w:val="es-BO" w:eastAsia="es-BO"/>
+              </w:rPr>
+              <w:t> </w:t>
+            </w:r>
+          </w:p>
+        </w:tc>
+        <w:tc>
+          <w:tcPr>
+            <w:tcW w:w="593" w:type="dxa"/>
+            <w:tcBorders>
+              <w:top w:val="single" w:sz="4" w:space="0" w:color="FFFFFF"/>
+              <w:left w:val="nil"/>
+              <w:bottom w:val="single" w:sz="4" w:space="0" w:color="FFFFFF"/>
+              <w:right w:val="single" w:sz="4" w:space="0" w:color="FFFFFF"/>
+            </w:tcBorders>
+            <w:shd w:val="clear" w:color="auto" w:fill="auto"/>
+            <w:noWrap/>
+            <w:vAlign w:val="bottom"/>
+            <w:hideMark/>
+          </w:tcPr>
+          <w:p>
+            <w:pPr>
+              <w:spacing w:after="0" w:line="240" w:lineRule="auto"/>
+              <w:rPr>
+                <w:rFonts w:ascii="Times New Roman" w:eastAsia="Times New Roman" w:hAnsi="Times New Roman" w:cs="Times New Roman"/>
+                <w:color w:val="000000"/>
+                <w:sz w:val="24"/>
+                <w:szCs w:val="24"/>
+                <w:lang w:val="es-BO" w:eastAsia="es-BO"/>
+              </w:rPr>
+            </w:pPr>
+            <w:r>
+              <w:rPr>
+                <w:rFonts w:ascii="Times New Roman" w:eastAsia="Times New Roman" w:hAnsi="Times New Roman" w:cs="Times New Roman"/>
+                <w:color w:val="000000"/>
+                <w:sz w:val="24"/>
+                <w:szCs w:val="24"/>
+                <w:lang w:val="es-BO" w:eastAsia="es-BO"/>
+              </w:rPr>
+              <w:t> </w:t>
+            </w:r>
+          </w:p>
+        </w:tc>
+        <w:tc>
+          <w:tcPr>
+            <w:tcW w:w="593" w:type="dxa"/>
+            <w:tcBorders>
+              <w:top w:val="single" w:sz="4" w:space="0" w:color="FFFFFF"/>
+              <w:left w:val="nil"/>
+              <w:bottom w:val="single" w:sz="4" w:space="0" w:color="FFFFFF"/>
+              <w:right w:val="single" w:sz="4" w:space="0" w:color="FFFFFF"/>
+            </w:tcBorders>
+            <w:shd w:val="clear" w:color="auto" w:fill="auto"/>
+            <w:noWrap/>
+            <w:vAlign w:val="bottom"/>
+            <w:hideMark/>
+          </w:tcPr>
+          <w:p>
+            <w:pPr>
+              <w:spacing w:after="0" w:line="240" w:lineRule="auto"/>
+              <w:rPr>
+                <w:rFonts w:ascii="Times New Roman" w:eastAsia="Times New Roman" w:hAnsi="Times New Roman" w:cs="Times New Roman"/>
+                <w:color w:val="000000"/>
+                <w:sz w:val="24"/>
+                <w:szCs w:val="24"/>
+                <w:lang w:val="es-BO" w:eastAsia="es-BO"/>
+              </w:rPr>
+            </w:pPr>
+            <w:r>
+              <w:rPr>
+                <w:rFonts w:ascii="Times New Roman" w:eastAsia="Times New Roman" w:hAnsi="Times New Roman" w:cs="Times New Roman"/>
+                <w:color w:val="000000"/>
+                <w:sz w:val="24"/>
+                <w:szCs w:val="24"/>
+                <w:lang w:val="es-BO" w:eastAsia="es-BO"/>
+              </w:rPr>
+              <w:t> </w:t>
+            </w:r>
+          </w:p>
+        </w:tc>
+        <w:tc>
+          <w:tcPr>
+            <w:tcW w:w="593" w:type="dxa"/>
+            <w:tcBorders>
+              <w:top w:val="single" w:sz="4" w:space="0" w:color="FFFFFF"/>
+              <w:left w:val="nil"/>
+              <w:bottom w:val="single" w:sz="4" w:space="0" w:color="FFFFFF"/>
+              <w:right w:val="single" w:sz="4" w:space="0" w:color="FFFFFF"/>
+            </w:tcBorders>
+            <w:shd w:val="clear" w:color="auto" w:fill="auto"/>
+            <w:noWrap/>
+            <w:vAlign w:val="bottom"/>
+            <w:hideMark/>
+          </w:tcPr>
+          <w:p>
+            <w:pPr>
+              <w:spacing w:after="0" w:line="240" w:lineRule="auto"/>
+              <w:rPr>
+                <w:rFonts w:ascii="Times New Roman" w:eastAsia="Times New Roman" w:hAnsi="Times New Roman" w:cs="Times New Roman"/>
+                <w:color w:val="000000"/>
+                <w:sz w:val="24"/>
+                <w:szCs w:val="24"/>
+                <w:lang w:val="es-BO" w:eastAsia="es-BO"/>
+              </w:rPr>
+            </w:pPr>
+            <w:r>
+              <w:rPr>
+                <w:rFonts w:ascii="Times New Roman" w:eastAsia="Times New Roman" w:hAnsi="Times New Roman" w:cs="Times New Roman"/>
+                <w:color w:val="000000"/>
+                <w:sz w:val="24"/>
+                <w:szCs w:val="24"/>
+                <w:lang w:val="es-BO" w:eastAsia="es-BO"/>
+              </w:rPr>
+              <w:t> </w:t>
+            </w:r>
+          </w:p>
+        </w:tc>
+        <w:tc>
+          <w:tcPr>
+            <w:tcW w:w="593" w:type="dxa"/>
+            <w:tcBorders>
+              <w:top w:val="single" w:sz="4" w:space="0" w:color="FFFFFF"/>
+              <w:left w:val="nil"/>
+              <w:bottom w:val="single" w:sz="4" w:space="0" w:color="FFFFFF"/>
+              <w:right w:val="single" w:sz="4" w:space="0" w:color="FFFFFF"/>
+            </w:tcBorders>
+            <w:shd w:val="clear" w:color="auto" w:fill="auto"/>
+            <w:noWrap/>
+            <w:vAlign w:val="bottom"/>
+            <w:hideMark/>
+          </w:tcPr>
+          <w:p>
+            <w:pPr>
+              <w:spacing w:after="0" w:line="240" w:lineRule="auto"/>
+              <w:rPr>
+                <w:rFonts w:ascii="Times New Roman" w:eastAsia="Times New Roman" w:hAnsi="Times New Roman" w:cs="Times New Roman"/>
+                <w:color w:val="000000"/>
+                <w:sz w:val="24"/>
+                <w:szCs w:val="24"/>
+                <w:lang w:val="es-BO" w:eastAsia="es-BO"/>
+              </w:rPr>
+            </w:pPr>
+            <w:r>
+              <w:rPr>
+                <w:rFonts w:ascii="Times New Roman" w:eastAsia="Times New Roman" w:hAnsi="Times New Roman" w:cs="Times New Roman"/>
+                <w:color w:val="000000"/>
+                <w:sz w:val="24"/>
+                <w:szCs w:val="24"/>
+                <w:lang w:val="es-BO" w:eastAsia="es-BO"/>
+              </w:rPr>
+              <w:t> </w:t>
+            </w:r>
+          </w:p>
+        </w:tc>
+        <w:tc>
+          <w:tcPr>
+            <w:tcW w:w="593" w:type="dxa"/>
+            <w:tcBorders>
+              <w:top w:val="single" w:sz="4" w:space="0" w:color="FFFFFF"/>
+              <w:left w:val="nil"/>
+              <w:bottom w:val="single" w:sz="4" w:space="0" w:color="FFFFFF"/>
+              <w:right w:val="single" w:sz="4" w:space="0" w:color="FFFFFF"/>
+            </w:tcBorders>
+            <w:shd w:val="clear" w:color="auto" w:fill="auto"/>
+            <w:noWrap/>
+            <w:vAlign w:val="bottom"/>
+            <w:hideMark/>
+          </w:tcPr>
+          <w:p>
+            <w:pPr>
+              <w:spacing w:after="0" w:line="240" w:lineRule="auto"/>
+              <w:rPr>
+                <w:rFonts w:ascii="Times New Roman" w:eastAsia="Times New Roman" w:hAnsi="Times New Roman" w:cs="Times New Roman"/>
+                <w:color w:val="000000"/>
+                <w:sz w:val="24"/>
+                <w:szCs w:val="24"/>
+                <w:lang w:val="es-BO" w:eastAsia="es-BO"/>
+              </w:rPr>
+            </w:pPr>
+            <w:r>
+              <w:rPr>
+                <w:rFonts w:ascii="Times New Roman" w:eastAsia="Times New Roman" w:hAnsi="Times New Roman" w:cs="Times New Roman"/>
+                <w:color w:val="000000"/>
+                <w:sz w:val="24"/>
+                <w:szCs w:val="24"/>
+                <w:lang w:val="es-BO" w:eastAsia="es-BO"/>
+              </w:rPr>
+              <w:t> </w:t>
+            </w:r>
+          </w:p>
+        </w:tc>
+      </w:tr>
+      <w:tr>
+        <w:trPr>
+          <w:trHeight w:val="324"/>
+          <w:jc w:val="center"/>
+        </w:trPr>
+        <w:tc>
+          <w:tcPr>
+            <w:tcW w:w="1240" w:type="dxa"/>
+            <w:tcBorders>
+              <w:top w:val="nil"/>
+              <w:left w:val="single" w:sz="4" w:space="0" w:color="FFFFFF"/>
+              <w:bottom w:val="single" w:sz="8" w:space="0" w:color="FFFFFF"/>
+              <w:right w:val="single" w:sz="4" w:space="0" w:color="FFFFFF"/>
+            </w:tcBorders>
+            <w:shd w:val="clear" w:color="auto" w:fill="auto"/>
+            <w:noWrap/>
+            <w:vAlign w:val="bottom"/>
+            <w:hideMark/>
+          </w:tcPr>
+          <w:p>
+            <w:pPr>
+              <w:spacing w:after="0" w:line="240" w:lineRule="auto"/>
+              <w:jc w:val="right"/>
+              <w:rPr>
+                <w:rFonts w:ascii="Calibri" w:eastAsia="Times New Roman" w:hAnsi="Calibri" w:cs="Calibri"/>
+                <w:color w:val="000000"/>
+                <w:lang w:val="es-BO" w:eastAsia="es-BO"/>
+              </w:rPr>
+            </w:pPr>
+            <w:r>
+              <w:rPr>
+                <w:rFonts w:ascii="Calibri" w:eastAsia="Times New Roman" w:hAnsi="Calibri" w:cs="Calibri"/>
+                <w:color w:val="000000"/>
+                <w:lang w:val="es-BO" w:eastAsia="es-BO"/>
+              </w:rPr>
+              <w:t> </w:t>
+            </w:r>
+          </w:p>
+        </w:tc>
+        <w:tc>
+          <w:tcPr>
+            <w:tcW w:w="594" w:type="dxa"/>
+            <w:tcBorders>
+              <w:top w:val="nil"/>
+              <w:left w:val="nil"/>
+              <w:bottom w:val="nil"/>
+              <w:right w:val="nil"/>
+            </w:tcBorders>
+            <w:shd w:val="clear" w:color="auto" w:fill="auto"/>
+            <w:noWrap/>
+            <w:vAlign w:val="bottom"/>
+            <w:hideMark/>
+          </w:tcPr>
+          <w:p>
+            <w:pPr>
+              <w:spacing w:after="0" w:line="240" w:lineRule="auto"/>
+              <w:jc w:val="right"/>
+              <w:rPr>
+                <w:rFonts w:ascii="Calibri" w:eastAsia="Times New Roman" w:hAnsi="Calibri" w:cs="Calibri"/>
+                <w:color w:val="000000"/>
+                <w:lang w:val="es-BO" w:eastAsia="es-BO"/>
+              </w:rPr>
+            </w:pPr>
+          </w:p>
+        </w:tc>
+        <w:tc>
+          <w:tcPr>
+            <w:tcW w:w="594" w:type="dxa"/>
+            <w:tcBorders>
+              <w:top w:val="nil"/>
+              <w:left w:val="single" w:sz="4" w:space="0" w:color="FFFFFF"/>
+              <w:bottom w:val="single" w:sz="4" w:space="0" w:color="FFFFFF"/>
+              <w:right w:val="single" w:sz="4" w:space="0" w:color="FFFFFF"/>
+            </w:tcBorders>
+            <w:shd w:val="clear" w:color="auto" w:fill="auto"/>
+            <w:noWrap/>
+            <w:vAlign w:val="bottom"/>
+            <w:hideMark/>
+          </w:tcPr>
+          <w:p>
+            <w:pPr>
+              <w:spacing w:after="0" w:line="240" w:lineRule="auto"/>
+              <w:rPr>
+                <w:rFonts w:ascii="Times New Roman" w:eastAsia="Times New Roman" w:hAnsi="Times New Roman" w:cs="Times New Roman"/>
+                <w:color w:val="000000"/>
+                <w:sz w:val="24"/>
+                <w:szCs w:val="24"/>
+                <w:lang w:val="es-BO" w:eastAsia="es-BO"/>
+              </w:rPr>
+            </w:pPr>
+            <w:r>
+              <w:rPr>
+                <w:rFonts w:ascii="Times New Roman" w:eastAsia="Times New Roman" w:hAnsi="Times New Roman" w:cs="Times New Roman"/>
+                <w:color w:val="000000"/>
+                <w:sz w:val="24"/>
+                <w:szCs w:val="24"/>
+                <w:lang w:val="es-BO" w:eastAsia="es-BO"/>
+              </w:rPr>
+              <w:t> </w:t>
+            </w:r>
+          </w:p>
+        </w:tc>
+        <w:tc>
+          <w:tcPr>
+            <w:tcW w:w="593" w:type="dxa"/>
+            <w:tcBorders>
+              <w:top w:val="nil"/>
+              <w:left w:val="nil"/>
+              <w:bottom w:val="single" w:sz="4" w:space="0" w:color="FFFFFF"/>
+              <w:right w:val="single" w:sz="4" w:space="0" w:color="FFFFFF"/>
+            </w:tcBorders>
+            <w:shd w:val="clear" w:color="auto" w:fill="auto"/>
+            <w:noWrap/>
+            <w:vAlign w:val="bottom"/>
+            <w:hideMark/>
+          </w:tcPr>
+          <w:p>
+            <w:pPr>
+              <w:spacing w:after="0" w:line="240" w:lineRule="auto"/>
+              <w:rPr>
+                <w:rFonts w:ascii="Times New Roman" w:eastAsia="Times New Roman" w:hAnsi="Times New Roman" w:cs="Times New Roman"/>
+                <w:color w:val="000000"/>
+                <w:sz w:val="24"/>
+                <w:szCs w:val="24"/>
+                <w:lang w:val="es-BO" w:eastAsia="es-BO"/>
+              </w:rPr>
+            </w:pPr>
+            <w:r>
+              <w:rPr>
+                <w:rFonts w:ascii="Times New Roman" w:eastAsia="Times New Roman" w:hAnsi="Times New Roman" w:cs="Times New Roman"/>
+                <w:color w:val="000000"/>
+                <w:sz w:val="24"/>
+                <w:szCs w:val="24"/>
+                <w:lang w:val="es-BO" w:eastAsia="es-BO"/>
+              </w:rPr>
+              <w:t> </w:t>
+            </w:r>
+          </w:p>
+        </w:tc>
+        <w:tc>
+          <w:tcPr>
+            <w:tcW w:w="593" w:type="dxa"/>
+            <w:tcBorders>
+              <w:top w:val="nil"/>
+              <w:left w:val="nil"/>
+              <w:bottom w:val="single" w:sz="4" w:space="0" w:color="FFFFFF"/>
+              <w:right w:val="single" w:sz="4" w:space="0" w:color="FFFFFF"/>
+            </w:tcBorders>
+            <w:shd w:val="clear" w:color="auto" w:fill="auto"/>
+            <w:noWrap/>
+            <w:vAlign w:val="bottom"/>
+            <w:hideMark/>
+          </w:tcPr>
+          <w:p>
+            <w:pPr>
+              <w:spacing w:after="0" w:line="240" w:lineRule="auto"/>
+              <w:rPr>
+                <w:rFonts w:ascii="Times New Roman" w:eastAsia="Times New Roman" w:hAnsi="Times New Roman" w:cs="Times New Roman"/>
+                <w:color w:val="000000"/>
+                <w:sz w:val="24"/>
+                <w:szCs w:val="24"/>
+                <w:lang w:val="es-BO" w:eastAsia="es-BO"/>
+              </w:rPr>
+            </w:pPr>
+            <w:r>
+              <w:rPr>
+                <w:rFonts w:ascii="Times New Roman" w:eastAsia="Times New Roman" w:hAnsi="Times New Roman" w:cs="Times New Roman"/>
+                <w:color w:val="000000"/>
+                <w:sz w:val="24"/>
+                <w:szCs w:val="24"/>
+                <w:lang w:val="es-BO" w:eastAsia="es-BO"/>
+              </w:rPr>
+              <w:t> </w:t>
+            </w:r>
+          </w:p>
+        </w:tc>
+        <w:tc>
+          <w:tcPr>
+            <w:tcW w:w="593" w:type="dxa"/>
+            <w:tcBorders>
+              <w:top w:val="nil"/>
+              <w:left w:val="nil"/>
+              <w:bottom w:val="single" w:sz="4" w:space="0" w:color="FFFFFF"/>
+              <w:right w:val="single" w:sz="4" w:space="0" w:color="FFFFFF"/>
+            </w:tcBorders>
+            <w:shd w:val="clear" w:color="auto" w:fill="auto"/>
+            <w:noWrap/>
+            <w:vAlign w:val="bottom"/>
+            <w:hideMark/>
+          </w:tcPr>
+          <w:p>
+            <w:pPr>
+              <w:spacing w:after="0" w:line="240" w:lineRule="auto"/>
+              <w:rPr>
+                <w:rFonts w:ascii="Times New Roman" w:eastAsia="Times New Roman" w:hAnsi="Times New Roman" w:cs="Times New Roman"/>
+                <w:color w:val="000000"/>
+                <w:sz w:val="24"/>
+                <w:szCs w:val="24"/>
+                <w:lang w:val="es-BO" w:eastAsia="es-BO"/>
+              </w:rPr>
+            </w:pPr>
+            <w:r>
+              <w:rPr>
+                <w:rFonts w:ascii="Times New Roman" w:eastAsia="Times New Roman" w:hAnsi="Times New Roman" w:cs="Times New Roman"/>
+                <w:color w:val="000000"/>
+                <w:sz w:val="24"/>
+                <w:szCs w:val="24"/>
+                <w:lang w:val="es-BO" w:eastAsia="es-BO"/>
+              </w:rPr>
+              <w:t> </w:t>
+            </w:r>
+          </w:p>
+        </w:tc>
+        <w:tc>
+          <w:tcPr>
+            <w:tcW w:w="593" w:type="dxa"/>
+            <w:tcBorders>
+              <w:top w:val="nil"/>
+              <w:left w:val="nil"/>
+              <w:bottom w:val="single" w:sz="4" w:space="0" w:color="FFFFFF"/>
+              <w:right w:val="single" w:sz="4" w:space="0" w:color="FFFFFF"/>
+            </w:tcBorders>
+            <w:shd w:val="clear" w:color="auto" w:fill="auto"/>
+            <w:noWrap/>
+            <w:vAlign w:val="bottom"/>
+            <w:hideMark/>
+          </w:tcPr>
+          <w:p>
+            <w:pPr>
+              <w:spacing w:after="0" w:line="240" w:lineRule="auto"/>
+              <w:rPr>
+                <w:rFonts w:ascii="Times New Roman" w:eastAsia="Times New Roman" w:hAnsi="Times New Roman" w:cs="Times New Roman"/>
+                <w:color w:val="000000"/>
+                <w:sz w:val="24"/>
+                <w:szCs w:val="24"/>
+                <w:lang w:val="es-BO" w:eastAsia="es-BO"/>
+              </w:rPr>
+            </w:pPr>
+            <w:r>
+              <w:rPr>
+                <w:rFonts w:ascii="Times New Roman" w:eastAsia="Times New Roman" w:hAnsi="Times New Roman" w:cs="Times New Roman"/>
+                <w:color w:val="000000"/>
+                <w:sz w:val="24"/>
+                <w:szCs w:val="24"/>
+                <w:lang w:val="es-BO" w:eastAsia="es-BO"/>
+              </w:rPr>
+              <w:t> </w:t>
+            </w:r>
+          </w:p>
+        </w:tc>
+        <w:tc>
+          <w:tcPr>
+            <w:tcW w:w="593" w:type="dxa"/>
+            <w:tcBorders>
+              <w:top w:val="nil"/>
+              <w:left w:val="nil"/>
+              <w:bottom w:val="single" w:sz="4" w:space="0" w:color="FFFFFF"/>
+              <w:right w:val="single" w:sz="4" w:space="0" w:color="FFFFFF"/>
+            </w:tcBorders>
+            <w:shd w:val="clear" w:color="auto" w:fill="auto"/>
+            <w:noWrap/>
+            <w:vAlign w:val="bottom"/>
+            <w:hideMark/>
+          </w:tcPr>
+          <w:p>
+            <w:pPr>
+              <w:spacing w:after="0" w:line="240" w:lineRule="auto"/>
+              <w:rPr>
+                <w:rFonts w:ascii="Times New Roman" w:eastAsia="Times New Roman" w:hAnsi="Times New Roman" w:cs="Times New Roman"/>
+                <w:color w:val="000000"/>
+                <w:sz w:val="24"/>
+                <w:szCs w:val="24"/>
+                <w:lang w:val="es-BO" w:eastAsia="es-BO"/>
+              </w:rPr>
+            </w:pPr>
+            <w:r>
+              <w:rPr>
+                <w:rFonts w:ascii="Times New Roman" w:eastAsia="Times New Roman" w:hAnsi="Times New Roman" w:cs="Times New Roman"/>
+                <w:color w:val="000000"/>
+                <w:sz w:val="24"/>
+                <w:szCs w:val="24"/>
+                <w:lang w:val="es-BO" w:eastAsia="es-BO"/>
+              </w:rPr>
+              <w:t> </w:t>
+            </w:r>
+          </w:p>
+        </w:tc>
+        <w:tc>
+          <w:tcPr>
+            <w:tcW w:w="593" w:type="dxa"/>
+            <w:tcBorders>
+              <w:top w:val="nil"/>
+              <w:left w:val="nil"/>
+              <w:bottom w:val="single" w:sz="4" w:space="0" w:color="FFFFFF"/>
+              <w:right w:val="single" w:sz="4" w:space="0" w:color="FFFFFF"/>
+            </w:tcBorders>
+            <w:shd w:val="clear" w:color="auto" w:fill="auto"/>
+            <w:noWrap/>
+            <w:vAlign w:val="bottom"/>
+            <w:hideMark/>
+          </w:tcPr>
+          <w:p>
+            <w:pPr>
+              <w:spacing w:after="0" w:line="240" w:lineRule="auto"/>
+              <w:rPr>
+                <w:rFonts w:ascii="Times New Roman" w:eastAsia="Times New Roman" w:hAnsi="Times New Roman" w:cs="Times New Roman"/>
+                <w:color w:val="000000"/>
+                <w:sz w:val="24"/>
+                <w:szCs w:val="24"/>
+                <w:lang w:val="es-BO" w:eastAsia="es-BO"/>
+              </w:rPr>
+            </w:pPr>
+            <w:r>
+              <w:rPr>
+                <w:rFonts w:ascii="Times New Roman" w:eastAsia="Times New Roman" w:hAnsi="Times New Roman" w:cs="Times New Roman"/>
+                <w:color w:val="000000"/>
+                <w:sz w:val="24"/>
+                <w:szCs w:val="24"/>
+                <w:lang w:val="es-BO" w:eastAsia="es-BO"/>
+              </w:rPr>
+              <w:t> </w:t>
+            </w:r>
+          </w:p>
+        </w:tc>
+      </w:tr>
+      <w:tr>
+        <w:trPr>
+          <w:trHeight w:val="324"/>
+          <w:jc w:val="center"/>
+        </w:trPr>
+        <w:tc>
+          <w:tcPr>
+            <w:tcW w:w="1240" w:type="dxa"/>
+            <w:tcBorders>
+              <w:top w:val="nil"/>
+              <w:left w:val="single" w:sz="8" w:space="0" w:color="FFFFFF"/>
+              <w:bottom w:val="single" w:sz="8" w:space="0" w:color="FFFFFF"/>
+              <w:right w:val="nil"/>
+            </w:tcBorders>
+            <w:shd w:val="clear" w:color="auto" w:fill="auto"/>
+            <w:noWrap/>
+            <w:vAlign w:val="center"/>
+            <w:hideMark/>
+          </w:tcPr>
+          <w:p>
+            <w:pPr>
+              <w:spacing w:after="0" w:line="240" w:lineRule="auto"/>
+              <w:jc w:val="right"/>
+              <w:rPr>
+                <w:rFonts w:ascii="Times New Roman" w:eastAsia="Times New Roman" w:hAnsi="Times New Roman" w:cs="Times New Roman"/>
+                <w:color w:val="000000"/>
+                <w:sz w:val="24"/>
+                <w:szCs w:val="24"/>
+                <w:lang w:val="es-BO" w:eastAsia="es-BO"/>
+              </w:rPr>
+            </w:pPr>
+            <w:r>
+              <w:rPr>
+                <w:rFonts w:ascii="Times New Roman" w:eastAsia="Times New Roman" w:hAnsi="Times New Roman" w:cs="Times New Roman"/>
+                <w:color w:val="000000"/>
+                <w:sz w:val="24"/>
+                <w:szCs w:val="24"/>
+                <w:lang w:eastAsia="es-BO"/>
+              </w:rPr>
+              <w:t> </w:t>
+            </w:r>
+          </w:p>
+        </w:tc>
+        <w:tc>
+          <w:tcPr>
+            <w:tcW w:w="594" w:type="dxa"/>
+            <w:tcBorders>
+              <w:top w:val="single" w:sz="8" w:space="0" w:color="000000"/>
+              <w:left w:val="single" w:sz="8" w:space="0" w:color="000000"/>
+              <w:bottom w:val="single" w:sz="8" w:space="0" w:color="000000"/>
+              <w:right w:val="single" w:sz="8" w:space="0" w:color="000000"/>
+            </w:tcBorders>
+            <w:shd w:val="clear" w:color="000000" w:fill="D9E1F2"/>
+            <w:noWrap/>
+            <w:vAlign w:val="center"/>
+            <w:hideMark/>
+          </w:tcPr>
+          <w:p>
+            <w:pPr>
+              <w:spacing w:after="0" w:line="240" w:lineRule="auto"/>
+              <w:jc w:val="center"/>
+              <w:rPr>
+                <w:rFonts w:ascii="Times New Roman" w:eastAsia="Times New Roman" w:hAnsi="Times New Roman" w:cs="Times New Roman"/>
+                <w:color w:val="000000"/>
+                <w:sz w:val="24"/>
+                <w:szCs w:val="24"/>
+                <w:lang w:val="es-BO" w:eastAsia="es-BO"/>
+              </w:rPr>
+            </w:pPr>
+            <w:r>
+              <w:rPr>
+                <w:rFonts w:ascii="Times New Roman" w:eastAsia="Times New Roman" w:hAnsi="Times New Roman" w:cs="Times New Roman"/>
+                <w:color w:val="000000"/>
+                <w:sz w:val="24"/>
+                <w:szCs w:val="24"/>
+                <w:lang w:eastAsia="es-BO"/>
+              </w:rPr>
+              <w:t>-1</w:t>
+            </w:r>
+          </w:p>
+        </w:tc>
+        <w:tc>
+          <w:tcPr>
+            <w:tcW w:w="594" w:type="dxa"/>
+            <w:tcBorders>
+              <w:top w:val="single" w:sz="8" w:space="0" w:color="000000"/>
+              <w:left w:val="nil"/>
+              <w:bottom w:val="single" w:sz="8" w:space="0" w:color="000000"/>
+              <w:right w:val="single" w:sz="8" w:space="0" w:color="000000"/>
+            </w:tcBorders>
+            <w:shd w:val="clear" w:color="000000" w:fill="D9E1F2"/>
+            <w:noWrap/>
+            <w:vAlign w:val="center"/>
+            <w:hideMark/>
+          </w:tcPr>
+          <w:p>
+            <w:pPr>
+              <w:spacing w:after="0" w:line="240" w:lineRule="auto"/>
+              <w:jc w:val="center"/>
+              <w:rPr>
+                <w:rFonts w:ascii="Times New Roman" w:eastAsia="Times New Roman" w:hAnsi="Times New Roman" w:cs="Times New Roman"/>
+                <w:color w:val="000000"/>
+                <w:sz w:val="24"/>
+                <w:szCs w:val="24"/>
+                <w:lang w:val="es-BO" w:eastAsia="es-BO"/>
+              </w:rPr>
+            </w:pPr>
+            <w:r>
+              <w:rPr>
+                <w:rFonts w:ascii="Times New Roman" w:eastAsia="Times New Roman" w:hAnsi="Times New Roman" w:cs="Times New Roman"/>
+                <w:color w:val="000000"/>
+                <w:sz w:val="24"/>
+                <w:szCs w:val="24"/>
+                <w:lang w:eastAsia="es-BO"/>
+              </w:rPr>
+              <w:t>2</w:t>
+            </w:r>
+          </w:p>
+        </w:tc>
+        <w:tc>
+          <w:tcPr>
+            <w:tcW w:w="593" w:type="dxa"/>
+            <w:tcBorders>
+              <w:top w:val="single" w:sz="8" w:space="0" w:color="000000"/>
+              <w:left w:val="nil"/>
+              <w:bottom w:val="single" w:sz="8" w:space="0" w:color="000000"/>
+              <w:right w:val="single" w:sz="8" w:space="0" w:color="000000"/>
+            </w:tcBorders>
+            <w:shd w:val="clear" w:color="000000" w:fill="D9E1F2"/>
+            <w:noWrap/>
+            <w:vAlign w:val="center"/>
+            <w:hideMark/>
+          </w:tcPr>
+          <w:p>
+            <w:pPr>
+              <w:spacing w:after="0" w:line="240" w:lineRule="auto"/>
+              <w:jc w:val="center"/>
+              <w:rPr>
+                <w:rFonts w:ascii="Times New Roman" w:eastAsia="Times New Roman" w:hAnsi="Times New Roman" w:cs="Times New Roman"/>
+                <w:color w:val="000000"/>
+                <w:sz w:val="24"/>
+                <w:szCs w:val="24"/>
+                <w:lang w:val="es-BO" w:eastAsia="es-BO"/>
+              </w:rPr>
+            </w:pPr>
+            <w:r>
+              <w:rPr>
+                <w:rFonts w:ascii="Times New Roman" w:eastAsia="Times New Roman" w:hAnsi="Times New Roman" w:cs="Times New Roman"/>
+                <w:color w:val="000000"/>
+                <w:sz w:val="24"/>
+                <w:szCs w:val="24"/>
+                <w:lang w:eastAsia="es-BO"/>
+              </w:rPr>
+              <w:t>4</w:t>
+            </w:r>
+          </w:p>
+        </w:tc>
+        <w:tc>
+          <w:tcPr>
+            <w:tcW w:w="593" w:type="dxa"/>
+            <w:tcBorders>
+              <w:top w:val="single" w:sz="8" w:space="0" w:color="000000"/>
+              <w:left w:val="nil"/>
+              <w:bottom w:val="single" w:sz="8" w:space="0" w:color="000000"/>
+              <w:right w:val="single" w:sz="8" w:space="0" w:color="000000"/>
+            </w:tcBorders>
+            <w:shd w:val="clear" w:color="000000" w:fill="D9E1F2"/>
+            <w:noWrap/>
+            <w:vAlign w:val="center"/>
+            <w:hideMark/>
+          </w:tcPr>
+          <w:p>
+            <w:pPr>
+              <w:spacing w:after="0" w:line="240" w:lineRule="auto"/>
+              <w:jc w:val="center"/>
+              <w:rPr>
+                <w:rFonts w:ascii="Times New Roman" w:eastAsia="Times New Roman" w:hAnsi="Times New Roman" w:cs="Times New Roman"/>
+                <w:color w:val="000000"/>
+                <w:sz w:val="24"/>
+                <w:szCs w:val="24"/>
+                <w:lang w:val="es-BO" w:eastAsia="es-BO"/>
+              </w:rPr>
+            </w:pPr>
+            <w:r>
+              <w:rPr>
+                <w:rFonts w:ascii="Times New Roman" w:eastAsia="Times New Roman" w:hAnsi="Times New Roman" w:cs="Times New Roman"/>
+                <w:color w:val="000000"/>
+                <w:sz w:val="24"/>
+                <w:szCs w:val="24"/>
+                <w:lang w:eastAsia="es-BO"/>
+              </w:rPr>
+              <w:t>-3</w:t>
+            </w:r>
+          </w:p>
+        </w:tc>
+        <w:tc>
+          <w:tcPr>
+            <w:tcW w:w="593" w:type="dxa"/>
+            <w:tcBorders>
+              <w:top w:val="single" w:sz="8" w:space="0" w:color="000000"/>
+              <w:left w:val="nil"/>
+              <w:bottom w:val="single" w:sz="8" w:space="0" w:color="000000"/>
+              <w:right w:val="single" w:sz="8" w:space="0" w:color="000000"/>
+            </w:tcBorders>
+            <w:shd w:val="clear" w:color="auto" w:fill="auto"/>
+            <w:noWrap/>
+            <w:vAlign w:val="center"/>
+            <w:hideMark/>
+          </w:tcPr>
+          <w:p>
+            <w:pPr>
+              <w:spacing w:after="0" w:line="240" w:lineRule="auto"/>
+              <w:jc w:val="center"/>
+              <w:rPr>
+                <w:rFonts w:ascii="Times New Roman" w:eastAsia="Times New Roman" w:hAnsi="Times New Roman" w:cs="Times New Roman"/>
+                <w:color w:val="000000"/>
+                <w:sz w:val="24"/>
+                <w:szCs w:val="24"/>
+                <w:lang w:val="es-BO" w:eastAsia="es-BO"/>
+              </w:rPr>
+            </w:pPr>
+            <w:r>
+              <w:rPr>
+                <w:rFonts w:ascii="Times New Roman" w:eastAsia="Times New Roman" w:hAnsi="Times New Roman" w:cs="Times New Roman"/>
+                <w:color w:val="000000"/>
+                <w:sz w:val="24"/>
+                <w:szCs w:val="24"/>
+                <w:lang w:eastAsia="es-BO"/>
+              </w:rPr>
+              <w:t>5</w:t>
+            </w:r>
+          </w:p>
+        </w:tc>
+        <w:tc>
+          <w:tcPr>
+            <w:tcW w:w="593" w:type="dxa"/>
+            <w:tcBorders>
+              <w:top w:val="single" w:sz="8" w:space="0" w:color="000000"/>
+              <w:left w:val="nil"/>
+              <w:bottom w:val="single" w:sz="8" w:space="0" w:color="000000"/>
+              <w:right w:val="single" w:sz="8" w:space="0" w:color="000000"/>
+            </w:tcBorders>
+            <w:shd w:val="clear" w:color="auto" w:fill="auto"/>
+            <w:noWrap/>
+            <w:vAlign w:val="center"/>
+            <w:hideMark/>
+          </w:tcPr>
+          <w:p>
+            <w:pPr>
+              <w:spacing w:after="0" w:line="240" w:lineRule="auto"/>
+              <w:jc w:val="center"/>
+              <w:rPr>
+                <w:rFonts w:ascii="Times New Roman" w:eastAsia="Times New Roman" w:hAnsi="Times New Roman" w:cs="Times New Roman"/>
+                <w:color w:val="000000"/>
+                <w:sz w:val="24"/>
+                <w:szCs w:val="24"/>
+                <w:lang w:val="es-BO" w:eastAsia="es-BO"/>
+              </w:rPr>
+            </w:pPr>
+            <w:r>
+              <w:rPr>
+                <w:rFonts w:ascii="Times New Roman" w:eastAsia="Times New Roman" w:hAnsi="Times New Roman" w:cs="Times New Roman"/>
+                <w:color w:val="000000"/>
+                <w:sz w:val="24"/>
+                <w:szCs w:val="24"/>
+                <w:lang w:eastAsia="es-BO"/>
+              </w:rPr>
+              <w:t>2</w:t>
+            </w:r>
+          </w:p>
+        </w:tc>
+        <w:tc>
+          <w:tcPr>
+            <w:tcW w:w="593" w:type="dxa"/>
+            <w:tcBorders>
+              <w:top w:val="single" w:sz="8" w:space="0" w:color="000000"/>
+              <w:left w:val="nil"/>
+              <w:bottom w:val="single" w:sz="8" w:space="0" w:color="000000"/>
+              <w:right w:val="single" w:sz="8" w:space="0" w:color="000000"/>
+            </w:tcBorders>
+            <w:shd w:val="clear" w:color="auto" w:fill="auto"/>
+            <w:noWrap/>
+            <w:vAlign w:val="center"/>
+            <w:hideMark/>
+          </w:tcPr>
+          <w:p>
+            <w:pPr>
+              <w:spacing w:after="0" w:line="240" w:lineRule="auto"/>
+              <w:jc w:val="center"/>
+              <w:rPr>
+                <w:rFonts w:ascii="Times New Roman" w:eastAsia="Times New Roman" w:hAnsi="Times New Roman" w:cs="Times New Roman"/>
+                <w:color w:val="000000"/>
+                <w:sz w:val="24"/>
+                <w:szCs w:val="24"/>
+                <w:lang w:val="es-BO" w:eastAsia="es-BO"/>
+              </w:rPr>
+            </w:pPr>
+            <w:r>
+              <w:rPr>
+                <w:rFonts w:ascii="Times New Roman" w:eastAsia="Times New Roman" w:hAnsi="Times New Roman" w:cs="Times New Roman"/>
+                <w:color w:val="000000"/>
+                <w:sz w:val="24"/>
+                <w:szCs w:val="24"/>
+                <w:lang w:eastAsia="es-BO"/>
+              </w:rPr>
+              <w:t>-5</w:t>
+            </w:r>
+          </w:p>
+        </w:tc>
+        <w:tc>
+          <w:tcPr>
+            <w:tcW w:w="593" w:type="dxa"/>
+            <w:tcBorders>
+              <w:top w:val="single" w:sz="8" w:space="0" w:color="000000"/>
+              <w:left w:val="nil"/>
+              <w:bottom w:val="single" w:sz="8" w:space="0" w:color="000000"/>
+              <w:right w:val="single" w:sz="8" w:space="0" w:color="000000"/>
+            </w:tcBorders>
+            <w:shd w:val="clear" w:color="auto" w:fill="auto"/>
+            <w:noWrap/>
+            <w:vAlign w:val="center"/>
+            <w:hideMark/>
+          </w:tcPr>
+          <w:p>
+            <w:pPr>
+              <w:spacing w:after="0" w:line="240" w:lineRule="auto"/>
+              <w:jc w:val="center"/>
+              <w:rPr>
+                <w:rFonts w:ascii="Times New Roman" w:eastAsia="Times New Roman" w:hAnsi="Times New Roman" w:cs="Times New Roman"/>
+                <w:color w:val="000000"/>
+                <w:sz w:val="24"/>
+                <w:szCs w:val="24"/>
+                <w:lang w:val="es-BO" w:eastAsia="es-BO"/>
+              </w:rPr>
+            </w:pPr>
+            <w:r>
+              <w:rPr>
+                <w:rFonts w:ascii="Times New Roman" w:eastAsia="Times New Roman" w:hAnsi="Times New Roman" w:cs="Times New Roman"/>
+                <w:color w:val="000000"/>
+                <w:sz w:val="24"/>
+                <w:szCs w:val="24"/>
+                <w:lang w:eastAsia="es-BO"/>
+              </w:rPr>
+              <w:t>2</w:t>
+            </w:r>
+          </w:p>
+        </w:tc>
+      </w:tr>
+      <w:tr>
+        <w:trPr>
+          <w:trHeight w:val="312"/>
+          <w:jc w:val="center"/>
+        </w:trPr>
+        <w:tc>
+          <w:tcPr>
+            <w:tcW w:w="1240" w:type="dxa"/>
+            <w:tcBorders>
+              <w:top w:val="single" w:sz="4" w:space="0" w:color="FFFFFF"/>
+              <w:left w:val="single" w:sz="4" w:space="0" w:color="FFFFFF"/>
+              <w:bottom w:val="single" w:sz="4" w:space="0" w:color="FFFFFF"/>
+              <w:right w:val="single" w:sz="4" w:space="0" w:color="FFFFFF"/>
+            </w:tcBorders>
+            <w:shd w:val="clear" w:color="auto" w:fill="auto"/>
+            <w:noWrap/>
+            <w:vAlign w:val="bottom"/>
+            <w:hideMark/>
+          </w:tcPr>
+          <w:p>
+            <w:pPr>
+              <w:spacing w:after="0" w:line="240" w:lineRule="auto"/>
+              <w:jc w:val="right"/>
+              <w:rPr>
+                <w:rFonts w:ascii="Times New Roman" w:eastAsia="Times New Roman" w:hAnsi="Times New Roman" w:cs="Times New Roman"/>
+                <w:color w:val="000000"/>
+                <w:sz w:val="24"/>
+                <w:szCs w:val="24"/>
+                <w:lang w:val="es-BO" w:eastAsia="es-BO"/>
+              </w:rPr>
+            </w:pPr>
+            <w:r>
+              <w:rPr>
+                <w:rFonts w:ascii="Times New Roman" w:eastAsia="Times New Roman" w:hAnsi="Times New Roman" w:cs="Times New Roman"/>
+                <w:color w:val="000000"/>
+                <w:sz w:val="24"/>
+                <w:szCs w:val="24"/>
+                <w:lang w:val="es-BO" w:eastAsia="es-BO"/>
+              </w:rPr>
+              <w:t xml:space="preserve">Suma </w:t>
+            </w:r>
+          </w:p>
+        </w:tc>
+        <w:tc>
+          <w:tcPr>
+            <w:tcW w:w="594" w:type="dxa"/>
+            <w:tcBorders>
+              <w:top w:val="single" w:sz="4" w:space="0" w:color="FFFFFF"/>
+              <w:left w:val="nil"/>
+              <w:bottom w:val="single" w:sz="4" w:space="0" w:color="FFFFFF"/>
+              <w:right w:val="single" w:sz="4" w:space="0" w:color="FFFFFF"/>
+            </w:tcBorders>
+            <w:shd w:val="clear" w:color="auto" w:fill="auto"/>
+            <w:noWrap/>
+            <w:vAlign w:val="bottom"/>
+            <w:hideMark/>
+          </w:tcPr>
+          <w:p>
+            <w:pPr>
+              <w:spacing w:after="0" w:line="240" w:lineRule="auto"/>
+              <w:jc w:val="right"/>
+              <w:rPr>
+                <w:rFonts w:ascii="Times New Roman" w:eastAsia="Times New Roman" w:hAnsi="Times New Roman" w:cs="Times New Roman"/>
+                <w:color w:val="000000"/>
+                <w:sz w:val="24"/>
+                <w:szCs w:val="24"/>
+                <w:lang w:val="es-BO" w:eastAsia="es-BO"/>
+              </w:rPr>
+            </w:pPr>
+            <w:r>
+              <w:rPr>
+                <w:rFonts w:ascii="Times New Roman" w:eastAsia="Times New Roman" w:hAnsi="Times New Roman" w:cs="Times New Roman"/>
+                <w:color w:val="000000"/>
+                <w:sz w:val="24"/>
+                <w:szCs w:val="24"/>
+                <w:lang w:val="es-BO" w:eastAsia="es-BO"/>
+              </w:rPr>
+              <w:t>2</w:t>
+            </w:r>
+          </w:p>
+        </w:tc>
+        <w:tc>
+          <w:tcPr>
+            <w:tcW w:w="594" w:type="dxa"/>
+            <w:tcBorders>
+              <w:top w:val="single" w:sz="4" w:space="0" w:color="FFFFFF"/>
+              <w:left w:val="nil"/>
+              <w:bottom w:val="single" w:sz="4" w:space="0" w:color="FFFFFF"/>
+              <w:right w:val="single" w:sz="4" w:space="0" w:color="FFFFFF"/>
+            </w:tcBorders>
+            <w:shd w:val="clear" w:color="auto" w:fill="auto"/>
+            <w:noWrap/>
+            <w:vAlign w:val="bottom"/>
+            <w:hideMark/>
+          </w:tcPr>
+          <w:p>
+            <w:pPr>
+              <w:spacing w:after="0" w:line="240" w:lineRule="auto"/>
+              <w:rPr>
+                <w:rFonts w:ascii="Times New Roman" w:eastAsia="Times New Roman" w:hAnsi="Times New Roman" w:cs="Times New Roman"/>
+                <w:color w:val="000000"/>
+                <w:sz w:val="24"/>
+                <w:szCs w:val="24"/>
+                <w:lang w:val="es-BO" w:eastAsia="es-BO"/>
+              </w:rPr>
+            </w:pPr>
+            <w:r>
+              <w:rPr>
+                <w:rFonts w:ascii="Times New Roman" w:eastAsia="Times New Roman" w:hAnsi="Times New Roman" w:cs="Times New Roman"/>
+                <w:color w:val="000000"/>
+                <w:sz w:val="24"/>
+                <w:szCs w:val="24"/>
+                <w:lang w:val="es-BO" w:eastAsia="es-BO"/>
+              </w:rPr>
+              <w:t> </w:t>
+            </w:r>
+          </w:p>
+        </w:tc>
+        <w:tc>
+          <w:tcPr>
+            <w:tcW w:w="593" w:type="dxa"/>
+            <w:tcBorders>
+              <w:top w:val="single" w:sz="4" w:space="0" w:color="FFFFFF"/>
+              <w:left w:val="nil"/>
+              <w:bottom w:val="single" w:sz="4" w:space="0" w:color="FFFFFF"/>
+              <w:right w:val="single" w:sz="4" w:space="0" w:color="FFFFFF"/>
+            </w:tcBorders>
+            <w:shd w:val="clear" w:color="auto" w:fill="auto"/>
+            <w:noWrap/>
+            <w:vAlign w:val="bottom"/>
+            <w:hideMark/>
+          </w:tcPr>
+          <w:p>
+            <w:pPr>
+              <w:spacing w:after="0" w:line="240" w:lineRule="auto"/>
+              <w:rPr>
+                <w:rFonts w:ascii="Times New Roman" w:eastAsia="Times New Roman" w:hAnsi="Times New Roman" w:cs="Times New Roman"/>
+                <w:color w:val="000000"/>
+                <w:sz w:val="24"/>
+                <w:szCs w:val="24"/>
+                <w:lang w:val="es-BO" w:eastAsia="es-BO"/>
+              </w:rPr>
+            </w:pPr>
+            <w:r>
+              <w:rPr>
+                <w:rFonts w:ascii="Times New Roman" w:eastAsia="Times New Roman" w:hAnsi="Times New Roman" w:cs="Times New Roman"/>
+                <w:color w:val="000000"/>
+                <w:sz w:val="24"/>
+                <w:szCs w:val="24"/>
+                <w:lang w:val="es-BO" w:eastAsia="es-BO"/>
+              </w:rPr>
+              <w:t> </w:t>
+            </w:r>
+          </w:p>
+        </w:tc>
+        <w:tc>
+          <w:tcPr>
+            <w:tcW w:w="593" w:type="dxa"/>
+            <w:tcBorders>
+              <w:top w:val="single" w:sz="4" w:space="0" w:color="FFFFFF"/>
+              <w:left w:val="nil"/>
+              <w:bottom w:val="single" w:sz="4" w:space="0" w:color="FFFFFF"/>
+              <w:right w:val="single" w:sz="4" w:space="0" w:color="FFFFFF"/>
+            </w:tcBorders>
+            <w:shd w:val="clear" w:color="auto" w:fill="auto"/>
+            <w:noWrap/>
+            <w:vAlign w:val="bottom"/>
+            <w:hideMark/>
+          </w:tcPr>
+          <w:p>
+            <w:pPr>
+              <w:spacing w:after="0" w:line="240" w:lineRule="auto"/>
+              <w:rPr>
+                <w:rFonts w:ascii="Times New Roman" w:eastAsia="Times New Roman" w:hAnsi="Times New Roman" w:cs="Times New Roman"/>
+                <w:color w:val="000000"/>
+                <w:sz w:val="24"/>
+                <w:szCs w:val="24"/>
+                <w:lang w:val="es-BO" w:eastAsia="es-BO"/>
+              </w:rPr>
+            </w:pPr>
+            <w:r>
+              <w:rPr>
+                <w:rFonts w:ascii="Times New Roman" w:eastAsia="Times New Roman" w:hAnsi="Times New Roman" w:cs="Times New Roman"/>
+                <w:color w:val="000000"/>
+                <w:sz w:val="24"/>
+                <w:szCs w:val="24"/>
+                <w:lang w:val="es-BO" w:eastAsia="es-BO"/>
+              </w:rPr>
+              <w:t> </w:t>
+            </w:r>
+          </w:p>
+        </w:tc>
+        <w:tc>
+          <w:tcPr>
+            <w:tcW w:w="593" w:type="dxa"/>
+            <w:tcBorders>
+              <w:top w:val="single" w:sz="4" w:space="0" w:color="FFFFFF"/>
+              <w:left w:val="nil"/>
+              <w:bottom w:val="single" w:sz="4" w:space="0" w:color="FFFFFF"/>
+              <w:right w:val="single" w:sz="4" w:space="0" w:color="FFFFFF"/>
+            </w:tcBorders>
+            <w:shd w:val="clear" w:color="auto" w:fill="auto"/>
+            <w:noWrap/>
+            <w:vAlign w:val="bottom"/>
+            <w:hideMark/>
+          </w:tcPr>
+          <w:p>
+            <w:pPr>
+              <w:spacing w:after="0" w:line="240" w:lineRule="auto"/>
+              <w:rPr>
+                <w:rFonts w:ascii="Times New Roman" w:eastAsia="Times New Roman" w:hAnsi="Times New Roman" w:cs="Times New Roman"/>
+                <w:color w:val="000000"/>
+                <w:sz w:val="24"/>
+                <w:szCs w:val="24"/>
+                <w:lang w:val="es-BO" w:eastAsia="es-BO"/>
+              </w:rPr>
+            </w:pPr>
+            <w:r>
+              <w:rPr>
+                <w:rFonts w:ascii="Times New Roman" w:eastAsia="Times New Roman" w:hAnsi="Times New Roman" w:cs="Times New Roman"/>
+                <w:color w:val="000000"/>
+                <w:sz w:val="24"/>
+                <w:szCs w:val="24"/>
+                <w:lang w:val="es-BO" w:eastAsia="es-BO"/>
+              </w:rPr>
+              <w:t> </w:t>
+            </w:r>
+          </w:p>
+        </w:tc>
+        <w:tc>
+          <w:tcPr>
+            <w:tcW w:w="593" w:type="dxa"/>
+            <w:tcBorders>
+              <w:top w:val="single" w:sz="4" w:space="0" w:color="FFFFFF"/>
+              <w:left w:val="nil"/>
+              <w:bottom w:val="single" w:sz="4" w:space="0" w:color="FFFFFF"/>
+              <w:right w:val="single" w:sz="4" w:space="0" w:color="FFFFFF"/>
+            </w:tcBorders>
+            <w:shd w:val="clear" w:color="auto" w:fill="auto"/>
+            <w:noWrap/>
+            <w:vAlign w:val="bottom"/>
+            <w:hideMark/>
+          </w:tcPr>
+          <w:p>
+            <w:pPr>
+              <w:spacing w:after="0" w:line="240" w:lineRule="auto"/>
+              <w:rPr>
+                <w:rFonts w:ascii="Times New Roman" w:eastAsia="Times New Roman" w:hAnsi="Times New Roman" w:cs="Times New Roman"/>
+                <w:color w:val="000000"/>
+                <w:sz w:val="24"/>
+                <w:szCs w:val="24"/>
+                <w:lang w:val="es-BO" w:eastAsia="es-BO"/>
+              </w:rPr>
+            </w:pPr>
+            <w:r>
+              <w:rPr>
+                <w:rFonts w:ascii="Times New Roman" w:eastAsia="Times New Roman" w:hAnsi="Times New Roman" w:cs="Times New Roman"/>
+                <w:color w:val="000000"/>
+                <w:sz w:val="24"/>
+                <w:szCs w:val="24"/>
+                <w:lang w:val="es-BO" w:eastAsia="es-BO"/>
+              </w:rPr>
+              <w:t> </w:t>
+            </w:r>
+          </w:p>
+        </w:tc>
+        <w:tc>
+          <w:tcPr>
+            <w:tcW w:w="593" w:type="dxa"/>
+            <w:tcBorders>
+              <w:top w:val="single" w:sz="4" w:space="0" w:color="FFFFFF"/>
+              <w:left w:val="nil"/>
+              <w:bottom w:val="single" w:sz="4" w:space="0" w:color="FFFFFF"/>
+              <w:right w:val="single" w:sz="4" w:space="0" w:color="FFFFFF"/>
+            </w:tcBorders>
+            <w:shd w:val="clear" w:color="auto" w:fill="auto"/>
+            <w:noWrap/>
+            <w:vAlign w:val="bottom"/>
+            <w:hideMark/>
+          </w:tcPr>
+          <w:p>
+            <w:pPr>
+              <w:spacing w:after="0" w:line="240" w:lineRule="auto"/>
+              <w:rPr>
+                <w:rFonts w:ascii="Times New Roman" w:eastAsia="Times New Roman" w:hAnsi="Times New Roman" w:cs="Times New Roman"/>
+                <w:color w:val="000000"/>
+                <w:sz w:val="24"/>
+                <w:szCs w:val="24"/>
+                <w:lang w:val="es-BO" w:eastAsia="es-BO"/>
+              </w:rPr>
+            </w:pPr>
+            <w:r>
+              <w:rPr>
+                <w:rFonts w:ascii="Times New Roman" w:eastAsia="Times New Roman" w:hAnsi="Times New Roman" w:cs="Times New Roman"/>
+                <w:color w:val="000000"/>
+                <w:sz w:val="24"/>
+                <w:szCs w:val="24"/>
+                <w:lang w:val="es-BO" w:eastAsia="es-BO"/>
+              </w:rPr>
+              <w:t> </w:t>
+            </w:r>
+          </w:p>
+        </w:tc>
+        <w:tc>
+          <w:tcPr>
+            <w:tcW w:w="593" w:type="dxa"/>
+            <w:tcBorders>
+              <w:top w:val="single" w:sz="4" w:space="0" w:color="FFFFFF"/>
+              <w:left w:val="nil"/>
+              <w:bottom w:val="single" w:sz="4" w:space="0" w:color="FFFFFF"/>
+              <w:right w:val="single" w:sz="4" w:space="0" w:color="FFFFFF"/>
+            </w:tcBorders>
+            <w:shd w:val="clear" w:color="auto" w:fill="auto"/>
+            <w:noWrap/>
+            <w:vAlign w:val="bottom"/>
+            <w:hideMark/>
+          </w:tcPr>
+          <w:p>
+            <w:pPr>
+              <w:spacing w:after="0" w:line="240" w:lineRule="auto"/>
+              <w:rPr>
+                <w:rFonts w:ascii="Times New Roman" w:eastAsia="Times New Roman" w:hAnsi="Times New Roman" w:cs="Times New Roman"/>
+                <w:color w:val="000000"/>
+                <w:sz w:val="24"/>
+                <w:szCs w:val="24"/>
+                <w:lang w:val="es-BO" w:eastAsia="es-BO"/>
+              </w:rPr>
+            </w:pPr>
+            <w:r>
+              <w:rPr>
+                <w:rFonts w:ascii="Times New Roman" w:eastAsia="Times New Roman" w:hAnsi="Times New Roman" w:cs="Times New Roman"/>
+                <w:color w:val="000000"/>
+                <w:sz w:val="24"/>
+                <w:szCs w:val="24"/>
+                <w:lang w:val="es-BO" w:eastAsia="es-BO"/>
+              </w:rPr>
+              <w:t> </w:t>
+            </w:r>
+          </w:p>
+        </w:tc>
+      </w:tr>
+      <w:tr>
+        <w:trPr>
+          <w:trHeight w:val="252"/>
+          <w:jc w:val="center"/>
+        </w:trPr>
+        <w:tc>
+          <w:tcPr>
+            <w:tcW w:w="5986" w:type="dxa"/>
+            <w:gridSpan w:val="9"/>
+            <w:tcBorders>
+              <w:top w:val="single" w:sz="4" w:space="0" w:color="FFFFFF"/>
+              <w:left w:val="single" w:sz="4" w:space="0" w:color="FFFFFF"/>
+              <w:bottom w:val="single" w:sz="4" w:space="0" w:color="FFFFFF"/>
+              <w:right w:val="single" w:sz="4" w:space="0" w:color="FFFFFF"/>
+            </w:tcBorders>
+            <w:shd w:val="clear" w:color="auto" w:fill="auto"/>
+            <w:vAlign w:val="bottom"/>
+            <w:hideMark/>
+          </w:tcPr>
+          <w:p>
+            <w:pPr>
+              <w:spacing w:after="0" w:line="240" w:lineRule="auto"/>
+              <w:jc w:val="center"/>
+              <w:rPr>
+                <w:rFonts w:ascii="Times New Roman" w:eastAsia="Times New Roman" w:hAnsi="Times New Roman" w:cs="Times New Roman"/>
+                <w:b/>
+                <w:bCs/>
+                <w:color w:val="000000"/>
+                <w:sz w:val="24"/>
+                <w:szCs w:val="24"/>
+                <w:lang w:val="es-BO" w:eastAsia="es-BO"/>
+              </w:rPr>
+            </w:pPr>
+            <w:r>
+              <w:rPr>
+                <w:rFonts w:ascii="Times New Roman" w:eastAsia="Times New Roman" w:hAnsi="Times New Roman" w:cs="Times New Roman"/>
+                <w:b/>
+                <w:bCs/>
+                <w:color w:val="000000"/>
+                <w:sz w:val="24"/>
+                <w:szCs w:val="24"/>
+                <w:lang w:val="es-BO" w:eastAsia="es-BO"/>
+              </w:rPr>
+              <w:t>...</w:t>
+            </w:r>
+          </w:p>
+        </w:tc>
+      </w:tr>
+      <w:tr>
+        <w:trPr>
+          <w:trHeight w:val="324"/>
+          <w:jc w:val="center"/>
+        </w:trPr>
+        <w:tc>
+          <w:tcPr>
+            <w:tcW w:w="1240" w:type="dxa"/>
+            <w:tcBorders>
+              <w:top w:val="single" w:sz="8" w:space="0" w:color="FFFFFF"/>
+              <w:left w:val="single" w:sz="8" w:space="0" w:color="FFFFFF"/>
+              <w:bottom w:val="single" w:sz="8" w:space="0" w:color="FFFFFF"/>
+              <w:right w:val="nil"/>
+            </w:tcBorders>
+            <w:shd w:val="clear" w:color="auto" w:fill="auto"/>
+            <w:noWrap/>
+            <w:vAlign w:val="center"/>
+            <w:hideMark/>
+          </w:tcPr>
+          <w:p>
+            <w:pPr>
+              <w:spacing w:after="0" w:line="240" w:lineRule="auto"/>
+              <w:jc w:val="right"/>
+              <w:rPr>
+                <w:rFonts w:ascii="Times New Roman" w:eastAsia="Times New Roman" w:hAnsi="Times New Roman" w:cs="Times New Roman"/>
+                <w:color w:val="000000"/>
+                <w:sz w:val="24"/>
+                <w:szCs w:val="24"/>
+                <w:lang w:val="es-BO" w:eastAsia="es-BO"/>
+              </w:rPr>
+            </w:pPr>
+            <w:r>
+              <w:rPr>
+                <w:rFonts w:ascii="Times New Roman" w:eastAsia="Times New Roman" w:hAnsi="Times New Roman" w:cs="Times New Roman"/>
+                <w:color w:val="000000"/>
+                <w:sz w:val="24"/>
+                <w:szCs w:val="24"/>
+                <w:lang w:eastAsia="es-BO"/>
+              </w:rPr>
+              <w:t> </w:t>
+            </w:r>
+          </w:p>
+        </w:tc>
+        <w:tc>
+          <w:tcPr>
+            <w:tcW w:w="594" w:type="dxa"/>
+            <w:tcBorders>
+              <w:top w:val="single" w:sz="8" w:space="0" w:color="000000"/>
+              <w:left w:val="single" w:sz="8" w:space="0" w:color="000000"/>
+              <w:bottom w:val="single" w:sz="8" w:space="0" w:color="000000"/>
+              <w:right w:val="single" w:sz="8" w:space="0" w:color="000000"/>
+            </w:tcBorders>
+            <w:shd w:val="clear" w:color="000000" w:fill="D9E1F2"/>
+            <w:noWrap/>
+            <w:vAlign w:val="center"/>
+            <w:hideMark/>
+          </w:tcPr>
+          <w:p>
+            <w:pPr>
+              <w:spacing w:after="0" w:line="240" w:lineRule="auto"/>
+              <w:jc w:val="center"/>
+              <w:rPr>
+                <w:rFonts w:ascii="Times New Roman" w:eastAsia="Times New Roman" w:hAnsi="Times New Roman" w:cs="Times New Roman"/>
+                <w:color w:val="000000"/>
+                <w:sz w:val="24"/>
+                <w:szCs w:val="24"/>
+                <w:lang w:val="es-BO" w:eastAsia="es-BO"/>
+              </w:rPr>
+            </w:pPr>
+            <w:r>
+              <w:rPr>
+                <w:rFonts w:ascii="Times New Roman" w:eastAsia="Times New Roman" w:hAnsi="Times New Roman" w:cs="Times New Roman"/>
+                <w:color w:val="000000"/>
+                <w:sz w:val="24"/>
+                <w:szCs w:val="24"/>
+                <w:lang w:eastAsia="es-BO"/>
+              </w:rPr>
+              <w:t>-1</w:t>
+            </w:r>
+          </w:p>
+        </w:tc>
+        <w:tc>
+          <w:tcPr>
+            <w:tcW w:w="594" w:type="dxa"/>
+            <w:tcBorders>
+              <w:top w:val="single" w:sz="8" w:space="0" w:color="000000"/>
+              <w:left w:val="nil"/>
+              <w:bottom w:val="single" w:sz="8" w:space="0" w:color="000000"/>
+              <w:right w:val="single" w:sz="8" w:space="0" w:color="000000"/>
+            </w:tcBorders>
+            <w:shd w:val="clear" w:color="000000" w:fill="D9E1F2"/>
+            <w:noWrap/>
+            <w:vAlign w:val="center"/>
+            <w:hideMark/>
+          </w:tcPr>
+          <w:p>
+            <w:pPr>
+              <w:spacing w:after="0" w:line="240" w:lineRule="auto"/>
+              <w:jc w:val="center"/>
+              <w:rPr>
+                <w:rFonts w:ascii="Times New Roman" w:eastAsia="Times New Roman" w:hAnsi="Times New Roman" w:cs="Times New Roman"/>
+                <w:color w:val="000000"/>
+                <w:sz w:val="24"/>
+                <w:szCs w:val="24"/>
+                <w:lang w:val="es-BO" w:eastAsia="es-BO"/>
+              </w:rPr>
+            </w:pPr>
+            <w:r>
+              <w:rPr>
+                <w:rFonts w:ascii="Times New Roman" w:eastAsia="Times New Roman" w:hAnsi="Times New Roman" w:cs="Times New Roman"/>
+                <w:color w:val="000000"/>
+                <w:sz w:val="24"/>
+                <w:szCs w:val="24"/>
+                <w:lang w:eastAsia="es-BO"/>
+              </w:rPr>
+              <w:t>2</w:t>
+            </w:r>
+          </w:p>
+        </w:tc>
+        <w:tc>
+          <w:tcPr>
+            <w:tcW w:w="593" w:type="dxa"/>
+            <w:tcBorders>
+              <w:top w:val="single" w:sz="8" w:space="0" w:color="000000"/>
+              <w:left w:val="nil"/>
+              <w:bottom w:val="single" w:sz="8" w:space="0" w:color="000000"/>
+              <w:right w:val="single" w:sz="8" w:space="0" w:color="000000"/>
+            </w:tcBorders>
+            <w:shd w:val="clear" w:color="000000" w:fill="D9E1F2"/>
+            <w:noWrap/>
+            <w:vAlign w:val="center"/>
+            <w:hideMark/>
+          </w:tcPr>
+          <w:p>
+            <w:pPr>
+              <w:spacing w:after="0" w:line="240" w:lineRule="auto"/>
+              <w:jc w:val="center"/>
+              <w:rPr>
+                <w:rFonts w:ascii="Times New Roman" w:eastAsia="Times New Roman" w:hAnsi="Times New Roman" w:cs="Times New Roman"/>
+                <w:color w:val="000000"/>
+                <w:sz w:val="24"/>
+                <w:szCs w:val="24"/>
+                <w:lang w:val="es-BO" w:eastAsia="es-BO"/>
+              </w:rPr>
+            </w:pPr>
+            <w:r>
+              <w:rPr>
+                <w:rFonts w:ascii="Times New Roman" w:eastAsia="Times New Roman" w:hAnsi="Times New Roman" w:cs="Times New Roman"/>
+                <w:color w:val="000000"/>
+                <w:sz w:val="24"/>
+                <w:szCs w:val="24"/>
+                <w:lang w:eastAsia="es-BO"/>
+              </w:rPr>
+              <w:t>4</w:t>
+            </w:r>
+          </w:p>
+        </w:tc>
+        <w:tc>
+          <w:tcPr>
+            <w:tcW w:w="593" w:type="dxa"/>
+            <w:tcBorders>
+              <w:top w:val="single" w:sz="8" w:space="0" w:color="000000"/>
+              <w:left w:val="nil"/>
+              <w:bottom w:val="single" w:sz="8" w:space="0" w:color="000000"/>
+              <w:right w:val="single" w:sz="8" w:space="0" w:color="000000"/>
+            </w:tcBorders>
+            <w:shd w:val="clear" w:color="000000" w:fill="D9E1F2"/>
+            <w:noWrap/>
+            <w:vAlign w:val="center"/>
+            <w:hideMark/>
+          </w:tcPr>
+          <w:p>
+            <w:pPr>
+              <w:spacing w:after="0" w:line="240" w:lineRule="auto"/>
+              <w:jc w:val="center"/>
+              <w:rPr>
+                <w:rFonts w:ascii="Times New Roman" w:eastAsia="Times New Roman" w:hAnsi="Times New Roman" w:cs="Times New Roman"/>
+                <w:color w:val="000000"/>
+                <w:sz w:val="24"/>
+                <w:szCs w:val="24"/>
+                <w:lang w:val="es-BO" w:eastAsia="es-BO"/>
+              </w:rPr>
+            </w:pPr>
+            <w:r>
+              <w:rPr>
+                <w:rFonts w:ascii="Times New Roman" w:eastAsia="Times New Roman" w:hAnsi="Times New Roman" w:cs="Times New Roman"/>
+                <w:color w:val="000000"/>
+                <w:sz w:val="24"/>
+                <w:szCs w:val="24"/>
+                <w:lang w:eastAsia="es-BO"/>
+              </w:rPr>
+              <w:t>-3</w:t>
+            </w:r>
+          </w:p>
+        </w:tc>
+        <w:tc>
+          <w:tcPr>
+            <w:tcW w:w="593" w:type="dxa"/>
+            <w:tcBorders>
+              <w:top w:val="single" w:sz="8" w:space="0" w:color="000000"/>
+              <w:left w:val="nil"/>
+              <w:bottom w:val="single" w:sz="8" w:space="0" w:color="000000"/>
+              <w:right w:val="single" w:sz="8" w:space="0" w:color="000000"/>
+            </w:tcBorders>
+            <w:shd w:val="clear" w:color="000000" w:fill="D9E1F2"/>
+            <w:noWrap/>
+            <w:vAlign w:val="center"/>
+            <w:hideMark/>
+          </w:tcPr>
+          <w:p>
+            <w:pPr>
+              <w:spacing w:after="0" w:line="240" w:lineRule="auto"/>
+              <w:jc w:val="center"/>
+              <w:rPr>
+                <w:rFonts w:ascii="Times New Roman" w:eastAsia="Times New Roman" w:hAnsi="Times New Roman" w:cs="Times New Roman"/>
+                <w:color w:val="000000"/>
+                <w:sz w:val="24"/>
+                <w:szCs w:val="24"/>
+                <w:lang w:val="es-BO" w:eastAsia="es-BO"/>
+              </w:rPr>
+            </w:pPr>
+            <w:r>
+              <w:rPr>
+                <w:rFonts w:ascii="Times New Roman" w:eastAsia="Times New Roman" w:hAnsi="Times New Roman" w:cs="Times New Roman"/>
+                <w:color w:val="000000"/>
+                <w:sz w:val="24"/>
+                <w:szCs w:val="24"/>
+                <w:lang w:eastAsia="es-BO"/>
+              </w:rPr>
+              <w:t>5</w:t>
+            </w:r>
+          </w:p>
+        </w:tc>
+        <w:tc>
+          <w:tcPr>
+            <w:tcW w:w="593" w:type="dxa"/>
+            <w:tcBorders>
+              <w:top w:val="single" w:sz="8" w:space="0" w:color="000000"/>
+              <w:left w:val="nil"/>
+              <w:bottom w:val="single" w:sz="8" w:space="0" w:color="000000"/>
+              <w:right w:val="single" w:sz="8" w:space="0" w:color="000000"/>
+            </w:tcBorders>
+            <w:shd w:val="clear" w:color="000000" w:fill="D9E1F2"/>
+            <w:noWrap/>
+            <w:vAlign w:val="center"/>
+            <w:hideMark/>
+          </w:tcPr>
+          <w:p>
+            <w:pPr>
+              <w:spacing w:after="0" w:line="240" w:lineRule="auto"/>
+              <w:jc w:val="center"/>
+              <w:rPr>
+                <w:rFonts w:ascii="Times New Roman" w:eastAsia="Times New Roman" w:hAnsi="Times New Roman" w:cs="Times New Roman"/>
+                <w:color w:val="000000"/>
+                <w:sz w:val="24"/>
+                <w:szCs w:val="24"/>
+                <w:lang w:val="es-BO" w:eastAsia="es-BO"/>
+              </w:rPr>
+            </w:pPr>
+            <w:r>
+              <w:rPr>
+                <w:rFonts w:ascii="Times New Roman" w:eastAsia="Times New Roman" w:hAnsi="Times New Roman" w:cs="Times New Roman"/>
+                <w:color w:val="000000"/>
+                <w:sz w:val="24"/>
+                <w:szCs w:val="24"/>
+                <w:lang w:eastAsia="es-BO"/>
+              </w:rPr>
+              <w:t>2</w:t>
+            </w:r>
+          </w:p>
+        </w:tc>
+        <w:tc>
+          <w:tcPr>
+            <w:tcW w:w="593" w:type="dxa"/>
+            <w:tcBorders>
+              <w:top w:val="single" w:sz="8" w:space="0" w:color="000000"/>
+              <w:left w:val="nil"/>
+              <w:bottom w:val="single" w:sz="8" w:space="0" w:color="000000"/>
+              <w:right w:val="single" w:sz="8" w:space="0" w:color="000000"/>
+            </w:tcBorders>
+            <w:shd w:val="clear" w:color="000000" w:fill="D9E1F2"/>
+            <w:noWrap/>
+            <w:vAlign w:val="center"/>
+            <w:hideMark/>
+          </w:tcPr>
+          <w:p>
+            <w:pPr>
+              <w:spacing w:after="0" w:line="240" w:lineRule="auto"/>
+              <w:jc w:val="center"/>
+              <w:rPr>
+                <w:rFonts w:ascii="Times New Roman" w:eastAsia="Times New Roman" w:hAnsi="Times New Roman" w:cs="Times New Roman"/>
+                <w:color w:val="000000"/>
+                <w:sz w:val="24"/>
+                <w:szCs w:val="24"/>
+                <w:lang w:val="es-BO" w:eastAsia="es-BO"/>
+              </w:rPr>
+            </w:pPr>
+            <w:r>
+              <w:rPr>
+                <w:rFonts w:ascii="Times New Roman" w:eastAsia="Times New Roman" w:hAnsi="Times New Roman" w:cs="Times New Roman"/>
+                <w:color w:val="000000"/>
+                <w:sz w:val="24"/>
+                <w:szCs w:val="24"/>
+                <w:lang w:eastAsia="es-BO"/>
+              </w:rPr>
+              <w:t>-5</w:t>
+            </w:r>
+          </w:p>
+        </w:tc>
+        <w:tc>
+          <w:tcPr>
+            <w:tcW w:w="593" w:type="dxa"/>
+            <w:tcBorders>
+              <w:top w:val="single" w:sz="8" w:space="0" w:color="000000"/>
+              <w:left w:val="nil"/>
+              <w:bottom w:val="single" w:sz="8" w:space="0" w:color="000000"/>
+              <w:right w:val="single" w:sz="8" w:space="0" w:color="000000"/>
+            </w:tcBorders>
+            <w:shd w:val="clear" w:color="000000" w:fill="D9E1F2"/>
+            <w:noWrap/>
+            <w:vAlign w:val="center"/>
+            <w:hideMark/>
+          </w:tcPr>
+          <w:p>
+            <w:pPr>
+              <w:spacing w:after="0" w:line="240" w:lineRule="auto"/>
+              <w:jc w:val="center"/>
+              <w:rPr>
+                <w:rFonts w:ascii="Times New Roman" w:eastAsia="Times New Roman" w:hAnsi="Times New Roman" w:cs="Times New Roman"/>
+                <w:color w:val="000000"/>
+                <w:sz w:val="24"/>
+                <w:szCs w:val="24"/>
+                <w:lang w:val="es-BO" w:eastAsia="es-BO"/>
+              </w:rPr>
+            </w:pPr>
+            <w:r>
+              <w:rPr>
+                <w:rFonts w:ascii="Times New Roman" w:eastAsia="Times New Roman" w:hAnsi="Times New Roman" w:cs="Times New Roman"/>
+                <w:color w:val="000000"/>
+                <w:sz w:val="24"/>
+                <w:szCs w:val="24"/>
+                <w:lang w:eastAsia="es-BO"/>
+              </w:rPr>
+              <w:t>2</w:t>
+            </w:r>
+          </w:p>
+        </w:tc>
+      </w:tr>
+      <w:tr>
+        <w:trPr>
+          <w:trHeight w:val="312"/>
+          <w:jc w:val="center"/>
+        </w:trPr>
+        <w:tc>
+          <w:tcPr>
+            <w:tcW w:w="1240" w:type="dxa"/>
+            <w:tcBorders>
+              <w:top w:val="single" w:sz="4" w:space="0" w:color="FFFFFF"/>
+              <w:left w:val="single" w:sz="4" w:space="0" w:color="FFFFFF"/>
+              <w:bottom w:val="single" w:sz="4" w:space="0" w:color="FFFFFF"/>
+              <w:right w:val="single" w:sz="4" w:space="0" w:color="FFFFFF"/>
+            </w:tcBorders>
+            <w:shd w:val="clear" w:color="auto" w:fill="auto"/>
+            <w:noWrap/>
+            <w:vAlign w:val="bottom"/>
+            <w:hideMark/>
+          </w:tcPr>
+          <w:p>
+            <w:pPr>
+              <w:spacing w:after="0" w:line="240" w:lineRule="auto"/>
+              <w:jc w:val="right"/>
+              <w:rPr>
+                <w:rFonts w:ascii="Times New Roman" w:eastAsia="Times New Roman" w:hAnsi="Times New Roman" w:cs="Times New Roman"/>
+                <w:color w:val="000000"/>
+                <w:sz w:val="24"/>
+                <w:szCs w:val="24"/>
+                <w:lang w:val="es-BO" w:eastAsia="es-BO"/>
+              </w:rPr>
+            </w:pPr>
+            <w:r>
+              <w:rPr>
+                <w:rFonts w:ascii="Times New Roman" w:eastAsia="Times New Roman" w:hAnsi="Times New Roman" w:cs="Times New Roman"/>
+                <w:color w:val="000000"/>
+                <w:sz w:val="24"/>
+                <w:szCs w:val="24"/>
+                <w:lang w:val="es-BO" w:eastAsia="es-BO"/>
+              </w:rPr>
+              <w:t xml:space="preserve">Suma </w:t>
+            </w:r>
+          </w:p>
+        </w:tc>
+        <w:tc>
+          <w:tcPr>
+            <w:tcW w:w="594" w:type="dxa"/>
+            <w:tcBorders>
+              <w:top w:val="single" w:sz="4" w:space="0" w:color="FFFFFF"/>
+              <w:left w:val="nil"/>
+              <w:bottom w:val="single" w:sz="4" w:space="0" w:color="FFFFFF"/>
+              <w:right w:val="single" w:sz="4" w:space="0" w:color="FFFFFF"/>
+            </w:tcBorders>
+            <w:shd w:val="clear" w:color="auto" w:fill="auto"/>
+            <w:noWrap/>
+            <w:vAlign w:val="bottom"/>
+            <w:hideMark/>
+          </w:tcPr>
+          <w:p>
+            <w:pPr>
+              <w:spacing w:after="0" w:line="240" w:lineRule="auto"/>
+              <w:jc w:val="right"/>
+              <w:rPr>
+                <w:rFonts w:ascii="Times New Roman" w:eastAsia="Times New Roman" w:hAnsi="Times New Roman" w:cs="Times New Roman"/>
+                <w:color w:val="000000"/>
+                <w:sz w:val="24"/>
+                <w:szCs w:val="24"/>
+                <w:lang w:val="es-BO" w:eastAsia="es-BO"/>
+              </w:rPr>
+            </w:pPr>
+            <w:r>
+              <w:rPr>
+                <w:rFonts w:ascii="Times New Roman" w:eastAsia="Times New Roman" w:hAnsi="Times New Roman" w:cs="Times New Roman"/>
+                <w:color w:val="000000"/>
+                <w:sz w:val="24"/>
+                <w:szCs w:val="24"/>
+                <w:lang w:val="es-BO" w:eastAsia="es-BO"/>
+              </w:rPr>
+              <w:t>6</w:t>
+            </w:r>
+          </w:p>
+        </w:tc>
+        <w:tc>
+          <w:tcPr>
+            <w:tcW w:w="594" w:type="dxa"/>
+            <w:tcBorders>
+              <w:top w:val="single" w:sz="4" w:space="0" w:color="FFFFFF"/>
+              <w:left w:val="nil"/>
+              <w:bottom w:val="single" w:sz="4" w:space="0" w:color="FFFFFF"/>
+              <w:right w:val="single" w:sz="4" w:space="0" w:color="FFFFFF"/>
+            </w:tcBorders>
+            <w:shd w:val="clear" w:color="auto" w:fill="auto"/>
+            <w:noWrap/>
+            <w:vAlign w:val="bottom"/>
+            <w:hideMark/>
+          </w:tcPr>
+          <w:p>
+            <w:pPr>
+              <w:spacing w:after="0" w:line="240" w:lineRule="auto"/>
+              <w:rPr>
+                <w:rFonts w:ascii="Times New Roman" w:eastAsia="Times New Roman" w:hAnsi="Times New Roman" w:cs="Times New Roman"/>
+                <w:color w:val="000000"/>
+                <w:sz w:val="24"/>
+                <w:szCs w:val="24"/>
+                <w:lang w:val="es-BO" w:eastAsia="es-BO"/>
+              </w:rPr>
+            </w:pPr>
+            <w:r>
+              <w:rPr>
+                <w:rFonts w:ascii="Times New Roman" w:eastAsia="Times New Roman" w:hAnsi="Times New Roman" w:cs="Times New Roman"/>
+                <w:color w:val="000000"/>
+                <w:sz w:val="24"/>
+                <w:szCs w:val="24"/>
+                <w:lang w:val="es-BO" w:eastAsia="es-BO"/>
+              </w:rPr>
+              <w:t> </w:t>
+            </w:r>
+          </w:p>
+        </w:tc>
+        <w:tc>
+          <w:tcPr>
+            <w:tcW w:w="593" w:type="dxa"/>
+            <w:tcBorders>
+              <w:top w:val="single" w:sz="4" w:space="0" w:color="FFFFFF"/>
+              <w:left w:val="nil"/>
+              <w:bottom w:val="single" w:sz="4" w:space="0" w:color="FFFFFF"/>
+              <w:right w:val="single" w:sz="4" w:space="0" w:color="FFFFFF"/>
+            </w:tcBorders>
+            <w:shd w:val="clear" w:color="auto" w:fill="auto"/>
+            <w:noWrap/>
+            <w:vAlign w:val="bottom"/>
+            <w:hideMark/>
+          </w:tcPr>
+          <w:p>
+            <w:pPr>
+              <w:spacing w:after="0" w:line="240" w:lineRule="auto"/>
+              <w:rPr>
+                <w:rFonts w:ascii="Times New Roman" w:eastAsia="Times New Roman" w:hAnsi="Times New Roman" w:cs="Times New Roman"/>
+                <w:color w:val="000000"/>
+                <w:sz w:val="24"/>
+                <w:szCs w:val="24"/>
+                <w:lang w:val="es-BO" w:eastAsia="es-BO"/>
+              </w:rPr>
+            </w:pPr>
+            <w:r>
+              <w:rPr>
+                <w:rFonts w:ascii="Times New Roman" w:eastAsia="Times New Roman" w:hAnsi="Times New Roman" w:cs="Times New Roman"/>
+                <w:color w:val="000000"/>
+                <w:sz w:val="24"/>
+                <w:szCs w:val="24"/>
+                <w:lang w:val="es-BO" w:eastAsia="es-BO"/>
+              </w:rPr>
+              <w:t> </w:t>
+            </w:r>
+          </w:p>
+        </w:tc>
+        <w:tc>
+          <w:tcPr>
+            <w:tcW w:w="593" w:type="dxa"/>
+            <w:tcBorders>
+              <w:top w:val="single" w:sz="4" w:space="0" w:color="FFFFFF"/>
+              <w:left w:val="nil"/>
+              <w:bottom w:val="single" w:sz="4" w:space="0" w:color="FFFFFF"/>
+              <w:right w:val="single" w:sz="4" w:space="0" w:color="FFFFFF"/>
+            </w:tcBorders>
+            <w:shd w:val="clear" w:color="auto" w:fill="auto"/>
+            <w:noWrap/>
+            <w:vAlign w:val="bottom"/>
+            <w:hideMark/>
+          </w:tcPr>
+          <w:p>
+            <w:pPr>
+              <w:spacing w:after="0" w:line="240" w:lineRule="auto"/>
+              <w:rPr>
+                <w:rFonts w:ascii="Times New Roman" w:eastAsia="Times New Roman" w:hAnsi="Times New Roman" w:cs="Times New Roman"/>
+                <w:color w:val="000000"/>
+                <w:sz w:val="24"/>
+                <w:szCs w:val="24"/>
+                <w:lang w:val="es-BO" w:eastAsia="es-BO"/>
+              </w:rPr>
+            </w:pPr>
+            <w:r>
+              <w:rPr>
+                <w:rFonts w:ascii="Times New Roman" w:eastAsia="Times New Roman" w:hAnsi="Times New Roman" w:cs="Times New Roman"/>
+                <w:color w:val="000000"/>
+                <w:sz w:val="24"/>
+                <w:szCs w:val="24"/>
+                <w:lang w:val="es-BO" w:eastAsia="es-BO"/>
+              </w:rPr>
+              <w:t> </w:t>
+            </w:r>
+          </w:p>
+        </w:tc>
+        <w:tc>
+          <w:tcPr>
+            <w:tcW w:w="593" w:type="dxa"/>
+            <w:tcBorders>
+              <w:top w:val="single" w:sz="4" w:space="0" w:color="FFFFFF"/>
+              <w:left w:val="nil"/>
+              <w:bottom w:val="single" w:sz="4" w:space="0" w:color="FFFFFF"/>
+              <w:right w:val="single" w:sz="4" w:space="0" w:color="FFFFFF"/>
+            </w:tcBorders>
+            <w:shd w:val="clear" w:color="auto" w:fill="auto"/>
+            <w:noWrap/>
+            <w:vAlign w:val="bottom"/>
+            <w:hideMark/>
+          </w:tcPr>
+          <w:p>
+            <w:pPr>
+              <w:spacing w:after="0" w:line="240" w:lineRule="auto"/>
+              <w:rPr>
+                <w:rFonts w:ascii="Times New Roman" w:eastAsia="Times New Roman" w:hAnsi="Times New Roman" w:cs="Times New Roman"/>
+                <w:color w:val="000000"/>
+                <w:sz w:val="24"/>
+                <w:szCs w:val="24"/>
+                <w:lang w:val="es-BO" w:eastAsia="es-BO"/>
+              </w:rPr>
+            </w:pPr>
+            <w:r>
+              <w:rPr>
+                <w:rFonts w:ascii="Times New Roman" w:eastAsia="Times New Roman" w:hAnsi="Times New Roman" w:cs="Times New Roman"/>
+                <w:color w:val="000000"/>
+                <w:sz w:val="24"/>
+                <w:szCs w:val="24"/>
+                <w:lang w:val="es-BO" w:eastAsia="es-BO"/>
+              </w:rPr>
+              <w:t> </w:t>
+            </w:r>
+          </w:p>
+        </w:tc>
+        <w:tc>
+          <w:tcPr>
+            <w:tcW w:w="593" w:type="dxa"/>
+            <w:tcBorders>
+              <w:top w:val="single" w:sz="4" w:space="0" w:color="FFFFFF"/>
+              <w:left w:val="nil"/>
+              <w:bottom w:val="single" w:sz="4" w:space="0" w:color="FFFFFF"/>
+              <w:right w:val="single" w:sz="4" w:space="0" w:color="FFFFFF"/>
+            </w:tcBorders>
+            <w:shd w:val="clear" w:color="auto" w:fill="auto"/>
+            <w:noWrap/>
+            <w:vAlign w:val="bottom"/>
+            <w:hideMark/>
+          </w:tcPr>
+          <w:p>
+            <w:pPr>
+              <w:spacing w:after="0" w:line="240" w:lineRule="auto"/>
+              <w:rPr>
+                <w:rFonts w:ascii="Times New Roman" w:eastAsia="Times New Roman" w:hAnsi="Times New Roman" w:cs="Times New Roman"/>
+                <w:color w:val="000000"/>
+                <w:sz w:val="24"/>
+                <w:szCs w:val="24"/>
+                <w:lang w:val="es-BO" w:eastAsia="es-BO"/>
+              </w:rPr>
+            </w:pPr>
+            <w:r>
+              <w:rPr>
+                <w:rFonts w:ascii="Times New Roman" w:eastAsia="Times New Roman" w:hAnsi="Times New Roman" w:cs="Times New Roman"/>
+                <w:color w:val="000000"/>
+                <w:sz w:val="24"/>
+                <w:szCs w:val="24"/>
+                <w:lang w:val="es-BO" w:eastAsia="es-BO"/>
+              </w:rPr>
+              <w:t> </w:t>
+            </w:r>
+          </w:p>
+        </w:tc>
+        <w:tc>
+          <w:tcPr>
+            <w:tcW w:w="593" w:type="dxa"/>
+            <w:tcBorders>
+              <w:top w:val="single" w:sz="4" w:space="0" w:color="FFFFFF"/>
+              <w:left w:val="nil"/>
+              <w:bottom w:val="single" w:sz="4" w:space="0" w:color="FFFFFF"/>
+              <w:right w:val="single" w:sz="4" w:space="0" w:color="FFFFFF"/>
+            </w:tcBorders>
+            <w:shd w:val="clear" w:color="auto" w:fill="auto"/>
+            <w:noWrap/>
+            <w:vAlign w:val="bottom"/>
+            <w:hideMark/>
+          </w:tcPr>
+          <w:p>
+            <w:pPr>
+              <w:spacing w:after="0" w:line="240" w:lineRule="auto"/>
+              <w:rPr>
+                <w:rFonts w:ascii="Times New Roman" w:eastAsia="Times New Roman" w:hAnsi="Times New Roman" w:cs="Times New Roman"/>
+                <w:color w:val="000000"/>
+                <w:sz w:val="24"/>
+                <w:szCs w:val="24"/>
+                <w:lang w:val="es-BO" w:eastAsia="es-BO"/>
+              </w:rPr>
+            </w:pPr>
+            <w:r>
+              <w:rPr>
+                <w:rFonts w:ascii="Times New Roman" w:eastAsia="Times New Roman" w:hAnsi="Times New Roman" w:cs="Times New Roman"/>
+                <w:color w:val="000000"/>
+                <w:sz w:val="24"/>
+                <w:szCs w:val="24"/>
+                <w:lang w:val="es-BO" w:eastAsia="es-BO"/>
+              </w:rPr>
+              <w:t> </w:t>
+            </w:r>
+          </w:p>
+        </w:tc>
+        <w:tc>
+          <w:tcPr>
+            <w:tcW w:w="593" w:type="dxa"/>
+            <w:tcBorders>
+              <w:top w:val="single" w:sz="4" w:space="0" w:color="FFFFFF"/>
+              <w:left w:val="nil"/>
+              <w:bottom w:val="single" w:sz="4" w:space="0" w:color="FFFFFF"/>
+              <w:right w:val="single" w:sz="4" w:space="0" w:color="FFFFFF"/>
+            </w:tcBorders>
+            <w:shd w:val="clear" w:color="auto" w:fill="auto"/>
+            <w:noWrap/>
+            <w:vAlign w:val="bottom"/>
+            <w:hideMark/>
+          </w:tcPr>
+          <w:p>
+            <w:pPr>
+              <w:spacing w:after="0" w:line="240" w:lineRule="auto"/>
+              <w:rPr>
+                <w:rFonts w:ascii="Times New Roman" w:eastAsia="Times New Roman" w:hAnsi="Times New Roman" w:cs="Times New Roman"/>
+                <w:color w:val="000000"/>
+                <w:sz w:val="24"/>
+                <w:szCs w:val="24"/>
+                <w:lang w:val="es-BO" w:eastAsia="es-BO"/>
+              </w:rPr>
+            </w:pPr>
+            <w:r>
+              <w:rPr>
+                <w:rFonts w:ascii="Times New Roman" w:eastAsia="Times New Roman" w:hAnsi="Times New Roman" w:cs="Times New Roman"/>
+                <w:color w:val="000000"/>
+                <w:sz w:val="24"/>
+                <w:szCs w:val="24"/>
+                <w:lang w:val="es-BO" w:eastAsia="es-BO"/>
+              </w:rPr>
+              <w:t> </w:t>
+            </w:r>
+          </w:p>
+        </w:tc>
+      </w:tr>
+      <w:tr>
+        <w:trPr>
+          <w:trHeight w:val="312"/>
+          <w:jc w:val="center"/>
+        </w:trPr>
+        <w:tc>
+          <w:tcPr>
+            <w:tcW w:w="1240" w:type="dxa"/>
+            <w:tcBorders>
+              <w:top w:val="nil"/>
+              <w:left w:val="single" w:sz="4" w:space="0" w:color="FFFFFF"/>
+              <w:bottom w:val="single" w:sz="4" w:space="0" w:color="FFFFFF"/>
+              <w:right w:val="single" w:sz="4" w:space="0" w:color="FFFFFF"/>
+            </w:tcBorders>
+            <w:shd w:val="clear" w:color="auto" w:fill="auto"/>
+            <w:noWrap/>
+            <w:vAlign w:val="bottom"/>
+            <w:hideMark/>
+          </w:tcPr>
+          <w:p>
+            <w:pPr>
+              <w:spacing w:after="0" w:line="240" w:lineRule="auto"/>
+              <w:jc w:val="right"/>
+              <w:rPr>
+                <w:rFonts w:ascii="Times New Roman" w:eastAsia="Times New Roman" w:hAnsi="Times New Roman" w:cs="Times New Roman"/>
+                <w:color w:val="000000"/>
+                <w:sz w:val="24"/>
+                <w:szCs w:val="24"/>
+                <w:lang w:val="es-BO" w:eastAsia="es-BO"/>
+              </w:rPr>
+            </w:pPr>
+            <w:r>
+              <w:rPr>
+                <w:rFonts w:ascii="Times New Roman" w:eastAsia="Times New Roman" w:hAnsi="Times New Roman" w:cs="Times New Roman"/>
+                <w:color w:val="000000"/>
+                <w:sz w:val="24"/>
+                <w:szCs w:val="24"/>
+                <w:lang w:val="es-BO" w:eastAsia="es-BO"/>
+              </w:rPr>
+              <w:t> </w:t>
+            </w:r>
+          </w:p>
+        </w:tc>
+        <w:tc>
+          <w:tcPr>
+            <w:tcW w:w="4746" w:type="dxa"/>
+            <w:gridSpan w:val="8"/>
+            <w:tcBorders>
+              <w:top w:val="single" w:sz="4" w:space="0" w:color="FFFFFF"/>
+              <w:left w:val="nil"/>
+              <w:bottom w:val="single" w:sz="4" w:space="0" w:color="FFFFFF"/>
+              <w:right w:val="single" w:sz="4" w:space="0" w:color="FFFFFF"/>
+            </w:tcBorders>
+            <w:shd w:val="clear" w:color="auto" w:fill="auto"/>
+            <w:noWrap/>
+            <w:vAlign w:val="bottom"/>
+            <w:hideMark/>
+          </w:tcPr>
+          <w:p>
+            <w:pPr>
+              <w:spacing w:after="0" w:line="240" w:lineRule="auto"/>
+              <w:jc w:val="center"/>
+              <w:rPr>
+                <w:rFonts w:ascii="Times New Roman" w:eastAsia="Times New Roman" w:hAnsi="Times New Roman" w:cs="Times New Roman"/>
+                <w:color w:val="000000"/>
+                <w:sz w:val="24"/>
+                <w:szCs w:val="24"/>
+                <w:lang w:val="es-BO" w:eastAsia="es-BO"/>
+              </w:rPr>
+            </w:pPr>
+            <w:r>
+              <w:rPr>
+                <w:rFonts w:ascii="Times New Roman" w:eastAsia="Times New Roman" w:hAnsi="Times New Roman" w:cs="Times New Roman"/>
+                <w:color w:val="000000"/>
+                <w:sz w:val="24"/>
+                <w:szCs w:val="24"/>
+                <w:lang w:val="es-BO" w:eastAsia="es-BO"/>
+              </w:rPr>
+              <w:t>-----------------------------------------------------------</w:t>
+            </w:r>
+          </w:p>
+        </w:tc>
+      </w:tr>
+      <w:tr>
+        <w:trPr>
+          <w:trHeight w:val="324"/>
+          <w:jc w:val="center"/>
+        </w:trPr>
+        <w:tc>
+          <w:tcPr>
+            <w:tcW w:w="1240" w:type="dxa"/>
+            <w:tcBorders>
+              <w:top w:val="single" w:sz="8" w:space="0" w:color="FFFFFF"/>
+              <w:left w:val="single" w:sz="8" w:space="0" w:color="FFFFFF"/>
+              <w:bottom w:val="single" w:sz="8" w:space="0" w:color="FFFFFF"/>
+              <w:right w:val="nil"/>
+            </w:tcBorders>
+            <w:shd w:val="clear" w:color="auto" w:fill="auto"/>
+            <w:noWrap/>
+            <w:vAlign w:val="center"/>
+            <w:hideMark/>
+          </w:tcPr>
+          <w:p>
+            <w:pPr>
+              <w:spacing w:after="0" w:line="240" w:lineRule="auto"/>
+              <w:jc w:val="right"/>
+              <w:rPr>
+                <w:rFonts w:ascii="Times New Roman" w:eastAsia="Times New Roman" w:hAnsi="Times New Roman" w:cs="Times New Roman"/>
+                <w:color w:val="000000"/>
+                <w:sz w:val="24"/>
+                <w:szCs w:val="24"/>
+                <w:lang w:val="es-BO" w:eastAsia="es-BO"/>
+              </w:rPr>
+            </w:pPr>
+            <w:r>
+              <w:rPr>
+                <w:rFonts w:ascii="Times New Roman" w:eastAsia="Times New Roman" w:hAnsi="Times New Roman" w:cs="Times New Roman"/>
+                <w:color w:val="000000"/>
+                <w:sz w:val="24"/>
+                <w:szCs w:val="24"/>
+                <w:lang w:eastAsia="es-BO"/>
+              </w:rPr>
+              <w:t> </w:t>
+            </w:r>
+          </w:p>
+        </w:tc>
+        <w:tc>
+          <w:tcPr>
+            <w:tcW w:w="594" w:type="dxa"/>
+            <w:tcBorders>
+              <w:top w:val="single" w:sz="8" w:space="0" w:color="000000"/>
+              <w:left w:val="single" w:sz="8" w:space="0" w:color="000000"/>
+              <w:bottom w:val="single" w:sz="8" w:space="0" w:color="000000"/>
+              <w:right w:val="single" w:sz="8" w:space="0" w:color="000000"/>
+            </w:tcBorders>
+            <w:shd w:val="clear" w:color="000000" w:fill="FFFFFF"/>
+            <w:noWrap/>
+            <w:vAlign w:val="center"/>
+            <w:hideMark/>
+          </w:tcPr>
+          <w:p>
+            <w:pPr>
+              <w:spacing w:after="0" w:line="240" w:lineRule="auto"/>
+              <w:jc w:val="center"/>
+              <w:rPr>
+                <w:rFonts w:ascii="Times New Roman" w:eastAsia="Times New Roman" w:hAnsi="Times New Roman" w:cs="Times New Roman"/>
+                <w:color w:val="000000"/>
+                <w:sz w:val="24"/>
+                <w:szCs w:val="24"/>
+                <w:lang w:val="es-BO" w:eastAsia="es-BO"/>
+              </w:rPr>
+            </w:pPr>
+            <w:r>
+              <w:rPr>
+                <w:rFonts w:ascii="Times New Roman" w:eastAsia="Times New Roman" w:hAnsi="Times New Roman" w:cs="Times New Roman"/>
+                <w:color w:val="000000"/>
+                <w:sz w:val="24"/>
+                <w:szCs w:val="24"/>
+                <w:lang w:eastAsia="es-BO"/>
+              </w:rPr>
+              <w:t>-1</w:t>
+            </w:r>
+          </w:p>
+        </w:tc>
+        <w:tc>
+          <w:tcPr>
+            <w:tcW w:w="594" w:type="dxa"/>
+            <w:tcBorders>
+              <w:top w:val="single" w:sz="8" w:space="0" w:color="000000"/>
+              <w:left w:val="nil"/>
+              <w:bottom w:val="single" w:sz="8" w:space="0" w:color="000000"/>
+              <w:right w:val="single" w:sz="8" w:space="0" w:color="000000"/>
+            </w:tcBorders>
+            <w:shd w:val="clear" w:color="000000" w:fill="ED7D31"/>
+            <w:noWrap/>
+            <w:vAlign w:val="center"/>
+            <w:hideMark/>
+          </w:tcPr>
+          <w:p>
+            <w:pPr>
+              <w:spacing w:after="0" w:line="240" w:lineRule="auto"/>
+              <w:jc w:val="center"/>
+              <w:rPr>
+                <w:rFonts w:ascii="Times New Roman" w:eastAsia="Times New Roman" w:hAnsi="Times New Roman" w:cs="Times New Roman"/>
+                <w:color w:val="000000"/>
+                <w:sz w:val="24"/>
+                <w:szCs w:val="24"/>
+                <w:lang w:val="es-BO" w:eastAsia="es-BO"/>
+              </w:rPr>
+            </w:pPr>
+            <w:r>
+              <w:rPr>
+                <w:rFonts w:ascii="Times New Roman" w:eastAsia="Times New Roman" w:hAnsi="Times New Roman" w:cs="Times New Roman"/>
+                <w:color w:val="000000"/>
+                <w:sz w:val="24"/>
+                <w:szCs w:val="24"/>
+                <w:lang w:eastAsia="es-BO"/>
+              </w:rPr>
+              <w:t>2</w:t>
+            </w:r>
+          </w:p>
+        </w:tc>
+        <w:tc>
+          <w:tcPr>
+            <w:tcW w:w="593" w:type="dxa"/>
+            <w:tcBorders>
+              <w:top w:val="single" w:sz="8" w:space="0" w:color="000000"/>
+              <w:left w:val="nil"/>
+              <w:bottom w:val="single" w:sz="8" w:space="0" w:color="000000"/>
+              <w:right w:val="single" w:sz="8" w:space="0" w:color="000000"/>
+            </w:tcBorders>
+            <w:shd w:val="clear" w:color="000000" w:fill="FFFFFF"/>
+            <w:noWrap/>
+            <w:vAlign w:val="center"/>
+            <w:hideMark/>
+          </w:tcPr>
+          <w:p>
+            <w:pPr>
+              <w:spacing w:after="0" w:line="240" w:lineRule="auto"/>
+              <w:jc w:val="center"/>
+              <w:rPr>
+                <w:rFonts w:ascii="Times New Roman" w:eastAsia="Times New Roman" w:hAnsi="Times New Roman" w:cs="Times New Roman"/>
+                <w:color w:val="000000"/>
+                <w:sz w:val="24"/>
+                <w:szCs w:val="24"/>
+                <w:lang w:val="es-BO" w:eastAsia="es-BO"/>
+              </w:rPr>
+            </w:pPr>
+            <w:r>
+              <w:rPr>
+                <w:rFonts w:ascii="Times New Roman" w:eastAsia="Times New Roman" w:hAnsi="Times New Roman" w:cs="Times New Roman"/>
+                <w:color w:val="000000"/>
+                <w:sz w:val="24"/>
+                <w:szCs w:val="24"/>
+                <w:lang w:eastAsia="es-BO"/>
+              </w:rPr>
+              <w:t>4</w:t>
+            </w:r>
+          </w:p>
+        </w:tc>
+        <w:tc>
+          <w:tcPr>
+            <w:tcW w:w="593" w:type="dxa"/>
+            <w:tcBorders>
+              <w:top w:val="single" w:sz="8" w:space="0" w:color="000000"/>
+              <w:left w:val="nil"/>
+              <w:bottom w:val="single" w:sz="8" w:space="0" w:color="000000"/>
+              <w:right w:val="single" w:sz="8" w:space="0" w:color="000000"/>
+            </w:tcBorders>
+            <w:shd w:val="clear" w:color="000000" w:fill="FFFFFF"/>
+            <w:noWrap/>
+            <w:vAlign w:val="center"/>
+            <w:hideMark/>
+          </w:tcPr>
+          <w:p>
+            <w:pPr>
+              <w:spacing w:after="0" w:line="240" w:lineRule="auto"/>
+              <w:jc w:val="center"/>
+              <w:rPr>
+                <w:rFonts w:ascii="Times New Roman" w:eastAsia="Times New Roman" w:hAnsi="Times New Roman" w:cs="Times New Roman"/>
+                <w:color w:val="000000"/>
+                <w:sz w:val="24"/>
+                <w:szCs w:val="24"/>
+                <w:lang w:val="es-BO" w:eastAsia="es-BO"/>
+              </w:rPr>
+            </w:pPr>
+            <w:r>
+              <w:rPr>
+                <w:rFonts w:ascii="Times New Roman" w:eastAsia="Times New Roman" w:hAnsi="Times New Roman" w:cs="Times New Roman"/>
+                <w:color w:val="000000"/>
+                <w:sz w:val="24"/>
+                <w:szCs w:val="24"/>
+                <w:lang w:eastAsia="es-BO"/>
+              </w:rPr>
+              <w:t>-3</w:t>
+            </w:r>
+          </w:p>
+        </w:tc>
+        <w:tc>
+          <w:tcPr>
+            <w:tcW w:w="593" w:type="dxa"/>
+            <w:tcBorders>
+              <w:top w:val="single" w:sz="8" w:space="0" w:color="000000"/>
+              <w:left w:val="nil"/>
+              <w:bottom w:val="single" w:sz="8" w:space="0" w:color="000000"/>
+              <w:right w:val="single" w:sz="8" w:space="0" w:color="000000"/>
+            </w:tcBorders>
+            <w:shd w:val="clear" w:color="000000" w:fill="FFFFFF"/>
+            <w:noWrap/>
+            <w:vAlign w:val="center"/>
+            <w:hideMark/>
+          </w:tcPr>
+          <w:p>
+            <w:pPr>
+              <w:spacing w:after="0" w:line="240" w:lineRule="auto"/>
+              <w:jc w:val="center"/>
+              <w:rPr>
+                <w:rFonts w:ascii="Times New Roman" w:eastAsia="Times New Roman" w:hAnsi="Times New Roman" w:cs="Times New Roman"/>
+                <w:color w:val="000000"/>
+                <w:sz w:val="24"/>
+                <w:szCs w:val="24"/>
+                <w:lang w:val="es-BO" w:eastAsia="es-BO"/>
+              </w:rPr>
+            </w:pPr>
+            <w:r>
+              <w:rPr>
+                <w:rFonts w:ascii="Times New Roman" w:eastAsia="Times New Roman" w:hAnsi="Times New Roman" w:cs="Times New Roman"/>
+                <w:color w:val="000000"/>
+                <w:sz w:val="24"/>
+                <w:szCs w:val="24"/>
+                <w:lang w:eastAsia="es-BO"/>
+              </w:rPr>
+              <w:t>5</w:t>
+            </w:r>
+          </w:p>
+        </w:tc>
+        <w:tc>
+          <w:tcPr>
+            <w:tcW w:w="593" w:type="dxa"/>
+            <w:tcBorders>
+              <w:top w:val="single" w:sz="8" w:space="0" w:color="000000"/>
+              <w:left w:val="nil"/>
+              <w:bottom w:val="single" w:sz="8" w:space="0" w:color="000000"/>
+              <w:right w:val="single" w:sz="8" w:space="0" w:color="000000"/>
+            </w:tcBorders>
+            <w:shd w:val="clear" w:color="000000" w:fill="FFFFFF"/>
+            <w:noWrap/>
+            <w:vAlign w:val="center"/>
+            <w:hideMark/>
+          </w:tcPr>
+          <w:p>
+            <w:pPr>
+              <w:spacing w:after="0" w:line="240" w:lineRule="auto"/>
+              <w:jc w:val="center"/>
+              <w:rPr>
+                <w:rFonts w:ascii="Times New Roman" w:eastAsia="Times New Roman" w:hAnsi="Times New Roman" w:cs="Times New Roman"/>
+                <w:color w:val="000000"/>
+                <w:sz w:val="24"/>
+                <w:szCs w:val="24"/>
+                <w:lang w:val="es-BO" w:eastAsia="es-BO"/>
+              </w:rPr>
+            </w:pPr>
+            <w:r>
+              <w:rPr>
+                <w:rFonts w:ascii="Times New Roman" w:eastAsia="Times New Roman" w:hAnsi="Times New Roman" w:cs="Times New Roman"/>
+                <w:color w:val="000000"/>
+                <w:sz w:val="24"/>
+                <w:szCs w:val="24"/>
+                <w:lang w:eastAsia="es-BO"/>
+              </w:rPr>
+              <w:t>2</w:t>
+            </w:r>
+          </w:p>
+        </w:tc>
+        <w:tc>
+          <w:tcPr>
+            <w:tcW w:w="593" w:type="dxa"/>
+            <w:tcBorders>
+              <w:top w:val="single" w:sz="8" w:space="0" w:color="000000"/>
+              <w:left w:val="nil"/>
+              <w:bottom w:val="single" w:sz="8" w:space="0" w:color="000000"/>
+              <w:right w:val="single" w:sz="8" w:space="0" w:color="000000"/>
+            </w:tcBorders>
+            <w:shd w:val="clear" w:color="000000" w:fill="FFFFFF"/>
+            <w:noWrap/>
+            <w:vAlign w:val="center"/>
+            <w:hideMark/>
+          </w:tcPr>
+          <w:p>
+            <w:pPr>
+              <w:spacing w:after="0" w:line="240" w:lineRule="auto"/>
+              <w:jc w:val="center"/>
+              <w:rPr>
+                <w:rFonts w:ascii="Times New Roman" w:eastAsia="Times New Roman" w:hAnsi="Times New Roman" w:cs="Times New Roman"/>
+                <w:color w:val="000000"/>
+                <w:sz w:val="24"/>
+                <w:szCs w:val="24"/>
+                <w:lang w:val="es-BO" w:eastAsia="es-BO"/>
+              </w:rPr>
+            </w:pPr>
+            <w:r>
+              <w:rPr>
+                <w:rFonts w:ascii="Times New Roman" w:eastAsia="Times New Roman" w:hAnsi="Times New Roman" w:cs="Times New Roman"/>
+                <w:color w:val="000000"/>
+                <w:sz w:val="24"/>
+                <w:szCs w:val="24"/>
+                <w:lang w:eastAsia="es-BO"/>
+              </w:rPr>
+              <w:t>-5</w:t>
+            </w:r>
+          </w:p>
+        </w:tc>
+        <w:tc>
+          <w:tcPr>
+            <w:tcW w:w="593" w:type="dxa"/>
+            <w:tcBorders>
+              <w:top w:val="single" w:sz="8" w:space="0" w:color="000000"/>
+              <w:left w:val="nil"/>
+              <w:bottom w:val="single" w:sz="8" w:space="0" w:color="000000"/>
+              <w:right w:val="single" w:sz="8" w:space="0" w:color="000000"/>
+            </w:tcBorders>
+            <w:shd w:val="clear" w:color="000000" w:fill="FFFFFF"/>
+            <w:noWrap/>
+            <w:vAlign w:val="center"/>
+            <w:hideMark/>
+          </w:tcPr>
+          <w:p>
+            <w:pPr>
+              <w:spacing w:after="0" w:line="240" w:lineRule="auto"/>
+              <w:jc w:val="center"/>
+              <w:rPr>
+                <w:rFonts w:ascii="Times New Roman" w:eastAsia="Times New Roman" w:hAnsi="Times New Roman" w:cs="Times New Roman"/>
+                <w:color w:val="000000"/>
+                <w:sz w:val="24"/>
+                <w:szCs w:val="24"/>
+                <w:lang w:val="es-BO" w:eastAsia="es-BO"/>
+              </w:rPr>
+            </w:pPr>
+            <w:r>
+              <w:rPr>
+                <w:rFonts w:ascii="Times New Roman" w:eastAsia="Times New Roman" w:hAnsi="Times New Roman" w:cs="Times New Roman"/>
+                <w:color w:val="000000"/>
+                <w:sz w:val="24"/>
+                <w:szCs w:val="24"/>
+                <w:lang w:eastAsia="es-BO"/>
+              </w:rPr>
+              <w:t>2</w:t>
+            </w:r>
+          </w:p>
+        </w:tc>
+      </w:tr>
+      <w:tr>
+        <w:trPr>
+          <w:trHeight w:val="312"/>
+          <w:jc w:val="center"/>
+        </w:trPr>
+        <w:tc>
+          <w:tcPr>
+            <w:tcW w:w="1240" w:type="dxa"/>
+            <w:tcBorders>
+              <w:top w:val="single" w:sz="4" w:space="0" w:color="FFFFFF"/>
+              <w:left w:val="single" w:sz="4" w:space="0" w:color="FFFFFF"/>
+              <w:bottom w:val="single" w:sz="4" w:space="0" w:color="FFFFFF"/>
+              <w:right w:val="single" w:sz="4" w:space="0" w:color="FFFFFF"/>
+            </w:tcBorders>
+            <w:shd w:val="clear" w:color="auto" w:fill="auto"/>
+            <w:noWrap/>
+            <w:vAlign w:val="bottom"/>
+            <w:hideMark/>
+          </w:tcPr>
+          <w:p>
+            <w:pPr>
+              <w:spacing w:after="0" w:line="240" w:lineRule="auto"/>
+              <w:jc w:val="right"/>
+              <w:rPr>
+                <w:rFonts w:ascii="Times New Roman" w:eastAsia="Times New Roman" w:hAnsi="Times New Roman" w:cs="Times New Roman"/>
+                <w:color w:val="000000"/>
+                <w:sz w:val="24"/>
+                <w:szCs w:val="24"/>
+                <w:lang w:val="es-BO" w:eastAsia="es-BO"/>
+              </w:rPr>
+            </w:pPr>
+            <w:r>
+              <w:rPr>
+                <w:rFonts w:ascii="Times New Roman" w:eastAsia="Times New Roman" w:hAnsi="Times New Roman" w:cs="Times New Roman"/>
+                <w:color w:val="000000"/>
+                <w:sz w:val="24"/>
+                <w:szCs w:val="24"/>
+                <w:lang w:val="es-BO" w:eastAsia="es-BO"/>
+              </w:rPr>
+              <w:t xml:space="preserve">Suma </w:t>
+            </w:r>
+          </w:p>
+        </w:tc>
+        <w:tc>
+          <w:tcPr>
+            <w:tcW w:w="594" w:type="dxa"/>
+            <w:tcBorders>
+              <w:top w:val="single" w:sz="4" w:space="0" w:color="FFFFFF"/>
+              <w:left w:val="nil"/>
+              <w:bottom w:val="single" w:sz="4" w:space="0" w:color="FFFFFF"/>
+              <w:right w:val="single" w:sz="4" w:space="0" w:color="FFFFFF"/>
+            </w:tcBorders>
+            <w:shd w:val="clear" w:color="auto" w:fill="auto"/>
+            <w:noWrap/>
+            <w:vAlign w:val="bottom"/>
+            <w:hideMark/>
+          </w:tcPr>
+          <w:p>
+            <w:pPr>
+              <w:spacing w:after="0" w:line="240" w:lineRule="auto"/>
+              <w:jc w:val="right"/>
+              <w:rPr>
+                <w:rFonts w:ascii="Times New Roman" w:eastAsia="Times New Roman" w:hAnsi="Times New Roman" w:cs="Times New Roman"/>
+                <w:color w:val="000000"/>
+                <w:sz w:val="24"/>
+                <w:szCs w:val="24"/>
+                <w:lang w:val="es-BO" w:eastAsia="es-BO"/>
+              </w:rPr>
+            </w:pPr>
+            <w:r>
+              <w:rPr>
+                <w:rFonts w:ascii="Times New Roman" w:eastAsia="Times New Roman" w:hAnsi="Times New Roman" w:cs="Times New Roman"/>
+                <w:color w:val="000000"/>
+                <w:sz w:val="24"/>
+                <w:szCs w:val="24"/>
+                <w:lang w:val="es-BO" w:eastAsia="es-BO"/>
+              </w:rPr>
+              <w:t>2</w:t>
+            </w:r>
+          </w:p>
+        </w:tc>
+        <w:tc>
+          <w:tcPr>
+            <w:tcW w:w="594" w:type="dxa"/>
+            <w:tcBorders>
+              <w:top w:val="single" w:sz="4" w:space="0" w:color="FFFFFF"/>
+              <w:left w:val="nil"/>
+              <w:bottom w:val="single" w:sz="4" w:space="0" w:color="FFFFFF"/>
+              <w:right w:val="single" w:sz="4" w:space="0" w:color="FFFFFF"/>
+            </w:tcBorders>
+            <w:shd w:val="clear" w:color="auto" w:fill="auto"/>
+            <w:noWrap/>
+            <w:vAlign w:val="bottom"/>
+            <w:hideMark/>
+          </w:tcPr>
+          <w:p>
+            <w:pPr>
+              <w:spacing w:after="0" w:line="240" w:lineRule="auto"/>
+              <w:rPr>
+                <w:rFonts w:ascii="Times New Roman" w:eastAsia="Times New Roman" w:hAnsi="Times New Roman" w:cs="Times New Roman"/>
+                <w:color w:val="000000"/>
+                <w:sz w:val="24"/>
+                <w:szCs w:val="24"/>
+                <w:lang w:val="es-BO" w:eastAsia="es-BO"/>
+              </w:rPr>
+            </w:pPr>
+            <w:r>
+              <w:rPr>
+                <w:rFonts w:ascii="Times New Roman" w:eastAsia="Times New Roman" w:hAnsi="Times New Roman" w:cs="Times New Roman"/>
+                <w:color w:val="000000"/>
+                <w:sz w:val="24"/>
+                <w:szCs w:val="24"/>
+                <w:lang w:val="es-BO" w:eastAsia="es-BO"/>
+              </w:rPr>
+              <w:t> </w:t>
+            </w:r>
+          </w:p>
+        </w:tc>
+        <w:tc>
+          <w:tcPr>
+            <w:tcW w:w="593" w:type="dxa"/>
+            <w:tcBorders>
+              <w:top w:val="single" w:sz="4" w:space="0" w:color="FFFFFF"/>
+              <w:left w:val="nil"/>
+              <w:bottom w:val="single" w:sz="4" w:space="0" w:color="FFFFFF"/>
+              <w:right w:val="single" w:sz="4" w:space="0" w:color="FFFFFF"/>
+            </w:tcBorders>
+            <w:shd w:val="clear" w:color="auto" w:fill="auto"/>
+            <w:noWrap/>
+            <w:vAlign w:val="bottom"/>
+            <w:hideMark/>
+          </w:tcPr>
+          <w:p>
+            <w:pPr>
+              <w:spacing w:after="0" w:line="240" w:lineRule="auto"/>
+              <w:rPr>
+                <w:rFonts w:ascii="Times New Roman" w:eastAsia="Times New Roman" w:hAnsi="Times New Roman" w:cs="Times New Roman"/>
+                <w:color w:val="000000"/>
+                <w:sz w:val="24"/>
+                <w:szCs w:val="24"/>
+                <w:lang w:val="es-BO" w:eastAsia="es-BO"/>
+              </w:rPr>
+            </w:pPr>
+            <w:r>
+              <w:rPr>
+                <w:rFonts w:ascii="Times New Roman" w:eastAsia="Times New Roman" w:hAnsi="Times New Roman" w:cs="Times New Roman"/>
+                <w:color w:val="000000"/>
+                <w:sz w:val="24"/>
+                <w:szCs w:val="24"/>
+                <w:lang w:val="es-BO" w:eastAsia="es-BO"/>
+              </w:rPr>
+              <w:t> </w:t>
+            </w:r>
+          </w:p>
+        </w:tc>
+        <w:tc>
+          <w:tcPr>
+            <w:tcW w:w="593" w:type="dxa"/>
+            <w:tcBorders>
+              <w:top w:val="single" w:sz="4" w:space="0" w:color="FFFFFF"/>
+              <w:left w:val="nil"/>
+              <w:bottom w:val="single" w:sz="4" w:space="0" w:color="FFFFFF"/>
+              <w:right w:val="single" w:sz="4" w:space="0" w:color="FFFFFF"/>
+            </w:tcBorders>
+            <w:shd w:val="clear" w:color="auto" w:fill="auto"/>
+            <w:noWrap/>
+            <w:vAlign w:val="bottom"/>
+            <w:hideMark/>
+          </w:tcPr>
+          <w:p>
+            <w:pPr>
+              <w:spacing w:after="0" w:line="240" w:lineRule="auto"/>
+              <w:rPr>
+                <w:rFonts w:ascii="Times New Roman" w:eastAsia="Times New Roman" w:hAnsi="Times New Roman" w:cs="Times New Roman"/>
+                <w:color w:val="000000"/>
+                <w:sz w:val="24"/>
+                <w:szCs w:val="24"/>
+                <w:lang w:val="es-BO" w:eastAsia="es-BO"/>
+              </w:rPr>
+            </w:pPr>
+            <w:r>
+              <w:rPr>
+                <w:rFonts w:ascii="Times New Roman" w:eastAsia="Times New Roman" w:hAnsi="Times New Roman" w:cs="Times New Roman"/>
+                <w:color w:val="000000"/>
+                <w:sz w:val="24"/>
+                <w:szCs w:val="24"/>
+                <w:lang w:val="es-BO" w:eastAsia="es-BO"/>
+              </w:rPr>
+              <w:t> </w:t>
+            </w:r>
+          </w:p>
+        </w:tc>
+        <w:tc>
+          <w:tcPr>
+            <w:tcW w:w="593" w:type="dxa"/>
+            <w:tcBorders>
+              <w:top w:val="single" w:sz="4" w:space="0" w:color="FFFFFF"/>
+              <w:left w:val="nil"/>
+              <w:bottom w:val="single" w:sz="4" w:space="0" w:color="FFFFFF"/>
+              <w:right w:val="single" w:sz="4" w:space="0" w:color="FFFFFF"/>
+            </w:tcBorders>
+            <w:shd w:val="clear" w:color="auto" w:fill="auto"/>
+            <w:noWrap/>
+            <w:vAlign w:val="bottom"/>
+            <w:hideMark/>
+          </w:tcPr>
+          <w:p>
+            <w:pPr>
+              <w:spacing w:after="0" w:line="240" w:lineRule="auto"/>
+              <w:rPr>
+                <w:rFonts w:ascii="Times New Roman" w:eastAsia="Times New Roman" w:hAnsi="Times New Roman" w:cs="Times New Roman"/>
+                <w:color w:val="000000"/>
+                <w:sz w:val="24"/>
+                <w:szCs w:val="24"/>
+                <w:lang w:val="es-BO" w:eastAsia="es-BO"/>
+              </w:rPr>
+            </w:pPr>
+            <w:r>
+              <w:rPr>
+                <w:rFonts w:ascii="Times New Roman" w:eastAsia="Times New Roman" w:hAnsi="Times New Roman" w:cs="Times New Roman"/>
+                <w:color w:val="000000"/>
+                <w:sz w:val="24"/>
+                <w:szCs w:val="24"/>
+                <w:lang w:val="es-BO" w:eastAsia="es-BO"/>
+              </w:rPr>
+              <w:t> </w:t>
+            </w:r>
+          </w:p>
+        </w:tc>
+        <w:tc>
+          <w:tcPr>
+            <w:tcW w:w="593" w:type="dxa"/>
+            <w:tcBorders>
+              <w:top w:val="single" w:sz="4" w:space="0" w:color="FFFFFF"/>
+              <w:left w:val="nil"/>
+              <w:bottom w:val="single" w:sz="4" w:space="0" w:color="FFFFFF"/>
+              <w:right w:val="single" w:sz="4" w:space="0" w:color="FFFFFF"/>
+            </w:tcBorders>
+            <w:shd w:val="clear" w:color="auto" w:fill="auto"/>
+            <w:noWrap/>
+            <w:vAlign w:val="bottom"/>
+            <w:hideMark/>
+          </w:tcPr>
+          <w:p>
+            <w:pPr>
+              <w:spacing w:after="0" w:line="240" w:lineRule="auto"/>
+              <w:rPr>
+                <w:rFonts w:ascii="Times New Roman" w:eastAsia="Times New Roman" w:hAnsi="Times New Roman" w:cs="Times New Roman"/>
+                <w:color w:val="000000"/>
+                <w:sz w:val="24"/>
+                <w:szCs w:val="24"/>
+                <w:lang w:val="es-BO" w:eastAsia="es-BO"/>
+              </w:rPr>
+            </w:pPr>
+            <w:r>
+              <w:rPr>
+                <w:rFonts w:ascii="Times New Roman" w:eastAsia="Times New Roman" w:hAnsi="Times New Roman" w:cs="Times New Roman"/>
+                <w:color w:val="000000"/>
+                <w:sz w:val="24"/>
+                <w:szCs w:val="24"/>
+                <w:lang w:val="es-BO" w:eastAsia="es-BO"/>
+              </w:rPr>
+              <w:t> </w:t>
+            </w:r>
+          </w:p>
+        </w:tc>
+        <w:tc>
+          <w:tcPr>
+            <w:tcW w:w="593" w:type="dxa"/>
+            <w:tcBorders>
+              <w:top w:val="single" w:sz="4" w:space="0" w:color="FFFFFF"/>
+              <w:left w:val="nil"/>
+              <w:bottom w:val="single" w:sz="4" w:space="0" w:color="FFFFFF"/>
+              <w:right w:val="single" w:sz="4" w:space="0" w:color="FFFFFF"/>
+            </w:tcBorders>
+            <w:shd w:val="clear" w:color="auto" w:fill="auto"/>
+            <w:noWrap/>
+            <w:vAlign w:val="bottom"/>
+            <w:hideMark/>
+          </w:tcPr>
+          <w:p>
+            <w:pPr>
+              <w:spacing w:after="0" w:line="240" w:lineRule="auto"/>
+              <w:rPr>
+                <w:rFonts w:ascii="Times New Roman" w:eastAsia="Times New Roman" w:hAnsi="Times New Roman" w:cs="Times New Roman"/>
+                <w:color w:val="000000"/>
+                <w:sz w:val="24"/>
+                <w:szCs w:val="24"/>
+                <w:lang w:val="es-BO" w:eastAsia="es-BO"/>
+              </w:rPr>
+            </w:pPr>
+            <w:r>
+              <w:rPr>
+                <w:rFonts w:ascii="Times New Roman" w:eastAsia="Times New Roman" w:hAnsi="Times New Roman" w:cs="Times New Roman"/>
+                <w:color w:val="000000"/>
+                <w:sz w:val="24"/>
+                <w:szCs w:val="24"/>
+                <w:lang w:val="es-BO" w:eastAsia="es-BO"/>
+              </w:rPr>
+              <w:t> </w:t>
+            </w:r>
+          </w:p>
+        </w:tc>
+        <w:tc>
+          <w:tcPr>
+            <w:tcW w:w="593" w:type="dxa"/>
+            <w:tcBorders>
+              <w:top w:val="single" w:sz="4" w:space="0" w:color="FFFFFF"/>
+              <w:left w:val="nil"/>
+              <w:bottom w:val="single" w:sz="4" w:space="0" w:color="FFFFFF"/>
+              <w:right w:val="single" w:sz="4" w:space="0" w:color="FFFFFF"/>
+            </w:tcBorders>
+            <w:shd w:val="clear" w:color="auto" w:fill="auto"/>
+            <w:noWrap/>
+            <w:vAlign w:val="bottom"/>
+            <w:hideMark/>
+          </w:tcPr>
+          <w:p>
+            <w:pPr>
+              <w:spacing w:after="0" w:line="240" w:lineRule="auto"/>
+              <w:rPr>
+                <w:rFonts w:ascii="Times New Roman" w:eastAsia="Times New Roman" w:hAnsi="Times New Roman" w:cs="Times New Roman"/>
+                <w:color w:val="000000"/>
+                <w:sz w:val="24"/>
+                <w:szCs w:val="24"/>
+                <w:lang w:val="es-BO" w:eastAsia="es-BO"/>
+              </w:rPr>
+            </w:pPr>
+            <w:r>
+              <w:rPr>
+                <w:rFonts w:ascii="Times New Roman" w:eastAsia="Times New Roman" w:hAnsi="Times New Roman" w:cs="Times New Roman"/>
+                <w:color w:val="000000"/>
+                <w:sz w:val="24"/>
+                <w:szCs w:val="24"/>
+                <w:lang w:val="es-BO" w:eastAsia="es-BO"/>
+              </w:rPr>
+              <w:t> </w:t>
+            </w:r>
+          </w:p>
+        </w:tc>
+      </w:tr>
+      <w:tr>
+        <w:trPr>
+          <w:trHeight w:val="168"/>
+          <w:jc w:val="center"/>
+        </w:trPr>
+        <w:tc>
+          <w:tcPr>
+            <w:tcW w:w="5986" w:type="dxa"/>
+            <w:gridSpan w:val="9"/>
+            <w:tcBorders>
+              <w:top w:val="single" w:sz="4" w:space="0" w:color="FFFFFF"/>
+              <w:left w:val="single" w:sz="4" w:space="0" w:color="FFFFFF"/>
+              <w:bottom w:val="single" w:sz="4" w:space="0" w:color="FFFFFF"/>
+              <w:right w:val="single" w:sz="4" w:space="0" w:color="FFFFFF"/>
+            </w:tcBorders>
+            <w:shd w:val="clear" w:color="auto" w:fill="auto"/>
+            <w:vAlign w:val="bottom"/>
+            <w:hideMark/>
+          </w:tcPr>
+          <w:p>
+            <w:pPr>
+              <w:spacing w:after="0" w:line="240" w:lineRule="auto"/>
+              <w:jc w:val="center"/>
+              <w:rPr>
+                <w:rFonts w:ascii="Times New Roman" w:eastAsia="Times New Roman" w:hAnsi="Times New Roman" w:cs="Times New Roman"/>
+                <w:b/>
+                <w:bCs/>
+                <w:color w:val="000000"/>
+                <w:sz w:val="24"/>
+                <w:szCs w:val="24"/>
+                <w:lang w:val="es-BO" w:eastAsia="es-BO"/>
+              </w:rPr>
+            </w:pPr>
+            <w:r>
+              <w:rPr>
+                <w:rFonts w:ascii="Times New Roman" w:eastAsia="Times New Roman" w:hAnsi="Times New Roman" w:cs="Times New Roman"/>
+                <w:b/>
+                <w:bCs/>
+                <w:color w:val="000000"/>
+                <w:sz w:val="24"/>
+                <w:szCs w:val="24"/>
+                <w:lang w:val="es-BO" w:eastAsia="es-BO"/>
+              </w:rPr>
+              <w:t>…</w:t>
+            </w:r>
+          </w:p>
+        </w:tc>
+      </w:tr>
+      <w:tr>
+        <w:trPr>
+          <w:trHeight w:val="324"/>
+          <w:jc w:val="center"/>
+        </w:trPr>
+        <w:tc>
+          <w:tcPr>
+            <w:tcW w:w="1240" w:type="dxa"/>
+            <w:tcBorders>
+              <w:top w:val="single" w:sz="8" w:space="0" w:color="FFFFFF"/>
+              <w:left w:val="single" w:sz="8" w:space="0" w:color="FFFFFF"/>
+              <w:bottom w:val="single" w:sz="8" w:space="0" w:color="FFFFFF"/>
+              <w:right w:val="nil"/>
+            </w:tcBorders>
+            <w:shd w:val="clear" w:color="auto" w:fill="auto"/>
+            <w:noWrap/>
+            <w:vAlign w:val="center"/>
+            <w:hideMark/>
+          </w:tcPr>
+          <w:p>
+            <w:pPr>
+              <w:spacing w:after="0" w:line="240" w:lineRule="auto"/>
+              <w:jc w:val="right"/>
+              <w:rPr>
+                <w:rFonts w:ascii="Times New Roman" w:eastAsia="Times New Roman" w:hAnsi="Times New Roman" w:cs="Times New Roman"/>
+                <w:color w:val="000000"/>
+                <w:sz w:val="24"/>
+                <w:szCs w:val="24"/>
+                <w:lang w:val="es-BO" w:eastAsia="es-BO"/>
+              </w:rPr>
+            </w:pPr>
+            <w:r>
+              <w:rPr>
+                <w:rFonts w:ascii="Times New Roman" w:eastAsia="Times New Roman" w:hAnsi="Times New Roman" w:cs="Times New Roman"/>
+                <w:color w:val="000000"/>
+                <w:sz w:val="24"/>
+                <w:szCs w:val="24"/>
+                <w:lang w:eastAsia="es-BO"/>
+              </w:rPr>
+              <w:t> </w:t>
+            </w:r>
+          </w:p>
+        </w:tc>
+        <w:tc>
+          <w:tcPr>
+            <w:tcW w:w="594" w:type="dxa"/>
+            <w:tcBorders>
+              <w:top w:val="single" w:sz="8" w:space="0" w:color="000000"/>
+              <w:left w:val="single" w:sz="8" w:space="0" w:color="000000"/>
+              <w:bottom w:val="single" w:sz="8" w:space="0" w:color="000000"/>
+              <w:right w:val="single" w:sz="8" w:space="0" w:color="000000"/>
+            </w:tcBorders>
+            <w:shd w:val="clear" w:color="000000" w:fill="FFFFFF"/>
+            <w:noWrap/>
+            <w:vAlign w:val="center"/>
+            <w:hideMark/>
+          </w:tcPr>
+          <w:p>
+            <w:pPr>
+              <w:spacing w:after="0" w:line="240" w:lineRule="auto"/>
+              <w:jc w:val="center"/>
+              <w:rPr>
+                <w:rFonts w:ascii="Times New Roman" w:eastAsia="Times New Roman" w:hAnsi="Times New Roman" w:cs="Times New Roman"/>
+                <w:color w:val="000000"/>
+                <w:sz w:val="24"/>
+                <w:szCs w:val="24"/>
+                <w:lang w:val="es-BO" w:eastAsia="es-BO"/>
+              </w:rPr>
+            </w:pPr>
+            <w:r>
+              <w:rPr>
+                <w:rFonts w:ascii="Times New Roman" w:eastAsia="Times New Roman" w:hAnsi="Times New Roman" w:cs="Times New Roman"/>
+                <w:color w:val="000000"/>
+                <w:sz w:val="24"/>
+                <w:szCs w:val="24"/>
+                <w:lang w:eastAsia="es-BO"/>
+              </w:rPr>
+              <w:t>-1</w:t>
+            </w:r>
+          </w:p>
+        </w:tc>
+        <w:tc>
+          <w:tcPr>
+            <w:tcW w:w="594" w:type="dxa"/>
+            <w:tcBorders>
+              <w:top w:val="single" w:sz="8" w:space="0" w:color="000000"/>
+              <w:left w:val="nil"/>
+              <w:bottom w:val="single" w:sz="8" w:space="0" w:color="000000"/>
+              <w:right w:val="single" w:sz="8" w:space="0" w:color="000000"/>
+            </w:tcBorders>
+            <w:shd w:val="clear" w:color="000000" w:fill="ED7D31"/>
+            <w:noWrap/>
+            <w:vAlign w:val="center"/>
+            <w:hideMark/>
+          </w:tcPr>
+          <w:p>
+            <w:pPr>
+              <w:spacing w:after="0" w:line="240" w:lineRule="auto"/>
+              <w:jc w:val="center"/>
+              <w:rPr>
+                <w:rFonts w:ascii="Times New Roman" w:eastAsia="Times New Roman" w:hAnsi="Times New Roman" w:cs="Times New Roman"/>
+                <w:color w:val="000000"/>
+                <w:sz w:val="24"/>
+                <w:szCs w:val="24"/>
+                <w:lang w:val="es-BO" w:eastAsia="es-BO"/>
+              </w:rPr>
+            </w:pPr>
+            <w:r>
+              <w:rPr>
+                <w:rFonts w:ascii="Times New Roman" w:eastAsia="Times New Roman" w:hAnsi="Times New Roman" w:cs="Times New Roman"/>
+                <w:color w:val="000000"/>
+                <w:sz w:val="24"/>
+                <w:szCs w:val="24"/>
+                <w:lang w:eastAsia="es-BO"/>
+              </w:rPr>
+              <w:t>2</w:t>
+            </w:r>
+          </w:p>
+        </w:tc>
+        <w:tc>
+          <w:tcPr>
+            <w:tcW w:w="593" w:type="dxa"/>
+            <w:tcBorders>
+              <w:top w:val="single" w:sz="8" w:space="0" w:color="000000"/>
+              <w:left w:val="nil"/>
+              <w:bottom w:val="single" w:sz="8" w:space="0" w:color="000000"/>
+              <w:right w:val="single" w:sz="8" w:space="0" w:color="000000"/>
+            </w:tcBorders>
+            <w:shd w:val="clear" w:color="000000" w:fill="ED7D31"/>
+            <w:noWrap/>
+            <w:vAlign w:val="center"/>
+            <w:hideMark/>
+          </w:tcPr>
+          <w:p>
+            <w:pPr>
+              <w:spacing w:after="0" w:line="240" w:lineRule="auto"/>
+              <w:jc w:val="center"/>
+              <w:rPr>
+                <w:rFonts w:ascii="Times New Roman" w:eastAsia="Times New Roman" w:hAnsi="Times New Roman" w:cs="Times New Roman"/>
+                <w:color w:val="000000"/>
+                <w:sz w:val="24"/>
+                <w:szCs w:val="24"/>
+                <w:lang w:val="es-BO" w:eastAsia="es-BO"/>
+              </w:rPr>
+            </w:pPr>
+            <w:r>
+              <w:rPr>
+                <w:rFonts w:ascii="Times New Roman" w:eastAsia="Times New Roman" w:hAnsi="Times New Roman" w:cs="Times New Roman"/>
+                <w:color w:val="000000"/>
+                <w:sz w:val="24"/>
+                <w:szCs w:val="24"/>
+                <w:lang w:eastAsia="es-BO"/>
+              </w:rPr>
+              <w:t>4</w:t>
+            </w:r>
+          </w:p>
+        </w:tc>
+        <w:tc>
+          <w:tcPr>
+            <w:tcW w:w="593" w:type="dxa"/>
+            <w:tcBorders>
+              <w:top w:val="single" w:sz="8" w:space="0" w:color="000000"/>
+              <w:left w:val="nil"/>
+              <w:bottom w:val="single" w:sz="8" w:space="0" w:color="000000"/>
+              <w:right w:val="single" w:sz="8" w:space="0" w:color="000000"/>
+            </w:tcBorders>
+            <w:shd w:val="clear" w:color="000000" w:fill="ED7D31"/>
+            <w:noWrap/>
+            <w:vAlign w:val="center"/>
+            <w:hideMark/>
+          </w:tcPr>
+          <w:p>
+            <w:pPr>
+              <w:spacing w:after="0" w:line="240" w:lineRule="auto"/>
+              <w:jc w:val="center"/>
+              <w:rPr>
+                <w:rFonts w:ascii="Times New Roman" w:eastAsia="Times New Roman" w:hAnsi="Times New Roman" w:cs="Times New Roman"/>
+                <w:color w:val="000000"/>
+                <w:sz w:val="24"/>
+                <w:szCs w:val="24"/>
+                <w:lang w:val="es-BO" w:eastAsia="es-BO"/>
+              </w:rPr>
+            </w:pPr>
+            <w:r>
+              <w:rPr>
+                <w:rFonts w:ascii="Times New Roman" w:eastAsia="Times New Roman" w:hAnsi="Times New Roman" w:cs="Times New Roman"/>
+                <w:color w:val="000000"/>
+                <w:sz w:val="24"/>
+                <w:szCs w:val="24"/>
+                <w:lang w:eastAsia="es-BO"/>
+              </w:rPr>
+              <w:t>-3</w:t>
+            </w:r>
+          </w:p>
+        </w:tc>
+        <w:tc>
+          <w:tcPr>
+            <w:tcW w:w="593" w:type="dxa"/>
+            <w:tcBorders>
+              <w:top w:val="single" w:sz="8" w:space="0" w:color="000000"/>
+              <w:left w:val="nil"/>
+              <w:bottom w:val="single" w:sz="8" w:space="0" w:color="000000"/>
+              <w:right w:val="single" w:sz="8" w:space="0" w:color="000000"/>
+            </w:tcBorders>
+            <w:shd w:val="clear" w:color="000000" w:fill="ED7D31"/>
+            <w:noWrap/>
+            <w:vAlign w:val="center"/>
+            <w:hideMark/>
+          </w:tcPr>
+          <w:p>
+            <w:pPr>
+              <w:spacing w:after="0" w:line="240" w:lineRule="auto"/>
+              <w:jc w:val="center"/>
+              <w:rPr>
+                <w:rFonts w:ascii="Times New Roman" w:eastAsia="Times New Roman" w:hAnsi="Times New Roman" w:cs="Times New Roman"/>
+                <w:color w:val="000000"/>
+                <w:sz w:val="24"/>
+                <w:szCs w:val="24"/>
+                <w:lang w:val="es-BO" w:eastAsia="es-BO"/>
+              </w:rPr>
+            </w:pPr>
+            <w:r>
+              <w:rPr>
+                <w:rFonts w:ascii="Times New Roman" w:eastAsia="Times New Roman" w:hAnsi="Times New Roman" w:cs="Times New Roman"/>
+                <w:color w:val="000000"/>
+                <w:sz w:val="24"/>
+                <w:szCs w:val="24"/>
+                <w:lang w:eastAsia="es-BO"/>
+              </w:rPr>
+              <w:t>5</w:t>
+            </w:r>
+          </w:p>
+        </w:tc>
+        <w:tc>
+          <w:tcPr>
+            <w:tcW w:w="593" w:type="dxa"/>
+            <w:tcBorders>
+              <w:top w:val="single" w:sz="8" w:space="0" w:color="000000"/>
+              <w:left w:val="nil"/>
+              <w:bottom w:val="single" w:sz="8" w:space="0" w:color="000000"/>
+              <w:right w:val="single" w:sz="8" w:space="0" w:color="000000"/>
+            </w:tcBorders>
+            <w:shd w:val="clear" w:color="000000" w:fill="FFFFFF"/>
+            <w:noWrap/>
+            <w:vAlign w:val="center"/>
+            <w:hideMark/>
+          </w:tcPr>
+          <w:p>
+            <w:pPr>
+              <w:spacing w:after="0" w:line="240" w:lineRule="auto"/>
+              <w:jc w:val="center"/>
+              <w:rPr>
+                <w:rFonts w:ascii="Times New Roman" w:eastAsia="Times New Roman" w:hAnsi="Times New Roman" w:cs="Times New Roman"/>
+                <w:color w:val="000000"/>
+                <w:sz w:val="24"/>
+                <w:szCs w:val="24"/>
+                <w:lang w:val="es-BO" w:eastAsia="es-BO"/>
+              </w:rPr>
+            </w:pPr>
+            <w:r>
+              <w:rPr>
+                <w:rFonts w:ascii="Times New Roman" w:eastAsia="Times New Roman" w:hAnsi="Times New Roman" w:cs="Times New Roman"/>
+                <w:color w:val="000000"/>
+                <w:sz w:val="24"/>
+                <w:szCs w:val="24"/>
+                <w:lang w:eastAsia="es-BO"/>
+              </w:rPr>
+              <w:t>2</w:t>
+            </w:r>
+          </w:p>
+        </w:tc>
+        <w:tc>
+          <w:tcPr>
+            <w:tcW w:w="593" w:type="dxa"/>
+            <w:tcBorders>
+              <w:top w:val="single" w:sz="8" w:space="0" w:color="000000"/>
+              <w:left w:val="nil"/>
+              <w:bottom w:val="single" w:sz="8" w:space="0" w:color="000000"/>
+              <w:right w:val="single" w:sz="8" w:space="0" w:color="000000"/>
+            </w:tcBorders>
+            <w:shd w:val="clear" w:color="000000" w:fill="FFFFFF"/>
+            <w:noWrap/>
+            <w:vAlign w:val="center"/>
+            <w:hideMark/>
+          </w:tcPr>
+          <w:p>
+            <w:pPr>
+              <w:spacing w:after="0" w:line="240" w:lineRule="auto"/>
+              <w:jc w:val="center"/>
+              <w:rPr>
+                <w:rFonts w:ascii="Times New Roman" w:eastAsia="Times New Roman" w:hAnsi="Times New Roman" w:cs="Times New Roman"/>
+                <w:color w:val="000000"/>
+                <w:sz w:val="24"/>
+                <w:szCs w:val="24"/>
+                <w:lang w:val="es-BO" w:eastAsia="es-BO"/>
+              </w:rPr>
+            </w:pPr>
+            <w:r>
+              <w:rPr>
+                <w:rFonts w:ascii="Times New Roman" w:eastAsia="Times New Roman" w:hAnsi="Times New Roman" w:cs="Times New Roman"/>
+                <w:color w:val="000000"/>
+                <w:sz w:val="24"/>
+                <w:szCs w:val="24"/>
+                <w:lang w:eastAsia="es-BO"/>
+              </w:rPr>
+              <w:t>-5</w:t>
+            </w:r>
+          </w:p>
+        </w:tc>
+        <w:tc>
+          <w:tcPr>
+            <w:tcW w:w="593" w:type="dxa"/>
+            <w:tcBorders>
+              <w:top w:val="single" w:sz="8" w:space="0" w:color="000000"/>
+              <w:left w:val="nil"/>
+              <w:bottom w:val="single" w:sz="8" w:space="0" w:color="000000"/>
+              <w:right w:val="single" w:sz="8" w:space="0" w:color="000000"/>
+            </w:tcBorders>
+            <w:shd w:val="clear" w:color="000000" w:fill="FFFFFF"/>
+            <w:noWrap/>
+            <w:vAlign w:val="center"/>
+            <w:hideMark/>
+          </w:tcPr>
+          <w:p>
+            <w:pPr>
+              <w:spacing w:after="0" w:line="240" w:lineRule="auto"/>
+              <w:jc w:val="center"/>
+              <w:rPr>
+                <w:rFonts w:ascii="Times New Roman" w:eastAsia="Times New Roman" w:hAnsi="Times New Roman" w:cs="Times New Roman"/>
+                <w:color w:val="000000"/>
+                <w:sz w:val="24"/>
+                <w:szCs w:val="24"/>
+                <w:lang w:val="es-BO" w:eastAsia="es-BO"/>
+              </w:rPr>
+            </w:pPr>
+            <w:r>
+              <w:rPr>
+                <w:rFonts w:ascii="Times New Roman" w:eastAsia="Times New Roman" w:hAnsi="Times New Roman" w:cs="Times New Roman"/>
+                <w:color w:val="000000"/>
+                <w:sz w:val="24"/>
+                <w:szCs w:val="24"/>
+                <w:lang w:eastAsia="es-BO"/>
+              </w:rPr>
+              <w:t>2</w:t>
+            </w:r>
+          </w:p>
+        </w:tc>
+      </w:tr>
+      <w:tr>
+        <w:trPr>
+          <w:trHeight w:val="312"/>
+          <w:jc w:val="center"/>
+        </w:trPr>
+        <w:tc>
+          <w:tcPr>
+            <w:tcW w:w="1240" w:type="dxa"/>
+            <w:tcBorders>
+              <w:top w:val="single" w:sz="4" w:space="0" w:color="FFFFFF"/>
+              <w:left w:val="single" w:sz="4" w:space="0" w:color="FFFFFF"/>
+              <w:bottom w:val="single" w:sz="4" w:space="0" w:color="FFFFFF"/>
+              <w:right w:val="single" w:sz="4" w:space="0" w:color="FFFFFF"/>
+            </w:tcBorders>
+            <w:shd w:val="clear" w:color="auto" w:fill="auto"/>
+            <w:noWrap/>
+            <w:vAlign w:val="bottom"/>
+            <w:hideMark/>
+          </w:tcPr>
+          <w:p>
+            <w:pPr>
+              <w:spacing w:after="0" w:line="240" w:lineRule="auto"/>
+              <w:jc w:val="right"/>
+              <w:rPr>
+                <w:rFonts w:ascii="Times New Roman" w:eastAsia="Times New Roman" w:hAnsi="Times New Roman" w:cs="Times New Roman"/>
+                <w:color w:val="000000"/>
+                <w:sz w:val="24"/>
+                <w:szCs w:val="24"/>
+                <w:lang w:val="es-BO" w:eastAsia="es-BO"/>
+              </w:rPr>
+            </w:pPr>
+            <w:r>
+              <w:rPr>
+                <w:rFonts w:ascii="Times New Roman" w:eastAsia="Times New Roman" w:hAnsi="Times New Roman" w:cs="Times New Roman"/>
+                <w:color w:val="000000"/>
+                <w:sz w:val="24"/>
+                <w:szCs w:val="24"/>
+                <w:lang w:val="es-BO" w:eastAsia="es-BO"/>
+              </w:rPr>
+              <w:t xml:space="preserve">Suma </w:t>
+            </w:r>
+          </w:p>
+        </w:tc>
+        <w:tc>
+          <w:tcPr>
+            <w:tcW w:w="594" w:type="dxa"/>
+            <w:tcBorders>
+              <w:top w:val="single" w:sz="4" w:space="0" w:color="FFFFFF"/>
+              <w:left w:val="nil"/>
+              <w:bottom w:val="single" w:sz="4" w:space="0" w:color="FFFFFF"/>
+              <w:right w:val="single" w:sz="4" w:space="0" w:color="FFFFFF"/>
+            </w:tcBorders>
+            <w:shd w:val="clear" w:color="auto" w:fill="auto"/>
+            <w:noWrap/>
+            <w:vAlign w:val="bottom"/>
+            <w:hideMark/>
+          </w:tcPr>
+          <w:p>
+            <w:pPr>
+              <w:spacing w:after="0" w:line="240" w:lineRule="auto"/>
+              <w:jc w:val="right"/>
+              <w:rPr>
+                <w:rFonts w:ascii="Times New Roman" w:eastAsia="Times New Roman" w:hAnsi="Times New Roman" w:cs="Times New Roman"/>
+                <w:color w:val="000000"/>
+                <w:sz w:val="24"/>
+                <w:szCs w:val="24"/>
+                <w:lang w:val="es-BO" w:eastAsia="es-BO"/>
+              </w:rPr>
+            </w:pPr>
+            <w:r>
+              <w:rPr>
+                <w:rFonts w:ascii="Times New Roman" w:eastAsia="Times New Roman" w:hAnsi="Times New Roman" w:cs="Times New Roman"/>
+                <w:color w:val="000000"/>
+                <w:sz w:val="24"/>
+                <w:szCs w:val="24"/>
+                <w:lang w:val="es-BO" w:eastAsia="es-BO"/>
+              </w:rPr>
+              <w:t>8</w:t>
+            </w:r>
+          </w:p>
+        </w:tc>
+        <w:tc>
+          <w:tcPr>
+            <w:tcW w:w="594" w:type="dxa"/>
+            <w:tcBorders>
+              <w:top w:val="single" w:sz="4" w:space="0" w:color="FFFFFF"/>
+              <w:left w:val="nil"/>
+              <w:bottom w:val="single" w:sz="4" w:space="0" w:color="FFFFFF"/>
+              <w:right w:val="single" w:sz="4" w:space="0" w:color="FFFFFF"/>
+            </w:tcBorders>
+            <w:shd w:val="clear" w:color="auto" w:fill="auto"/>
+            <w:noWrap/>
+            <w:vAlign w:val="bottom"/>
+            <w:hideMark/>
+          </w:tcPr>
+          <w:p>
+            <w:pPr>
+              <w:spacing w:after="0" w:line="240" w:lineRule="auto"/>
+              <w:rPr>
+                <w:rFonts w:ascii="Times New Roman" w:eastAsia="Times New Roman" w:hAnsi="Times New Roman" w:cs="Times New Roman"/>
+                <w:color w:val="000000"/>
+                <w:sz w:val="24"/>
+                <w:szCs w:val="24"/>
+                <w:lang w:val="es-BO" w:eastAsia="es-BO"/>
+              </w:rPr>
+            </w:pPr>
+            <w:r>
+              <w:rPr>
+                <w:rFonts w:ascii="Times New Roman" w:eastAsia="Times New Roman" w:hAnsi="Times New Roman" w:cs="Times New Roman"/>
+                <w:color w:val="000000"/>
+                <w:sz w:val="24"/>
+                <w:szCs w:val="24"/>
+                <w:lang w:val="es-BO" w:eastAsia="es-BO"/>
+              </w:rPr>
+              <w:t> </w:t>
+            </w:r>
+          </w:p>
+        </w:tc>
+        <w:tc>
+          <w:tcPr>
+            <w:tcW w:w="593" w:type="dxa"/>
+            <w:tcBorders>
+              <w:top w:val="single" w:sz="4" w:space="0" w:color="FFFFFF"/>
+              <w:left w:val="nil"/>
+              <w:bottom w:val="single" w:sz="4" w:space="0" w:color="FFFFFF"/>
+              <w:right w:val="single" w:sz="4" w:space="0" w:color="FFFFFF"/>
+            </w:tcBorders>
+            <w:shd w:val="clear" w:color="auto" w:fill="auto"/>
+            <w:noWrap/>
+            <w:vAlign w:val="bottom"/>
+            <w:hideMark/>
+          </w:tcPr>
+          <w:p>
+            <w:pPr>
+              <w:spacing w:after="0" w:line="240" w:lineRule="auto"/>
+              <w:rPr>
+                <w:rFonts w:ascii="Times New Roman" w:eastAsia="Times New Roman" w:hAnsi="Times New Roman" w:cs="Times New Roman"/>
+                <w:color w:val="000000"/>
+                <w:sz w:val="24"/>
+                <w:szCs w:val="24"/>
+                <w:lang w:val="es-BO" w:eastAsia="es-BO"/>
+              </w:rPr>
+            </w:pPr>
+            <w:r>
+              <w:rPr>
+                <w:rFonts w:ascii="Times New Roman" w:eastAsia="Times New Roman" w:hAnsi="Times New Roman" w:cs="Times New Roman"/>
+                <w:color w:val="000000"/>
+                <w:sz w:val="24"/>
+                <w:szCs w:val="24"/>
+                <w:lang w:val="es-BO" w:eastAsia="es-BO"/>
+              </w:rPr>
+              <w:t> </w:t>
+            </w:r>
+          </w:p>
+        </w:tc>
+        <w:tc>
+          <w:tcPr>
+            <w:tcW w:w="593" w:type="dxa"/>
+            <w:tcBorders>
+              <w:top w:val="single" w:sz="4" w:space="0" w:color="FFFFFF"/>
+              <w:left w:val="nil"/>
+              <w:bottom w:val="single" w:sz="4" w:space="0" w:color="FFFFFF"/>
+              <w:right w:val="single" w:sz="4" w:space="0" w:color="FFFFFF"/>
+            </w:tcBorders>
+            <w:shd w:val="clear" w:color="auto" w:fill="auto"/>
+            <w:noWrap/>
+            <w:vAlign w:val="bottom"/>
+            <w:hideMark/>
+          </w:tcPr>
+          <w:p>
+            <w:pPr>
+              <w:spacing w:after="0" w:line="240" w:lineRule="auto"/>
+              <w:rPr>
+                <w:rFonts w:ascii="Times New Roman" w:eastAsia="Times New Roman" w:hAnsi="Times New Roman" w:cs="Times New Roman"/>
+                <w:color w:val="000000"/>
+                <w:sz w:val="24"/>
+                <w:szCs w:val="24"/>
+                <w:lang w:val="es-BO" w:eastAsia="es-BO"/>
+              </w:rPr>
+            </w:pPr>
+            <w:r>
+              <w:rPr>
+                <w:rFonts w:ascii="Times New Roman" w:eastAsia="Times New Roman" w:hAnsi="Times New Roman" w:cs="Times New Roman"/>
+                <w:color w:val="000000"/>
+                <w:sz w:val="24"/>
+                <w:szCs w:val="24"/>
+                <w:lang w:val="es-BO" w:eastAsia="es-BO"/>
+              </w:rPr>
+              <w:t> </w:t>
+            </w:r>
+          </w:p>
+        </w:tc>
+        <w:tc>
+          <w:tcPr>
+            <w:tcW w:w="593" w:type="dxa"/>
+            <w:tcBorders>
+              <w:top w:val="single" w:sz="4" w:space="0" w:color="FFFFFF"/>
+              <w:left w:val="nil"/>
+              <w:bottom w:val="single" w:sz="4" w:space="0" w:color="FFFFFF"/>
+              <w:right w:val="single" w:sz="4" w:space="0" w:color="FFFFFF"/>
+            </w:tcBorders>
+            <w:shd w:val="clear" w:color="auto" w:fill="auto"/>
+            <w:noWrap/>
+            <w:vAlign w:val="bottom"/>
+            <w:hideMark/>
+          </w:tcPr>
+          <w:p>
+            <w:pPr>
+              <w:spacing w:after="0" w:line="240" w:lineRule="auto"/>
+              <w:rPr>
+                <w:rFonts w:ascii="Times New Roman" w:eastAsia="Times New Roman" w:hAnsi="Times New Roman" w:cs="Times New Roman"/>
+                <w:color w:val="000000"/>
+                <w:sz w:val="24"/>
+                <w:szCs w:val="24"/>
+                <w:lang w:val="es-BO" w:eastAsia="es-BO"/>
+              </w:rPr>
+            </w:pPr>
+            <w:r>
+              <w:rPr>
+                <w:rFonts w:ascii="Times New Roman" w:eastAsia="Times New Roman" w:hAnsi="Times New Roman" w:cs="Times New Roman"/>
+                <w:color w:val="000000"/>
+                <w:sz w:val="24"/>
+                <w:szCs w:val="24"/>
+                <w:lang w:val="es-BO" w:eastAsia="es-BO"/>
+              </w:rPr>
+              <w:t> </w:t>
+            </w:r>
+          </w:p>
+        </w:tc>
+        <w:tc>
+          <w:tcPr>
+            <w:tcW w:w="593" w:type="dxa"/>
+            <w:tcBorders>
+              <w:top w:val="single" w:sz="4" w:space="0" w:color="FFFFFF"/>
+              <w:left w:val="nil"/>
+              <w:bottom w:val="single" w:sz="4" w:space="0" w:color="FFFFFF"/>
+              <w:right w:val="single" w:sz="4" w:space="0" w:color="FFFFFF"/>
+            </w:tcBorders>
+            <w:shd w:val="clear" w:color="auto" w:fill="auto"/>
+            <w:noWrap/>
+            <w:vAlign w:val="bottom"/>
+            <w:hideMark/>
+          </w:tcPr>
+          <w:p>
+            <w:pPr>
+              <w:spacing w:after="0" w:line="240" w:lineRule="auto"/>
+              <w:rPr>
+                <w:rFonts w:ascii="Times New Roman" w:eastAsia="Times New Roman" w:hAnsi="Times New Roman" w:cs="Times New Roman"/>
+                <w:color w:val="000000"/>
+                <w:sz w:val="24"/>
+                <w:szCs w:val="24"/>
+                <w:lang w:val="es-BO" w:eastAsia="es-BO"/>
+              </w:rPr>
+            </w:pPr>
+            <w:r>
+              <w:rPr>
+                <w:rFonts w:ascii="Times New Roman" w:eastAsia="Times New Roman" w:hAnsi="Times New Roman" w:cs="Times New Roman"/>
+                <w:color w:val="000000"/>
+                <w:sz w:val="24"/>
+                <w:szCs w:val="24"/>
+                <w:lang w:val="es-BO" w:eastAsia="es-BO"/>
+              </w:rPr>
+              <w:t> </w:t>
+            </w:r>
+          </w:p>
+        </w:tc>
+        <w:tc>
+          <w:tcPr>
+            <w:tcW w:w="593" w:type="dxa"/>
+            <w:tcBorders>
+              <w:top w:val="single" w:sz="4" w:space="0" w:color="FFFFFF"/>
+              <w:left w:val="nil"/>
+              <w:bottom w:val="single" w:sz="4" w:space="0" w:color="FFFFFF"/>
+              <w:right w:val="single" w:sz="4" w:space="0" w:color="FFFFFF"/>
+            </w:tcBorders>
+            <w:shd w:val="clear" w:color="auto" w:fill="auto"/>
+            <w:noWrap/>
+            <w:vAlign w:val="bottom"/>
+            <w:hideMark/>
+          </w:tcPr>
+          <w:p>
+            <w:pPr>
+              <w:spacing w:after="0" w:line="240" w:lineRule="auto"/>
+              <w:rPr>
+                <w:rFonts w:ascii="Times New Roman" w:eastAsia="Times New Roman" w:hAnsi="Times New Roman" w:cs="Times New Roman"/>
+                <w:color w:val="000000"/>
+                <w:sz w:val="24"/>
+                <w:szCs w:val="24"/>
+                <w:lang w:val="es-BO" w:eastAsia="es-BO"/>
+              </w:rPr>
+            </w:pPr>
+            <w:r>
+              <w:rPr>
+                <w:rFonts w:ascii="Times New Roman" w:eastAsia="Times New Roman" w:hAnsi="Times New Roman" w:cs="Times New Roman"/>
+                <w:color w:val="000000"/>
+                <w:sz w:val="24"/>
+                <w:szCs w:val="24"/>
+                <w:lang w:val="es-BO" w:eastAsia="es-BO"/>
+              </w:rPr>
+              <w:t> </w:t>
+            </w:r>
+          </w:p>
+        </w:tc>
+        <w:tc>
+          <w:tcPr>
+            <w:tcW w:w="593" w:type="dxa"/>
+            <w:tcBorders>
+              <w:top w:val="single" w:sz="4" w:space="0" w:color="FFFFFF"/>
+              <w:left w:val="nil"/>
+              <w:bottom w:val="single" w:sz="4" w:space="0" w:color="FFFFFF"/>
+              <w:right w:val="single" w:sz="4" w:space="0" w:color="FFFFFF"/>
+            </w:tcBorders>
+            <w:shd w:val="clear" w:color="auto" w:fill="auto"/>
+            <w:noWrap/>
+            <w:vAlign w:val="bottom"/>
+            <w:hideMark/>
+          </w:tcPr>
+          <w:p>
+            <w:pPr>
+              <w:spacing w:after="0" w:line="240" w:lineRule="auto"/>
+              <w:rPr>
+                <w:rFonts w:ascii="Times New Roman" w:eastAsia="Times New Roman" w:hAnsi="Times New Roman" w:cs="Times New Roman"/>
+                <w:color w:val="000000"/>
+                <w:sz w:val="24"/>
+                <w:szCs w:val="24"/>
+                <w:lang w:val="es-BO" w:eastAsia="es-BO"/>
+              </w:rPr>
+            </w:pPr>
+            <w:r>
+              <w:rPr>
+                <w:rFonts w:ascii="Times New Roman" w:eastAsia="Times New Roman" w:hAnsi="Times New Roman" w:cs="Times New Roman"/>
+                <w:color w:val="000000"/>
+                <w:sz w:val="24"/>
+                <w:szCs w:val="24"/>
+                <w:lang w:val="es-BO" w:eastAsia="es-BO"/>
+              </w:rPr>
+              <w:t> </w:t>
+            </w:r>
+          </w:p>
+        </w:tc>
+      </w:tr>
+    </w:tbl>
+    <w:p>
+      <w:pPr>
+        <w:spacing w:after="0"/>
+        <w:jc w:val="both"/>
+        <w:rPr>
+          <w:rFonts w:ascii="Times New Roman" w:hAnsi="Times New Roman" w:cs="Times New Roman"/>
+          <w:sz w:val="24"/>
+          <w:szCs w:val="24"/>
+        </w:rPr>
+      </w:pPr>
+    </w:p>
+    <w:p>
+      <w:pPr>
+        <w:jc w:val="both"/>
+        <w:rPr>
+          <w:rFonts w:ascii="Times New Roman" w:hAnsi="Times New Roman" w:cs="Times New Roman"/>
+          <w:sz w:val="24"/>
+          <w:szCs w:val="24"/>
+        </w:rPr>
+      </w:pPr>
+      <w:r>
+        <w:rPr>
+          <w:rFonts w:ascii="Times New Roman" w:hAnsi="Times New Roman" w:cs="Times New Roman"/>
+          <w:sz w:val="24"/>
+          <w:szCs w:val="24"/>
+        </w:rPr>
+        <w:t>Se tomar</w:t>
+      </w:r>
+      <w:r>
+        <w:rPr>
+          <w:rFonts w:ascii="Times New Roman" w:hAnsi="Times New Roman" w:cs="Times New Roman"/>
+          <w:sz w:val="24"/>
+          <w:szCs w:val="24"/>
+        </w:rPr>
+        <w:t>á</w:t>
+      </w:r>
+      <w:r>
+        <w:rPr>
+          <w:rFonts w:ascii="Times New Roman" w:hAnsi="Times New Roman" w:cs="Times New Roman"/>
+          <w:sz w:val="24"/>
+          <w:szCs w:val="24"/>
+        </w:rPr>
+        <w:t xml:space="preserve"> un índice y desde ese tamaño se tomarán todos los rangos de sub vectores, luego se procederá con los siguientes sub vectores empezando por el segundo índice [2] tomando todos los rangos posibles de vectores; la diferencia se notará en código, note como podemos con solo 2 estructuras repetitivas lograr encontrar todos los sub vectores </w:t>
+      </w:r>
+      <w:r>
+        <w:rPr>
+          <w:rFonts w:ascii="Times New Roman" w:hAnsi="Times New Roman" w:cs="Times New Roman"/>
+          <w:sz w:val="24"/>
+          <w:szCs w:val="24"/>
+        </w:rPr>
+        <w:t>sin usar 3 como era el caso anterior. Observe el siguiente código y cómo efectivamente genera todos los sub vectores con sus sumas, deshaciéndonos de una estructura.</w:t>
+      </w:r>
+    </w:p>
+    <w:p>
+      <w:pPr>
+        <w:jc w:val="both"/>
+        <w:rPr>
+          <w:rFonts w:ascii="Times New Roman" w:hAnsi="Times New Roman" w:cs="Times New Roman"/>
+          <w:sz w:val="24"/>
+          <w:szCs w:val="24"/>
+        </w:rPr>
+      </w:pPr>
+    </w:p>
+    <w:tbl>
+      <w:tblPr>
+        <w:tblStyle w:val="Tablaconcuadrcula"/>
+        <w:tblpPr w:leftFromText="141" w:rightFromText="141" w:vertAnchor="text" w:horzAnchor="margin" w:tblpY="-43"/>
+        <w:tblW w:w="9736" w:type="dxa"/>
+        <w:tblLook w:val="04A0" w:firstRow="1" w:lastRow="0" w:firstColumn="1" w:lastColumn="0" w:noHBand="0" w:noVBand="1"/>
+      </w:tblPr>
+      <w:tblGrid>
+        <w:gridCol w:w="5807"/>
+        <w:gridCol w:w="3929"/>
+      </w:tblGrid>
+      <w:tr>
+        <w:trPr>
+          <w:trHeight w:val="241"/>
+        </w:trPr>
+        <w:tc>
+          <w:tcPr>
+            <w:tcW w:w="5807" w:type="dxa"/>
+          </w:tcPr>
+          <w:p>
+            <w:pPr>
+              <w:pStyle w:val="Prrafodelista"/>
+              <w:ind w:left="0"/>
+              <w:rPr>
+                <w:rFonts w:ascii="Times New Roman" w:hAnsi="Times New Roman" w:cs="Times New Roman"/>
+                <w:sz w:val="24"/>
+                <w:szCs w:val="24"/>
+                <w:lang w:val="es-US"/>
+              </w:rPr>
+            </w:pPr>
+            <w:r>
+              <w:rPr>
+                <w:rFonts w:ascii="Times New Roman" w:hAnsi="Times New Roman" w:cs="Times New Roman"/>
+                <w:sz w:val="24"/>
+                <w:szCs w:val="24"/>
+                <w:lang w:val="es-US"/>
+              </w:rPr>
+              <w:lastRenderedPageBreak/>
+              <w:t>Código</w:t>
+            </w:r>
+          </w:p>
+        </w:tc>
+        <w:tc>
+          <w:tcPr>
+            <w:tcW w:w="3929" w:type="dxa"/>
+          </w:tcPr>
+          <w:p>
+            <w:pPr>
+              <w:pStyle w:val="Prrafodelista"/>
+              <w:ind w:left="0"/>
+              <w:rPr>
+                <w:rFonts w:ascii="Times New Roman" w:hAnsi="Times New Roman" w:cs="Times New Roman"/>
+                <w:sz w:val="24"/>
+                <w:szCs w:val="24"/>
+                <w:lang w:val="es-US"/>
+              </w:rPr>
+            </w:pPr>
+            <w:r>
+              <w:rPr>
+                <w:rFonts w:ascii="Times New Roman" w:hAnsi="Times New Roman" w:cs="Times New Roman"/>
+                <w:sz w:val="24"/>
+                <w:szCs w:val="24"/>
+                <w:lang w:val="es-US"/>
+              </w:rPr>
+              <w:t>Ejecución</w:t>
+            </w:r>
+          </w:p>
+        </w:tc>
+      </w:tr>
+      <w:tr>
+        <w:trPr>
+          <w:trHeight w:val="2834"/>
+        </w:trPr>
+        <w:tc>
+          <w:tcPr>
+            <w:tcW w:w="5807" w:type="dxa"/>
+          </w:tcPr>
+          <w:p>
+            <w:pPr>
+              <w:shd w:val="clear" w:color="auto" w:fill="FFFFFF"/>
+              <w:spacing w:line="285" w:lineRule="atLeast"/>
+              <w:rPr>
+                <w:rFonts w:ascii="Consolas" w:eastAsia="Times New Roman" w:hAnsi="Consolas" w:cs="Times New Roman"/>
+                <w:color w:val="292929"/>
+                <w:lang w:eastAsia="es-ES"/>
+              </w:rPr>
+            </w:pPr>
+            <w:proofErr w:type="spellStart"/>
+            <w:r>
+              <w:rPr>
+                <w:rFonts w:ascii="Consolas" w:eastAsia="Times New Roman" w:hAnsi="Consolas" w:cs="Times New Roman"/>
+                <w:color w:val="0F4A85"/>
+                <w:lang w:eastAsia="es-ES"/>
+              </w:rPr>
+              <w:t>int</w:t>
+            </w:r>
+            <w:proofErr w:type="spellEnd"/>
+            <w:r>
+              <w:rPr>
+                <w:rFonts w:ascii="Consolas" w:eastAsia="Times New Roman" w:hAnsi="Consolas" w:cs="Times New Roman"/>
+                <w:color w:val="292929"/>
+                <w:lang w:eastAsia="es-ES"/>
+              </w:rPr>
+              <w:t xml:space="preserve"> </w:t>
+            </w:r>
+            <w:proofErr w:type="spellStart"/>
+            <w:r>
+              <w:rPr>
+                <w:rFonts w:ascii="Consolas" w:eastAsia="Times New Roman" w:hAnsi="Consolas" w:cs="Times New Roman"/>
+                <w:color w:val="292929"/>
+                <w:lang w:eastAsia="es-ES"/>
+              </w:rPr>
+              <w:t>vector_</w:t>
+            </w:r>
+            <w:proofErr w:type="gramStart"/>
+            <w:r>
+              <w:rPr>
+                <w:rFonts w:ascii="Consolas" w:eastAsia="Times New Roman" w:hAnsi="Consolas" w:cs="Times New Roman"/>
+                <w:color w:val="292929"/>
+                <w:lang w:eastAsia="es-ES"/>
+              </w:rPr>
+              <w:t>prueba</w:t>
+            </w:r>
+            <w:proofErr w:type="spellEnd"/>
+            <w:r>
+              <w:rPr>
+                <w:rFonts w:ascii="Consolas" w:eastAsia="Times New Roman" w:hAnsi="Consolas" w:cs="Times New Roman"/>
+                <w:color w:val="292929"/>
+                <w:lang w:eastAsia="es-ES"/>
+              </w:rPr>
+              <w:t>[</w:t>
+            </w:r>
+            <w:proofErr w:type="gramEnd"/>
+            <w:r>
+              <w:rPr>
+                <w:rFonts w:ascii="Consolas" w:eastAsia="Times New Roman" w:hAnsi="Consolas" w:cs="Times New Roman"/>
+                <w:color w:val="292929"/>
+                <w:lang w:eastAsia="es-ES"/>
+              </w:rPr>
+              <w:t>]</w:t>
+            </w:r>
+            <w:r>
+              <w:rPr>
+                <w:rFonts w:ascii="Consolas" w:eastAsia="Times New Roman" w:hAnsi="Consolas" w:cs="Times New Roman"/>
+                <w:color w:val="000000"/>
+                <w:lang w:eastAsia="es-ES"/>
+              </w:rPr>
+              <w:t>=</w:t>
+            </w:r>
+            <w:r>
+              <w:rPr>
+                <w:rFonts w:ascii="Consolas" w:eastAsia="Times New Roman" w:hAnsi="Consolas" w:cs="Times New Roman"/>
+                <w:color w:val="292929"/>
+                <w:lang w:eastAsia="es-ES"/>
+              </w:rPr>
+              <w:t>{</w:t>
+            </w:r>
+            <w:r>
+              <w:rPr>
+                <w:rFonts w:ascii="Consolas" w:eastAsia="Times New Roman" w:hAnsi="Consolas" w:cs="Times New Roman"/>
+                <w:color w:val="000000"/>
+                <w:lang w:eastAsia="es-ES"/>
+              </w:rPr>
+              <w:t>-</w:t>
+            </w:r>
+            <w:r>
+              <w:rPr>
+                <w:rFonts w:ascii="Consolas" w:eastAsia="Times New Roman" w:hAnsi="Consolas" w:cs="Times New Roman"/>
+                <w:color w:val="096D48"/>
+                <w:lang w:eastAsia="es-ES"/>
+              </w:rPr>
+              <w:t>1</w:t>
+            </w:r>
+            <w:r>
+              <w:rPr>
+                <w:rFonts w:ascii="Consolas" w:eastAsia="Times New Roman" w:hAnsi="Consolas" w:cs="Times New Roman"/>
+                <w:color w:val="292929"/>
+                <w:lang w:eastAsia="es-ES"/>
+              </w:rPr>
+              <w:t>,</w:t>
+            </w:r>
+            <w:r>
+              <w:rPr>
+                <w:rFonts w:ascii="Consolas" w:eastAsia="Times New Roman" w:hAnsi="Consolas" w:cs="Times New Roman"/>
+                <w:color w:val="096D48"/>
+                <w:lang w:eastAsia="es-ES"/>
+              </w:rPr>
+              <w:t>2</w:t>
+            </w:r>
+            <w:r>
+              <w:rPr>
+                <w:rFonts w:ascii="Consolas" w:eastAsia="Times New Roman" w:hAnsi="Consolas" w:cs="Times New Roman"/>
+                <w:color w:val="292929"/>
+                <w:lang w:eastAsia="es-ES"/>
+              </w:rPr>
+              <w:t>,</w:t>
+            </w:r>
+            <w:r>
+              <w:rPr>
+                <w:rFonts w:ascii="Consolas" w:eastAsia="Times New Roman" w:hAnsi="Consolas" w:cs="Times New Roman"/>
+                <w:color w:val="096D48"/>
+                <w:lang w:eastAsia="es-ES"/>
+              </w:rPr>
+              <w:t>4</w:t>
+            </w:r>
+            <w:r>
+              <w:rPr>
+                <w:rFonts w:ascii="Consolas" w:eastAsia="Times New Roman" w:hAnsi="Consolas" w:cs="Times New Roman"/>
+                <w:color w:val="292929"/>
+                <w:lang w:eastAsia="es-ES"/>
+              </w:rPr>
+              <w:t>,</w:t>
+            </w:r>
+            <w:r>
+              <w:rPr>
+                <w:rFonts w:ascii="Consolas" w:eastAsia="Times New Roman" w:hAnsi="Consolas" w:cs="Times New Roman"/>
+                <w:color w:val="000000"/>
+                <w:lang w:eastAsia="es-ES"/>
+              </w:rPr>
+              <w:t>-</w:t>
+            </w:r>
+            <w:r>
+              <w:rPr>
+                <w:rFonts w:ascii="Consolas" w:eastAsia="Times New Roman" w:hAnsi="Consolas" w:cs="Times New Roman"/>
+                <w:color w:val="096D48"/>
+                <w:lang w:eastAsia="es-ES"/>
+              </w:rPr>
+              <w:t>3</w:t>
+            </w:r>
+            <w:r>
+              <w:rPr>
+                <w:rFonts w:ascii="Consolas" w:eastAsia="Times New Roman" w:hAnsi="Consolas" w:cs="Times New Roman"/>
+                <w:color w:val="292929"/>
+                <w:lang w:eastAsia="es-ES"/>
+              </w:rPr>
+              <w:t>,</w:t>
+            </w:r>
+            <w:r>
+              <w:rPr>
+                <w:rFonts w:ascii="Consolas" w:eastAsia="Times New Roman" w:hAnsi="Consolas" w:cs="Times New Roman"/>
+                <w:color w:val="096D48"/>
+                <w:lang w:eastAsia="es-ES"/>
+              </w:rPr>
+              <w:t>5</w:t>
+            </w:r>
+            <w:r>
+              <w:rPr>
+                <w:rFonts w:ascii="Consolas" w:eastAsia="Times New Roman" w:hAnsi="Consolas" w:cs="Times New Roman"/>
+                <w:color w:val="292929"/>
+                <w:lang w:eastAsia="es-ES"/>
+              </w:rPr>
+              <w:t>,</w:t>
+            </w:r>
+            <w:r>
+              <w:rPr>
+                <w:rFonts w:ascii="Consolas" w:eastAsia="Times New Roman" w:hAnsi="Consolas" w:cs="Times New Roman"/>
+                <w:color w:val="096D48"/>
+                <w:lang w:eastAsia="es-ES"/>
+              </w:rPr>
+              <w:t>2</w:t>
+            </w:r>
+            <w:r>
+              <w:rPr>
+                <w:rFonts w:ascii="Consolas" w:eastAsia="Times New Roman" w:hAnsi="Consolas" w:cs="Times New Roman"/>
+                <w:color w:val="292929"/>
+                <w:lang w:eastAsia="es-ES"/>
+              </w:rPr>
+              <w:t>,</w:t>
+            </w:r>
+            <w:r>
+              <w:rPr>
+                <w:rFonts w:ascii="Consolas" w:eastAsia="Times New Roman" w:hAnsi="Consolas" w:cs="Times New Roman"/>
+                <w:color w:val="000000"/>
+                <w:lang w:eastAsia="es-ES"/>
+              </w:rPr>
+              <w:t>-</w:t>
+            </w:r>
+            <w:r>
+              <w:rPr>
+                <w:rFonts w:ascii="Consolas" w:eastAsia="Times New Roman" w:hAnsi="Consolas" w:cs="Times New Roman"/>
+                <w:color w:val="096D48"/>
+                <w:lang w:eastAsia="es-ES"/>
+              </w:rPr>
+              <w:t>5</w:t>
+            </w:r>
+            <w:r>
+              <w:rPr>
+                <w:rFonts w:ascii="Consolas" w:eastAsia="Times New Roman" w:hAnsi="Consolas" w:cs="Times New Roman"/>
+                <w:color w:val="292929"/>
+                <w:lang w:eastAsia="es-ES"/>
+              </w:rPr>
+              <w:t>,</w:t>
+            </w:r>
+            <w:r>
+              <w:rPr>
+                <w:rFonts w:ascii="Consolas" w:eastAsia="Times New Roman" w:hAnsi="Consolas" w:cs="Times New Roman"/>
+                <w:color w:val="096D48"/>
+                <w:lang w:eastAsia="es-ES"/>
+              </w:rPr>
+              <w:t>2</w:t>
+            </w:r>
+            <w:r>
+              <w:rPr>
+                <w:rFonts w:ascii="Consolas" w:eastAsia="Times New Roman" w:hAnsi="Consolas" w:cs="Times New Roman"/>
+                <w:color w:val="292929"/>
+                <w:lang w:eastAsia="es-ES"/>
+              </w:rPr>
+              <w:t>};</w:t>
+            </w:r>
+          </w:p>
+          <w:p>
+            <w:pPr>
+              <w:shd w:val="clear" w:color="auto" w:fill="FFFFFF"/>
+              <w:spacing w:line="285" w:lineRule="atLeast"/>
+              <w:rPr>
+                <w:rFonts w:ascii="Consolas" w:eastAsia="Times New Roman" w:hAnsi="Consolas" w:cs="Times New Roman"/>
+                <w:color w:val="292929"/>
+                <w:lang w:eastAsia="es-ES"/>
+              </w:rPr>
+            </w:pPr>
+            <w:proofErr w:type="spellStart"/>
+            <w:r>
+              <w:rPr>
+                <w:rFonts w:ascii="Consolas" w:eastAsia="Times New Roman" w:hAnsi="Consolas" w:cs="Times New Roman"/>
+                <w:color w:val="0F4A85"/>
+                <w:lang w:eastAsia="es-ES"/>
+              </w:rPr>
+              <w:t>int</w:t>
+            </w:r>
+            <w:proofErr w:type="spellEnd"/>
+            <w:r>
+              <w:rPr>
+                <w:rFonts w:ascii="Consolas" w:eastAsia="Times New Roman" w:hAnsi="Consolas" w:cs="Times New Roman"/>
+                <w:color w:val="292929"/>
+                <w:lang w:eastAsia="es-ES"/>
+              </w:rPr>
+              <w:t xml:space="preserve"> </w:t>
+            </w:r>
+            <w:proofErr w:type="spellStart"/>
+            <w:r>
+              <w:rPr>
+                <w:rFonts w:ascii="Consolas" w:eastAsia="Times New Roman" w:hAnsi="Consolas" w:cs="Times New Roman"/>
+                <w:color w:val="292929"/>
+                <w:lang w:eastAsia="es-ES"/>
+              </w:rPr>
+              <w:t>tam_vector</w:t>
+            </w:r>
+            <w:proofErr w:type="spellEnd"/>
+            <w:r>
+              <w:rPr>
+                <w:rFonts w:ascii="Consolas" w:eastAsia="Times New Roman" w:hAnsi="Consolas" w:cs="Times New Roman"/>
+                <w:color w:val="000000"/>
+                <w:lang w:eastAsia="es-ES"/>
+              </w:rPr>
+              <w:t>=</w:t>
+            </w:r>
+            <w:r>
+              <w:rPr>
+                <w:rFonts w:ascii="Consolas" w:eastAsia="Times New Roman" w:hAnsi="Consolas" w:cs="Times New Roman"/>
+                <w:color w:val="096D48"/>
+                <w:lang w:eastAsia="es-ES"/>
+              </w:rPr>
+              <w:t>8</w:t>
+            </w:r>
+            <w:r>
+              <w:rPr>
+                <w:rFonts w:ascii="Consolas" w:eastAsia="Times New Roman" w:hAnsi="Consolas" w:cs="Times New Roman"/>
+                <w:color w:val="292929"/>
+                <w:lang w:eastAsia="es-ES"/>
+              </w:rPr>
+              <w:t>;</w:t>
+            </w:r>
+          </w:p>
+          <w:p>
+            <w:pPr>
+              <w:shd w:val="clear" w:color="auto" w:fill="FFFFFF"/>
+              <w:spacing w:line="285" w:lineRule="atLeast"/>
+              <w:rPr>
+                <w:rFonts w:ascii="Consolas" w:eastAsia="Times New Roman" w:hAnsi="Consolas" w:cs="Times New Roman"/>
+                <w:color w:val="292929"/>
+                <w:lang w:eastAsia="es-ES"/>
+              </w:rPr>
+            </w:pPr>
+            <w:proofErr w:type="spellStart"/>
+            <w:proofErr w:type="gramStart"/>
+            <w:r>
+              <w:rPr>
+                <w:rFonts w:ascii="Consolas" w:eastAsia="Times New Roman" w:hAnsi="Consolas" w:cs="Times New Roman"/>
+                <w:color w:val="B5200D"/>
+                <w:highlight w:val="yellow"/>
+                <w:lang w:eastAsia="es-ES"/>
+              </w:rPr>
+              <w:t>for</w:t>
+            </w:r>
+            <w:proofErr w:type="spellEnd"/>
+            <w:r>
+              <w:rPr>
+                <w:rFonts w:ascii="Consolas" w:eastAsia="Times New Roman" w:hAnsi="Consolas" w:cs="Times New Roman"/>
+                <w:color w:val="292929"/>
+                <w:highlight w:val="yellow"/>
+                <w:lang w:eastAsia="es-ES"/>
+              </w:rPr>
+              <w:t>(</w:t>
+            </w:r>
+            <w:proofErr w:type="spellStart"/>
+            <w:proofErr w:type="gramEnd"/>
+            <w:r>
+              <w:rPr>
+                <w:rFonts w:ascii="Consolas" w:eastAsia="Times New Roman" w:hAnsi="Consolas" w:cs="Times New Roman"/>
+                <w:color w:val="0F4A85"/>
+                <w:highlight w:val="yellow"/>
+                <w:lang w:eastAsia="es-ES"/>
+              </w:rPr>
+              <w:t>int</w:t>
+            </w:r>
+            <w:proofErr w:type="spellEnd"/>
+            <w:r>
+              <w:rPr>
+                <w:rFonts w:ascii="Consolas" w:eastAsia="Times New Roman" w:hAnsi="Consolas" w:cs="Times New Roman"/>
+                <w:color w:val="292929"/>
+                <w:highlight w:val="yellow"/>
+                <w:lang w:eastAsia="es-ES"/>
+              </w:rPr>
+              <w:t xml:space="preserve"> k</w:t>
+            </w:r>
+            <w:r>
+              <w:rPr>
+                <w:rFonts w:ascii="Consolas" w:eastAsia="Times New Roman" w:hAnsi="Consolas" w:cs="Times New Roman"/>
+                <w:color w:val="000000"/>
+                <w:highlight w:val="yellow"/>
+                <w:lang w:eastAsia="es-ES"/>
+              </w:rPr>
+              <w:t>=</w:t>
+            </w:r>
+            <w:r>
+              <w:rPr>
+                <w:rFonts w:ascii="Consolas" w:eastAsia="Times New Roman" w:hAnsi="Consolas" w:cs="Times New Roman"/>
+                <w:color w:val="096D48"/>
+                <w:highlight w:val="yellow"/>
+                <w:lang w:eastAsia="es-ES"/>
+              </w:rPr>
+              <w:t>0</w:t>
+            </w:r>
+            <w:r>
+              <w:rPr>
+                <w:rFonts w:ascii="Consolas" w:eastAsia="Times New Roman" w:hAnsi="Consolas" w:cs="Times New Roman"/>
+                <w:color w:val="292929"/>
+                <w:highlight w:val="yellow"/>
+                <w:lang w:eastAsia="es-ES"/>
+              </w:rPr>
+              <w:t>; k</w:t>
+            </w:r>
+            <w:r>
+              <w:rPr>
+                <w:rFonts w:ascii="Consolas" w:eastAsia="Times New Roman" w:hAnsi="Consolas" w:cs="Times New Roman"/>
+                <w:color w:val="000000"/>
+                <w:highlight w:val="yellow"/>
+                <w:lang w:eastAsia="es-ES"/>
+              </w:rPr>
+              <w:t>&lt;</w:t>
+            </w:r>
+            <w:proofErr w:type="spellStart"/>
+            <w:r>
+              <w:rPr>
+                <w:rFonts w:ascii="Consolas" w:eastAsia="Times New Roman" w:hAnsi="Consolas" w:cs="Times New Roman"/>
+                <w:color w:val="292929"/>
+                <w:highlight w:val="yellow"/>
+                <w:lang w:eastAsia="es-ES"/>
+              </w:rPr>
+              <w:t>tam_vector;k</w:t>
+            </w:r>
+            <w:proofErr w:type="spellEnd"/>
+            <w:r>
+              <w:rPr>
+                <w:rFonts w:ascii="Consolas" w:eastAsia="Times New Roman" w:hAnsi="Consolas" w:cs="Times New Roman"/>
+                <w:color w:val="000000"/>
+                <w:highlight w:val="yellow"/>
+                <w:lang w:eastAsia="es-ES"/>
+              </w:rPr>
+              <w:t>++</w:t>
+            </w:r>
+            <w:r>
+              <w:rPr>
+                <w:rFonts w:ascii="Consolas" w:eastAsia="Times New Roman" w:hAnsi="Consolas" w:cs="Times New Roman"/>
+                <w:color w:val="292929"/>
+                <w:highlight w:val="yellow"/>
+                <w:lang w:eastAsia="es-ES"/>
+              </w:rPr>
+              <w:t>){</w:t>
+            </w:r>
+          </w:p>
+          <w:p>
+            <w:pPr>
+              <w:shd w:val="clear" w:color="auto" w:fill="FFFFFF"/>
+              <w:spacing w:line="285" w:lineRule="atLeast"/>
+              <w:rPr>
+                <w:rFonts w:ascii="Consolas" w:eastAsia="Times New Roman" w:hAnsi="Consolas" w:cs="Times New Roman"/>
+                <w:color w:val="292929"/>
+                <w:lang w:eastAsia="es-ES"/>
+              </w:rPr>
+            </w:pPr>
+            <w:r>
+              <w:rPr>
+                <w:rFonts w:ascii="Consolas" w:eastAsia="Times New Roman" w:hAnsi="Consolas" w:cs="Times New Roman"/>
+                <w:color w:val="292929"/>
+                <w:lang w:eastAsia="es-ES"/>
+              </w:rPr>
+              <w:t xml:space="preserve">  </w:t>
+            </w:r>
+            <w:proofErr w:type="spellStart"/>
+            <w:r>
+              <w:rPr>
+                <w:rFonts w:ascii="Consolas" w:eastAsia="Times New Roman" w:hAnsi="Consolas" w:cs="Times New Roman"/>
+                <w:color w:val="292929"/>
+                <w:highlight w:val="yellow"/>
+                <w:lang w:eastAsia="es-ES"/>
+              </w:rPr>
+              <w:t>cout</w:t>
+            </w:r>
+            <w:proofErr w:type="spellEnd"/>
+            <w:r>
+              <w:rPr>
+                <w:rFonts w:ascii="Consolas" w:eastAsia="Times New Roman" w:hAnsi="Consolas" w:cs="Times New Roman"/>
+                <w:color w:val="000000"/>
+                <w:highlight w:val="yellow"/>
+                <w:lang w:eastAsia="es-ES"/>
+              </w:rPr>
+              <w:t>&lt;&lt;</w:t>
+            </w:r>
+            <w:r>
+              <w:rPr>
+                <w:rFonts w:ascii="Consolas" w:eastAsia="Times New Roman" w:hAnsi="Consolas" w:cs="Times New Roman"/>
+                <w:color w:val="0F4A85"/>
+                <w:highlight w:val="yellow"/>
+                <w:lang w:eastAsia="es-ES"/>
+              </w:rPr>
+              <w:t>"</w:t>
+            </w:r>
+            <w:proofErr w:type="spellStart"/>
+            <w:r>
+              <w:rPr>
+                <w:rFonts w:ascii="Consolas" w:eastAsia="Times New Roman" w:hAnsi="Consolas" w:cs="Times New Roman"/>
+                <w:color w:val="0F4A85"/>
+                <w:highlight w:val="yellow"/>
+                <w:lang w:eastAsia="es-ES"/>
+              </w:rPr>
+              <w:t>Subvectores</w:t>
+            </w:r>
+            <w:proofErr w:type="spellEnd"/>
+            <w:r>
+              <w:rPr>
+                <w:rFonts w:ascii="Consolas" w:eastAsia="Times New Roman" w:hAnsi="Consolas" w:cs="Times New Roman"/>
+                <w:color w:val="0F4A85"/>
+                <w:highlight w:val="yellow"/>
+                <w:lang w:eastAsia="es-ES"/>
+              </w:rPr>
+              <w:t xml:space="preserve"> de </w:t>
+            </w:r>
+            <w:proofErr w:type="spellStart"/>
+            <w:r>
+              <w:rPr>
+                <w:rFonts w:ascii="Consolas" w:eastAsia="Times New Roman" w:hAnsi="Consolas" w:cs="Times New Roman"/>
+                <w:color w:val="0F4A85"/>
+                <w:highlight w:val="yellow"/>
+                <w:lang w:eastAsia="es-ES"/>
+              </w:rPr>
+              <w:t>tamanio</w:t>
+            </w:r>
+            <w:proofErr w:type="spellEnd"/>
+            <w:r>
+              <w:rPr>
+                <w:rFonts w:ascii="Consolas" w:eastAsia="Times New Roman" w:hAnsi="Consolas" w:cs="Times New Roman"/>
+                <w:color w:val="0F4A85"/>
+                <w:highlight w:val="yellow"/>
+                <w:lang w:eastAsia="es-ES"/>
+              </w:rPr>
+              <w:t xml:space="preserve"> "</w:t>
+            </w:r>
+            <w:r>
+              <w:rPr>
+                <w:rFonts w:ascii="Consolas" w:eastAsia="Times New Roman" w:hAnsi="Consolas" w:cs="Times New Roman"/>
+                <w:color w:val="000000"/>
+                <w:highlight w:val="yellow"/>
+                <w:lang w:eastAsia="es-ES"/>
+              </w:rPr>
+              <w:t>&lt;&lt;</w:t>
+            </w:r>
+            <w:r>
+              <w:rPr>
+                <w:rFonts w:ascii="Consolas" w:eastAsia="Times New Roman" w:hAnsi="Consolas" w:cs="Times New Roman"/>
+                <w:color w:val="292929"/>
+                <w:highlight w:val="yellow"/>
+                <w:lang w:eastAsia="es-ES"/>
+              </w:rPr>
+              <w:t>k</w:t>
+            </w:r>
+            <w:r>
+              <w:rPr>
+                <w:rFonts w:ascii="Consolas" w:eastAsia="Times New Roman" w:hAnsi="Consolas" w:cs="Times New Roman"/>
+                <w:color w:val="000000"/>
+                <w:highlight w:val="yellow"/>
+                <w:lang w:eastAsia="es-ES"/>
+              </w:rPr>
+              <w:t>+</w:t>
+            </w:r>
+            <w:r>
+              <w:rPr>
+                <w:rFonts w:ascii="Consolas" w:eastAsia="Times New Roman" w:hAnsi="Consolas" w:cs="Times New Roman"/>
+                <w:color w:val="096D48"/>
+                <w:highlight w:val="yellow"/>
+                <w:lang w:eastAsia="es-ES"/>
+              </w:rPr>
+              <w:t>1</w:t>
+            </w:r>
+            <w:r>
+              <w:rPr>
+                <w:rFonts w:ascii="Consolas" w:eastAsia="Times New Roman" w:hAnsi="Consolas" w:cs="Times New Roman"/>
+                <w:color w:val="000000"/>
+                <w:highlight w:val="yellow"/>
+                <w:lang w:eastAsia="es-ES"/>
+              </w:rPr>
+              <w:t>&lt;&lt;</w:t>
+            </w:r>
+            <w:r>
+              <w:rPr>
+                <w:rFonts w:ascii="Consolas" w:eastAsia="Times New Roman" w:hAnsi="Consolas" w:cs="Times New Roman"/>
+                <w:color w:val="0F4A85"/>
+                <w:highlight w:val="yellow"/>
+                <w:lang w:eastAsia="es-ES"/>
+              </w:rPr>
+              <w:t>"</w:t>
+            </w:r>
+            <w:r>
+              <w:rPr>
+                <w:rFonts w:ascii="Consolas" w:eastAsia="Times New Roman" w:hAnsi="Consolas" w:cs="Times New Roman"/>
+                <w:color w:val="EE0000"/>
+                <w:highlight w:val="yellow"/>
+                <w:lang w:eastAsia="es-ES"/>
+              </w:rPr>
+              <w:t>\n</w:t>
+            </w:r>
+            <w:r>
+              <w:rPr>
+                <w:rFonts w:ascii="Consolas" w:eastAsia="Times New Roman" w:hAnsi="Consolas" w:cs="Times New Roman"/>
+                <w:color w:val="0F4A85"/>
+                <w:highlight w:val="yellow"/>
+                <w:lang w:eastAsia="es-ES"/>
+              </w:rPr>
+              <w:t>"</w:t>
+            </w:r>
+            <w:r>
+              <w:rPr>
+                <w:rFonts w:ascii="Consolas" w:eastAsia="Times New Roman" w:hAnsi="Consolas" w:cs="Times New Roman"/>
+                <w:color w:val="292929"/>
+                <w:highlight w:val="yellow"/>
+                <w:lang w:eastAsia="es-ES"/>
+              </w:rPr>
+              <w:t>;</w:t>
+            </w:r>
+          </w:p>
+          <w:p>
+            <w:pPr>
+              <w:shd w:val="clear" w:color="auto" w:fill="FFFFFF"/>
+              <w:spacing w:line="285" w:lineRule="atLeast"/>
+              <w:rPr>
+                <w:rFonts w:ascii="Consolas" w:eastAsia="Times New Roman" w:hAnsi="Consolas" w:cs="Times New Roman"/>
+                <w:color w:val="292929"/>
+                <w:lang w:eastAsia="es-ES"/>
+              </w:rPr>
+            </w:pPr>
+            <w:r>
+              <w:rPr>
+                <w:rFonts w:ascii="Consolas" w:eastAsia="Times New Roman" w:hAnsi="Consolas" w:cs="Times New Roman"/>
+                <w:color w:val="B5200D"/>
+                <w:lang w:eastAsia="es-ES"/>
+              </w:rPr>
+              <w:t xml:space="preserve">  </w:t>
+            </w:r>
+            <w:proofErr w:type="spellStart"/>
+            <w:proofErr w:type="gramStart"/>
+            <w:r>
+              <w:rPr>
+                <w:rFonts w:ascii="Consolas" w:eastAsia="Times New Roman" w:hAnsi="Consolas" w:cs="Times New Roman"/>
+                <w:color w:val="B5200D"/>
+                <w:lang w:eastAsia="es-ES"/>
+              </w:rPr>
+              <w:t>for</w:t>
+            </w:r>
+            <w:proofErr w:type="spellEnd"/>
+            <w:r>
+              <w:rPr>
+                <w:rFonts w:ascii="Consolas" w:eastAsia="Times New Roman" w:hAnsi="Consolas" w:cs="Times New Roman"/>
+                <w:color w:val="292929"/>
+                <w:lang w:eastAsia="es-ES"/>
+              </w:rPr>
+              <w:t>(</w:t>
+            </w:r>
+            <w:proofErr w:type="spellStart"/>
+            <w:proofErr w:type="gramEnd"/>
+            <w:r>
+              <w:rPr>
+                <w:rFonts w:ascii="Consolas" w:eastAsia="Times New Roman" w:hAnsi="Consolas" w:cs="Times New Roman"/>
+                <w:color w:val="0F4A85"/>
+                <w:lang w:eastAsia="es-ES"/>
+              </w:rPr>
+              <w:t>int</w:t>
+            </w:r>
+            <w:proofErr w:type="spellEnd"/>
+            <w:r>
+              <w:rPr>
+                <w:rFonts w:ascii="Consolas" w:eastAsia="Times New Roman" w:hAnsi="Consolas" w:cs="Times New Roman"/>
+                <w:color w:val="292929"/>
+                <w:lang w:eastAsia="es-ES"/>
+              </w:rPr>
+              <w:t xml:space="preserve"> i</w:t>
+            </w:r>
+            <w:r>
+              <w:rPr>
+                <w:rFonts w:ascii="Consolas" w:eastAsia="Times New Roman" w:hAnsi="Consolas" w:cs="Times New Roman"/>
+                <w:color w:val="000000"/>
+                <w:lang w:eastAsia="es-ES"/>
+              </w:rPr>
+              <w:t>=</w:t>
+            </w:r>
+            <w:r>
+              <w:rPr>
+                <w:rFonts w:ascii="Consolas" w:eastAsia="Times New Roman" w:hAnsi="Consolas" w:cs="Times New Roman"/>
+                <w:color w:val="096D48"/>
+                <w:lang w:eastAsia="es-ES"/>
+              </w:rPr>
+              <w:t>0</w:t>
+            </w:r>
+            <w:r>
+              <w:rPr>
+                <w:rFonts w:ascii="Consolas" w:eastAsia="Times New Roman" w:hAnsi="Consolas" w:cs="Times New Roman"/>
+                <w:color w:val="292929"/>
+                <w:lang w:eastAsia="es-ES"/>
+              </w:rPr>
+              <w:t>; i</w:t>
+            </w:r>
+            <w:r>
+              <w:rPr>
+                <w:rFonts w:ascii="Consolas" w:eastAsia="Times New Roman" w:hAnsi="Consolas" w:cs="Times New Roman"/>
+                <w:color w:val="000000"/>
+                <w:lang w:eastAsia="es-ES"/>
+              </w:rPr>
+              <w:t>&lt;</w:t>
+            </w:r>
+            <w:proofErr w:type="spellStart"/>
+            <w:r>
+              <w:rPr>
+                <w:rFonts w:ascii="Consolas" w:eastAsia="Times New Roman" w:hAnsi="Consolas" w:cs="Times New Roman"/>
+                <w:color w:val="292929"/>
+                <w:lang w:eastAsia="es-ES"/>
+              </w:rPr>
+              <w:t>tam_vector</w:t>
+            </w:r>
+            <w:proofErr w:type="spellEnd"/>
+            <w:r>
+              <w:rPr>
+                <w:rFonts w:ascii="Consolas" w:eastAsia="Times New Roman" w:hAnsi="Consolas" w:cs="Times New Roman"/>
+                <w:color w:val="000000"/>
+                <w:lang w:eastAsia="es-ES"/>
+              </w:rPr>
+              <w:t>-</w:t>
+            </w:r>
+            <w:r>
+              <w:rPr>
+                <w:rFonts w:ascii="Consolas" w:eastAsia="Times New Roman" w:hAnsi="Consolas" w:cs="Times New Roman"/>
+                <w:color w:val="292929"/>
+                <w:lang w:eastAsia="es-ES"/>
+              </w:rPr>
+              <w:t>k; i</w:t>
+            </w:r>
+            <w:r>
+              <w:rPr>
+                <w:rFonts w:ascii="Consolas" w:eastAsia="Times New Roman" w:hAnsi="Consolas" w:cs="Times New Roman"/>
+                <w:color w:val="000000"/>
+                <w:lang w:eastAsia="es-ES"/>
+              </w:rPr>
+              <w:t>++</w:t>
+            </w:r>
+            <w:r>
+              <w:rPr>
+                <w:rFonts w:ascii="Consolas" w:eastAsia="Times New Roman" w:hAnsi="Consolas" w:cs="Times New Roman"/>
+                <w:color w:val="292929"/>
+                <w:lang w:eastAsia="es-ES"/>
+              </w:rPr>
+              <w:t>){</w:t>
+            </w:r>
+          </w:p>
+          <w:p>
+            <w:pPr>
+              <w:shd w:val="clear" w:color="auto" w:fill="FFFFFF"/>
+              <w:spacing w:line="285" w:lineRule="atLeast"/>
+              <w:rPr>
+                <w:rFonts w:ascii="Consolas" w:eastAsia="Times New Roman" w:hAnsi="Consolas" w:cs="Times New Roman"/>
+                <w:color w:val="292929"/>
+                <w:lang w:eastAsia="es-ES"/>
+              </w:rPr>
+            </w:pPr>
+            <w:r>
+              <w:rPr>
+                <w:rFonts w:ascii="Consolas" w:eastAsia="Times New Roman" w:hAnsi="Consolas" w:cs="Times New Roman"/>
+                <w:color w:val="0F4A85"/>
+                <w:lang w:eastAsia="es-ES"/>
+              </w:rPr>
+              <w:t xml:space="preserve">    </w:t>
+            </w:r>
+            <w:proofErr w:type="spellStart"/>
+            <w:r>
+              <w:rPr>
+                <w:rFonts w:ascii="Consolas" w:eastAsia="Times New Roman" w:hAnsi="Consolas" w:cs="Times New Roman"/>
+                <w:color w:val="0F4A85"/>
+                <w:lang w:eastAsia="es-ES"/>
+              </w:rPr>
+              <w:t>int</w:t>
+            </w:r>
+            <w:proofErr w:type="spellEnd"/>
+            <w:r>
+              <w:rPr>
+                <w:rFonts w:ascii="Consolas" w:eastAsia="Times New Roman" w:hAnsi="Consolas" w:cs="Times New Roman"/>
+                <w:color w:val="292929"/>
+                <w:lang w:eastAsia="es-ES"/>
+              </w:rPr>
+              <w:t xml:space="preserve"> suma</w:t>
+            </w:r>
+            <w:r>
+              <w:rPr>
+                <w:rFonts w:ascii="Consolas" w:eastAsia="Times New Roman" w:hAnsi="Consolas" w:cs="Times New Roman"/>
+                <w:color w:val="000000"/>
+                <w:lang w:eastAsia="es-ES"/>
+              </w:rPr>
+              <w:t>=</w:t>
+            </w:r>
+            <w:r>
+              <w:rPr>
+                <w:rFonts w:ascii="Consolas" w:eastAsia="Times New Roman" w:hAnsi="Consolas" w:cs="Times New Roman"/>
+                <w:color w:val="096D48"/>
+                <w:lang w:eastAsia="es-ES"/>
+              </w:rPr>
+              <w:t>0</w:t>
+            </w:r>
+            <w:r>
+              <w:rPr>
+                <w:rFonts w:ascii="Consolas" w:eastAsia="Times New Roman" w:hAnsi="Consolas" w:cs="Times New Roman"/>
+                <w:color w:val="292929"/>
+                <w:lang w:eastAsia="es-ES"/>
+              </w:rPr>
+              <w:t>;</w:t>
+            </w:r>
+          </w:p>
+          <w:p>
+            <w:pPr>
+              <w:shd w:val="clear" w:color="auto" w:fill="FFFFFF"/>
+              <w:spacing w:line="285" w:lineRule="atLeast"/>
+              <w:rPr>
+                <w:rFonts w:ascii="Consolas" w:eastAsia="Times New Roman" w:hAnsi="Consolas" w:cs="Times New Roman"/>
+                <w:color w:val="292929"/>
+                <w:lang w:eastAsia="es-ES"/>
+              </w:rPr>
+            </w:pPr>
+            <w:r>
+              <w:rPr>
+                <w:rFonts w:ascii="Consolas" w:eastAsia="Times New Roman" w:hAnsi="Consolas" w:cs="Times New Roman"/>
+                <w:color w:val="292929"/>
+                <w:lang w:eastAsia="es-ES"/>
+              </w:rPr>
+              <w:t xml:space="preserve">    </w:t>
+            </w:r>
+            <w:r>
+              <w:rPr>
+                <w:rFonts w:ascii="Consolas" w:eastAsia="Times New Roman" w:hAnsi="Consolas" w:cs="Times New Roman"/>
+                <w:color w:val="292929"/>
+                <w:lang w:eastAsia="es-ES"/>
+              </w:rPr>
+              <w:t xml:space="preserve"> </w:t>
+            </w:r>
+            <w:proofErr w:type="spellStart"/>
+            <w:r>
+              <w:rPr>
+                <w:rFonts w:ascii="Consolas" w:eastAsia="Times New Roman" w:hAnsi="Consolas" w:cs="Times New Roman"/>
+                <w:color w:val="292929"/>
+                <w:lang w:eastAsia="es-ES"/>
+              </w:rPr>
+              <w:t>cout</w:t>
+            </w:r>
+            <w:proofErr w:type="spellEnd"/>
+            <w:r>
+              <w:rPr>
+                <w:rFonts w:ascii="Consolas" w:eastAsia="Times New Roman" w:hAnsi="Consolas" w:cs="Times New Roman"/>
+                <w:color w:val="000000"/>
+                <w:lang w:eastAsia="es-ES"/>
+              </w:rPr>
+              <w:t>&lt;&lt;</w:t>
+            </w:r>
+            <w:r>
+              <w:rPr>
+                <w:rFonts w:ascii="Consolas" w:eastAsia="Times New Roman" w:hAnsi="Consolas" w:cs="Times New Roman"/>
+                <w:color w:val="0F4A85"/>
+                <w:lang w:eastAsia="es-ES"/>
+              </w:rPr>
+              <w:t>"Suma ["</w:t>
+            </w:r>
+            <w:r>
+              <w:rPr>
+                <w:rFonts w:ascii="Consolas" w:eastAsia="Times New Roman" w:hAnsi="Consolas" w:cs="Times New Roman"/>
+                <w:color w:val="292929"/>
+                <w:lang w:eastAsia="es-ES"/>
+              </w:rPr>
+              <w:t>;</w:t>
+            </w:r>
+          </w:p>
+          <w:p>
+            <w:pPr>
+              <w:shd w:val="clear" w:color="auto" w:fill="FFFFFF"/>
+              <w:spacing w:line="285" w:lineRule="atLeast"/>
+              <w:rPr>
+                <w:rFonts w:ascii="Consolas" w:eastAsia="Times New Roman" w:hAnsi="Consolas" w:cs="Times New Roman"/>
+                <w:color w:val="292929"/>
+                <w:lang w:eastAsia="es-ES"/>
+              </w:rPr>
+            </w:pPr>
+            <w:r>
+              <w:rPr>
+                <w:rFonts w:ascii="Consolas" w:eastAsia="Times New Roman" w:hAnsi="Consolas" w:cs="Times New Roman"/>
+                <w:color w:val="B5200D"/>
+                <w:lang w:eastAsia="es-ES"/>
+              </w:rPr>
+              <w:t xml:space="preserve">    </w:t>
+            </w:r>
+            <w:r>
+              <w:rPr>
+                <w:rFonts w:ascii="Consolas" w:eastAsia="Times New Roman" w:hAnsi="Consolas" w:cs="Times New Roman"/>
+                <w:color w:val="B5200D"/>
+                <w:lang w:eastAsia="es-ES"/>
+              </w:rPr>
+              <w:t xml:space="preserve"> </w:t>
+            </w:r>
+            <w:proofErr w:type="spellStart"/>
+            <w:proofErr w:type="gramStart"/>
+            <w:r>
+              <w:rPr>
+                <w:rFonts w:ascii="Consolas" w:eastAsia="Times New Roman" w:hAnsi="Consolas" w:cs="Times New Roman"/>
+                <w:color w:val="B5200D"/>
+                <w:lang w:eastAsia="es-ES"/>
+              </w:rPr>
+              <w:t>for</w:t>
+            </w:r>
+            <w:proofErr w:type="spellEnd"/>
+            <w:r>
+              <w:rPr>
+                <w:rFonts w:ascii="Consolas" w:eastAsia="Times New Roman" w:hAnsi="Consolas" w:cs="Times New Roman"/>
+                <w:color w:val="292929"/>
+                <w:lang w:eastAsia="es-ES"/>
+              </w:rPr>
+              <w:t>(</w:t>
+            </w:r>
+            <w:proofErr w:type="spellStart"/>
+            <w:proofErr w:type="gramEnd"/>
+            <w:r>
+              <w:rPr>
+                <w:rFonts w:ascii="Consolas" w:eastAsia="Times New Roman" w:hAnsi="Consolas" w:cs="Times New Roman"/>
+                <w:color w:val="0F4A85"/>
+                <w:lang w:eastAsia="es-ES"/>
+              </w:rPr>
+              <w:t>int</w:t>
+            </w:r>
+            <w:proofErr w:type="spellEnd"/>
+            <w:r>
+              <w:rPr>
+                <w:rFonts w:ascii="Consolas" w:eastAsia="Times New Roman" w:hAnsi="Consolas" w:cs="Times New Roman"/>
+                <w:color w:val="292929"/>
+                <w:lang w:eastAsia="es-ES"/>
+              </w:rPr>
+              <w:t xml:space="preserve"> j</w:t>
+            </w:r>
+            <w:r>
+              <w:rPr>
+                <w:rFonts w:ascii="Consolas" w:eastAsia="Times New Roman" w:hAnsi="Consolas" w:cs="Times New Roman"/>
+                <w:color w:val="000000"/>
+                <w:lang w:eastAsia="es-ES"/>
+              </w:rPr>
+              <w:t>=</w:t>
+            </w:r>
+            <w:proofErr w:type="spellStart"/>
+            <w:r>
+              <w:rPr>
+                <w:rFonts w:ascii="Consolas" w:eastAsia="Times New Roman" w:hAnsi="Consolas" w:cs="Times New Roman"/>
+                <w:color w:val="292929"/>
+                <w:lang w:eastAsia="es-ES"/>
+              </w:rPr>
+              <w:t>i;j</w:t>
+            </w:r>
+            <w:proofErr w:type="spellEnd"/>
+            <w:r>
+              <w:rPr>
+                <w:rFonts w:ascii="Consolas" w:eastAsia="Times New Roman" w:hAnsi="Consolas" w:cs="Times New Roman"/>
+                <w:color w:val="000000"/>
+                <w:lang w:eastAsia="es-ES"/>
+              </w:rPr>
+              <w:t>&lt;</w:t>
+            </w:r>
+            <w:r>
+              <w:rPr>
+                <w:rFonts w:ascii="Consolas" w:eastAsia="Times New Roman" w:hAnsi="Consolas" w:cs="Times New Roman"/>
+                <w:color w:val="292929"/>
+                <w:lang w:eastAsia="es-ES"/>
+              </w:rPr>
+              <w:t>i</w:t>
+            </w:r>
+            <w:r>
+              <w:rPr>
+                <w:rFonts w:ascii="Consolas" w:eastAsia="Times New Roman" w:hAnsi="Consolas" w:cs="Times New Roman"/>
+                <w:color w:val="000000"/>
+                <w:lang w:eastAsia="es-ES"/>
+              </w:rPr>
+              <w:t>+</w:t>
+            </w:r>
+            <w:r>
+              <w:rPr>
+                <w:rFonts w:ascii="Consolas" w:eastAsia="Times New Roman" w:hAnsi="Consolas" w:cs="Times New Roman"/>
+                <w:color w:val="292929"/>
+                <w:lang w:eastAsia="es-ES"/>
+              </w:rPr>
+              <w:t>(k</w:t>
+            </w:r>
+            <w:r>
+              <w:rPr>
+                <w:rFonts w:ascii="Consolas" w:eastAsia="Times New Roman" w:hAnsi="Consolas" w:cs="Times New Roman"/>
+                <w:color w:val="000000"/>
+                <w:lang w:eastAsia="es-ES"/>
+              </w:rPr>
+              <w:t>+</w:t>
+            </w:r>
+            <w:r>
+              <w:rPr>
+                <w:rFonts w:ascii="Consolas" w:eastAsia="Times New Roman" w:hAnsi="Consolas" w:cs="Times New Roman"/>
+                <w:color w:val="096D48"/>
+                <w:lang w:eastAsia="es-ES"/>
+              </w:rPr>
+              <w:t>1</w:t>
+            </w:r>
+            <w:r>
+              <w:rPr>
+                <w:rFonts w:ascii="Consolas" w:eastAsia="Times New Roman" w:hAnsi="Consolas" w:cs="Times New Roman"/>
+                <w:color w:val="292929"/>
+                <w:lang w:eastAsia="es-ES"/>
+              </w:rPr>
+              <w:t>);</w:t>
+            </w:r>
+            <w:proofErr w:type="spellStart"/>
+            <w:r>
+              <w:rPr>
+                <w:rFonts w:ascii="Consolas" w:eastAsia="Times New Roman" w:hAnsi="Consolas" w:cs="Times New Roman"/>
+                <w:color w:val="292929"/>
+                <w:lang w:eastAsia="es-ES"/>
+              </w:rPr>
+              <w:t>j</w:t>
+            </w:r>
+            <w:r>
+              <w:rPr>
+                <w:rFonts w:ascii="Consolas" w:eastAsia="Times New Roman" w:hAnsi="Consolas" w:cs="Times New Roman"/>
+                <w:color w:val="000000"/>
+                <w:lang w:eastAsia="es-ES"/>
+              </w:rPr>
+              <w:t>++</w:t>
+            </w:r>
+            <w:proofErr w:type="spellEnd"/>
+            <w:r>
+              <w:rPr>
+                <w:rFonts w:ascii="Consolas" w:eastAsia="Times New Roman" w:hAnsi="Consolas" w:cs="Times New Roman"/>
+                <w:color w:val="292929"/>
+                <w:lang w:eastAsia="es-ES"/>
+              </w:rPr>
+              <w:t>){</w:t>
+            </w:r>
+          </w:p>
+          <w:p>
+            <w:pPr>
+              <w:shd w:val="clear" w:color="auto" w:fill="FFFFFF"/>
+              <w:spacing w:line="285" w:lineRule="atLeast"/>
+              <w:rPr>
+                <w:rFonts w:ascii="Consolas" w:eastAsia="Times New Roman" w:hAnsi="Consolas" w:cs="Times New Roman"/>
+                <w:color w:val="292929"/>
+                <w:lang w:eastAsia="es-ES"/>
+              </w:rPr>
+            </w:pPr>
+            <w:r>
+              <w:rPr>
+                <w:rFonts w:ascii="Consolas" w:eastAsia="Times New Roman" w:hAnsi="Consolas" w:cs="Times New Roman"/>
+                <w:color w:val="292929"/>
+                <w:lang w:eastAsia="es-ES"/>
+              </w:rPr>
+              <w:t xml:space="preserve">      </w:t>
+            </w:r>
+            <w:r>
+              <w:rPr>
+                <w:rFonts w:ascii="Consolas" w:eastAsia="Times New Roman" w:hAnsi="Consolas" w:cs="Times New Roman"/>
+                <w:color w:val="292929"/>
+                <w:lang w:eastAsia="es-ES"/>
+              </w:rPr>
+              <w:t xml:space="preserve"> </w:t>
+            </w:r>
+            <w:r>
+              <w:rPr>
+                <w:rFonts w:ascii="Consolas" w:eastAsia="Times New Roman" w:hAnsi="Consolas" w:cs="Times New Roman"/>
+                <w:color w:val="292929"/>
+                <w:lang w:eastAsia="es-ES"/>
+              </w:rPr>
+              <w:t>suma</w:t>
+            </w:r>
+            <w:r>
+              <w:rPr>
+                <w:rFonts w:ascii="Consolas" w:eastAsia="Times New Roman" w:hAnsi="Consolas" w:cs="Times New Roman"/>
+                <w:color w:val="000000"/>
+                <w:lang w:eastAsia="es-ES"/>
+              </w:rPr>
+              <w:t>=</w:t>
+            </w:r>
+            <w:proofErr w:type="spellStart"/>
+            <w:r>
+              <w:rPr>
+                <w:rFonts w:ascii="Consolas" w:eastAsia="Times New Roman" w:hAnsi="Consolas" w:cs="Times New Roman"/>
+                <w:color w:val="292929"/>
+                <w:lang w:eastAsia="es-ES"/>
+              </w:rPr>
+              <w:t>suma</w:t>
+            </w:r>
+            <w:r>
+              <w:rPr>
+                <w:rFonts w:ascii="Consolas" w:eastAsia="Times New Roman" w:hAnsi="Consolas" w:cs="Times New Roman"/>
+                <w:color w:val="000000"/>
+                <w:lang w:eastAsia="es-ES"/>
+              </w:rPr>
+              <w:t>+</w:t>
+            </w:r>
+            <w:r>
+              <w:rPr>
+                <w:rFonts w:ascii="Consolas" w:eastAsia="Times New Roman" w:hAnsi="Consolas" w:cs="Times New Roman"/>
+                <w:color w:val="001080"/>
+                <w:lang w:eastAsia="es-ES"/>
+              </w:rPr>
+              <w:t>vector_prueba</w:t>
+            </w:r>
+            <w:proofErr w:type="spellEnd"/>
+            <w:r>
+              <w:rPr>
+                <w:rFonts w:ascii="Consolas" w:eastAsia="Times New Roman" w:hAnsi="Consolas" w:cs="Times New Roman"/>
+                <w:color w:val="292929"/>
+                <w:lang w:eastAsia="es-ES"/>
+              </w:rPr>
+              <w:t>[j];</w:t>
+            </w:r>
+          </w:p>
+          <w:p>
+            <w:pPr>
+              <w:shd w:val="clear" w:color="auto" w:fill="FFFFFF"/>
+              <w:spacing w:line="285" w:lineRule="atLeast"/>
+              <w:rPr>
+                <w:rFonts w:ascii="Consolas" w:eastAsia="Times New Roman" w:hAnsi="Consolas" w:cs="Times New Roman"/>
+                <w:color w:val="292929"/>
+                <w:lang w:eastAsia="es-ES"/>
+              </w:rPr>
+            </w:pPr>
+            <w:r>
+              <w:rPr>
+                <w:rFonts w:ascii="Consolas" w:eastAsia="Times New Roman" w:hAnsi="Consolas" w:cs="Times New Roman"/>
+                <w:color w:val="292929"/>
+                <w:lang w:eastAsia="es-ES"/>
+              </w:rPr>
+              <w:t xml:space="preserve">      </w:t>
+            </w:r>
+            <w:r>
+              <w:rPr>
+                <w:rFonts w:ascii="Consolas" w:eastAsia="Times New Roman" w:hAnsi="Consolas" w:cs="Times New Roman"/>
+                <w:color w:val="292929"/>
+                <w:lang w:eastAsia="es-ES"/>
+              </w:rPr>
+              <w:t xml:space="preserve"> </w:t>
+            </w:r>
+            <w:proofErr w:type="spellStart"/>
+            <w:r>
+              <w:rPr>
+                <w:rFonts w:ascii="Consolas" w:eastAsia="Times New Roman" w:hAnsi="Consolas" w:cs="Times New Roman"/>
+                <w:color w:val="292929"/>
+                <w:lang w:eastAsia="es-ES"/>
+              </w:rPr>
+              <w:t>cout</w:t>
+            </w:r>
+            <w:proofErr w:type="spellEnd"/>
+            <w:r>
+              <w:rPr>
+                <w:rFonts w:ascii="Consolas" w:eastAsia="Times New Roman" w:hAnsi="Consolas" w:cs="Times New Roman"/>
+                <w:color w:val="000000"/>
+                <w:lang w:eastAsia="es-ES"/>
+              </w:rPr>
+              <w:t>&lt;&lt;</w:t>
+            </w:r>
+            <w:proofErr w:type="spellStart"/>
+            <w:r>
+              <w:rPr>
+                <w:rFonts w:ascii="Consolas" w:eastAsia="Times New Roman" w:hAnsi="Consolas" w:cs="Times New Roman"/>
+                <w:color w:val="001080"/>
+                <w:lang w:eastAsia="es-ES"/>
+              </w:rPr>
+              <w:t>vector_prueba</w:t>
+            </w:r>
+            <w:proofErr w:type="spellEnd"/>
+            <w:r>
+              <w:rPr>
+                <w:rFonts w:ascii="Consolas" w:eastAsia="Times New Roman" w:hAnsi="Consolas" w:cs="Times New Roman"/>
+                <w:color w:val="292929"/>
+                <w:lang w:eastAsia="es-ES"/>
+              </w:rPr>
+              <w:t>[j]</w:t>
+            </w:r>
+            <w:r>
+              <w:rPr>
+                <w:rFonts w:ascii="Consolas" w:eastAsia="Times New Roman" w:hAnsi="Consolas" w:cs="Times New Roman"/>
+                <w:color w:val="000000"/>
+                <w:lang w:eastAsia="es-ES"/>
+              </w:rPr>
+              <w:t>&lt;&lt;</w:t>
+            </w:r>
+            <w:r>
+              <w:rPr>
+                <w:rFonts w:ascii="Consolas" w:eastAsia="Times New Roman" w:hAnsi="Consolas" w:cs="Times New Roman"/>
+                <w:color w:val="0F4A85"/>
+                <w:lang w:eastAsia="es-ES"/>
+              </w:rPr>
+              <w:t>","</w:t>
+            </w:r>
+            <w:r>
+              <w:rPr>
+                <w:rFonts w:ascii="Consolas" w:eastAsia="Times New Roman" w:hAnsi="Consolas" w:cs="Times New Roman"/>
+                <w:color w:val="292929"/>
+                <w:lang w:eastAsia="es-ES"/>
+              </w:rPr>
+              <w:t>;</w:t>
+            </w:r>
+          </w:p>
+          <w:p>
+            <w:pPr>
+              <w:shd w:val="clear" w:color="auto" w:fill="FFFFFF"/>
+              <w:spacing w:line="285" w:lineRule="atLeast"/>
+              <w:rPr>
+                <w:rFonts w:ascii="Consolas" w:eastAsia="Times New Roman" w:hAnsi="Consolas" w:cs="Times New Roman"/>
+                <w:color w:val="292929"/>
+                <w:lang w:eastAsia="es-ES"/>
+              </w:rPr>
+            </w:pPr>
+            <w:r>
+              <w:rPr>
+                <w:rFonts w:ascii="Consolas" w:eastAsia="Times New Roman" w:hAnsi="Consolas" w:cs="Times New Roman"/>
+                <w:color w:val="292929"/>
+                <w:lang w:eastAsia="es-ES"/>
+              </w:rPr>
+              <w:t xml:space="preserve">    </w:t>
+            </w:r>
+            <w:r>
+              <w:rPr>
+                <w:rFonts w:ascii="Consolas" w:eastAsia="Times New Roman" w:hAnsi="Consolas" w:cs="Times New Roman"/>
+                <w:color w:val="292929"/>
+                <w:lang w:eastAsia="es-ES"/>
+              </w:rPr>
+              <w:t xml:space="preserve"> </w:t>
+            </w:r>
+            <w:r>
+              <w:rPr>
+                <w:rFonts w:ascii="Consolas" w:eastAsia="Times New Roman" w:hAnsi="Consolas" w:cs="Times New Roman"/>
+                <w:color w:val="292929"/>
+                <w:lang w:eastAsia="es-ES"/>
+              </w:rPr>
+              <w:t>}</w:t>
+            </w:r>
+          </w:p>
+          <w:p>
+            <w:pPr>
+              <w:shd w:val="clear" w:color="auto" w:fill="FFFFFF"/>
+              <w:spacing w:line="285" w:lineRule="atLeast"/>
+              <w:rPr>
+                <w:rFonts w:ascii="Consolas" w:eastAsia="Times New Roman" w:hAnsi="Consolas" w:cs="Times New Roman"/>
+                <w:color w:val="292929"/>
+                <w:lang w:eastAsia="es-ES"/>
+              </w:rPr>
+            </w:pPr>
+            <w:r>
+              <w:rPr>
+                <w:rFonts w:ascii="Consolas" w:eastAsia="Times New Roman" w:hAnsi="Consolas" w:cs="Times New Roman"/>
+                <w:color w:val="292929"/>
+                <w:lang w:eastAsia="es-ES"/>
+              </w:rPr>
+              <w:t xml:space="preserve">    </w:t>
+            </w:r>
+            <w:r>
+              <w:rPr>
+                <w:rFonts w:ascii="Consolas" w:eastAsia="Times New Roman" w:hAnsi="Consolas" w:cs="Times New Roman"/>
+                <w:color w:val="292929"/>
+                <w:lang w:eastAsia="es-ES"/>
+              </w:rPr>
+              <w:t xml:space="preserve"> </w:t>
+            </w:r>
+            <w:proofErr w:type="spellStart"/>
+            <w:r>
+              <w:rPr>
+                <w:rFonts w:ascii="Consolas" w:eastAsia="Times New Roman" w:hAnsi="Consolas" w:cs="Times New Roman"/>
+                <w:color w:val="292929"/>
+                <w:lang w:eastAsia="es-ES"/>
+              </w:rPr>
+              <w:t>cout</w:t>
+            </w:r>
+            <w:proofErr w:type="spellEnd"/>
+            <w:r>
+              <w:rPr>
+                <w:rFonts w:ascii="Consolas" w:eastAsia="Times New Roman" w:hAnsi="Consolas" w:cs="Times New Roman"/>
+                <w:color w:val="000000"/>
+                <w:lang w:eastAsia="es-ES"/>
+              </w:rPr>
+              <w:t>&lt;&lt;</w:t>
+            </w:r>
+            <w:r>
+              <w:rPr>
+                <w:rFonts w:ascii="Consolas" w:eastAsia="Times New Roman" w:hAnsi="Consolas" w:cs="Times New Roman"/>
+                <w:color w:val="0F4A85"/>
+                <w:lang w:eastAsia="es-ES"/>
+              </w:rPr>
+              <w:t>"]="</w:t>
+            </w:r>
+            <w:r>
+              <w:rPr>
+                <w:rFonts w:ascii="Consolas" w:eastAsia="Times New Roman" w:hAnsi="Consolas" w:cs="Times New Roman"/>
+                <w:color w:val="000000"/>
+                <w:lang w:eastAsia="es-ES"/>
+              </w:rPr>
+              <w:t>&lt;&lt;</w:t>
+            </w:r>
+            <w:r>
+              <w:rPr>
+                <w:rFonts w:ascii="Consolas" w:eastAsia="Times New Roman" w:hAnsi="Consolas" w:cs="Times New Roman"/>
+                <w:color w:val="292929"/>
+                <w:lang w:eastAsia="es-ES"/>
+              </w:rPr>
+              <w:t>suma</w:t>
+            </w:r>
+            <w:r>
+              <w:rPr>
+                <w:rFonts w:ascii="Consolas" w:eastAsia="Times New Roman" w:hAnsi="Consolas" w:cs="Times New Roman"/>
+                <w:color w:val="000000"/>
+                <w:lang w:eastAsia="es-ES"/>
+              </w:rPr>
+              <w:t>&lt;&lt;</w:t>
+            </w:r>
+            <w:r>
+              <w:rPr>
+                <w:rFonts w:ascii="Consolas" w:eastAsia="Times New Roman" w:hAnsi="Consolas" w:cs="Times New Roman"/>
+                <w:color w:val="0F4A85"/>
+                <w:lang w:eastAsia="es-ES"/>
+              </w:rPr>
+              <w:t>"</w:t>
+            </w:r>
+            <w:r>
+              <w:rPr>
+                <w:rFonts w:ascii="Consolas" w:eastAsia="Times New Roman" w:hAnsi="Consolas" w:cs="Times New Roman"/>
+                <w:color w:val="EE0000"/>
+                <w:lang w:eastAsia="es-ES"/>
+              </w:rPr>
+              <w:t>\n</w:t>
+            </w:r>
+            <w:r>
+              <w:rPr>
+                <w:rFonts w:ascii="Consolas" w:eastAsia="Times New Roman" w:hAnsi="Consolas" w:cs="Times New Roman"/>
+                <w:color w:val="0F4A85"/>
+                <w:lang w:eastAsia="es-ES"/>
+              </w:rPr>
+              <w:t>"</w:t>
+            </w:r>
+            <w:r>
+              <w:rPr>
+                <w:rFonts w:ascii="Consolas" w:eastAsia="Times New Roman" w:hAnsi="Consolas" w:cs="Times New Roman"/>
+                <w:color w:val="292929"/>
+                <w:lang w:eastAsia="es-ES"/>
+              </w:rPr>
+              <w:t>;</w:t>
+            </w:r>
+          </w:p>
+          <w:p>
+            <w:pPr>
+              <w:shd w:val="clear" w:color="auto" w:fill="FFFFFF"/>
+              <w:spacing w:line="285" w:lineRule="atLeast"/>
+              <w:rPr>
+                <w:rFonts w:ascii="Consolas" w:eastAsia="Times New Roman" w:hAnsi="Consolas" w:cs="Times New Roman"/>
+                <w:color w:val="292929"/>
+                <w:lang w:eastAsia="es-ES"/>
+              </w:rPr>
+            </w:pPr>
+            <w:r>
+              <w:rPr>
+                <w:rFonts w:ascii="Consolas" w:eastAsia="Times New Roman" w:hAnsi="Consolas" w:cs="Times New Roman"/>
+                <w:color w:val="292929"/>
+                <w:lang w:eastAsia="es-ES"/>
+              </w:rPr>
+              <w:t xml:space="preserve">  </w:t>
+            </w:r>
+            <w:r>
+              <w:rPr>
+                <w:rFonts w:ascii="Consolas" w:eastAsia="Times New Roman" w:hAnsi="Consolas" w:cs="Times New Roman"/>
+                <w:color w:val="292929"/>
+                <w:lang w:eastAsia="es-ES"/>
+              </w:rPr>
+              <w:t>}</w:t>
+            </w:r>
+          </w:p>
+          <w:p>
+            <w:pPr>
+              <w:shd w:val="clear" w:color="auto" w:fill="FFFFFF"/>
+              <w:spacing w:line="285" w:lineRule="atLeast"/>
+              <w:rPr>
+                <w:rFonts w:ascii="Consolas" w:eastAsia="Times New Roman" w:hAnsi="Consolas" w:cs="Times New Roman"/>
+                <w:color w:val="292929"/>
+                <w:sz w:val="21"/>
+                <w:szCs w:val="21"/>
+                <w:lang w:eastAsia="es-ES"/>
+              </w:rPr>
+            </w:pPr>
+            <w:r>
+              <w:rPr>
+                <w:rFonts w:ascii="Consolas" w:eastAsia="Times New Roman" w:hAnsi="Consolas" w:cs="Times New Roman"/>
+                <w:color w:val="292929"/>
+                <w:lang w:eastAsia="es-ES"/>
+              </w:rPr>
+              <w:t>}</w:t>
+            </w:r>
+          </w:p>
+        </w:tc>
+        <w:tc>
+          <w:tcPr>
+            <w:tcW w:w="3929" w:type="dxa"/>
+          </w:tcPr>
+          <w:p>
+            <w:pPr>
+              <w:rPr>
+                <w:rFonts w:ascii="Times New Roman" w:hAnsi="Times New Roman" w:cs="Times New Roman"/>
+                <w:lang w:val="es-US"/>
+              </w:rPr>
+            </w:pPr>
+            <w:r>
+              <w:rPr>
+                <w:rFonts w:ascii="Times New Roman" w:hAnsi="Times New Roman" w:cs="Times New Roman"/>
+                <w:lang w:val="es-US"/>
+              </w:rPr>
+              <w:t>*********************************</w:t>
+            </w:r>
+          </w:p>
+          <w:p>
+            <w:pPr>
+              <w:rPr>
+                <w:rFonts w:ascii="Times New Roman" w:hAnsi="Times New Roman" w:cs="Times New Roman"/>
+                <w:lang w:val="es-US"/>
+              </w:rPr>
+            </w:pPr>
+            <w:proofErr w:type="spellStart"/>
+            <w:r>
+              <w:rPr>
+                <w:rFonts w:ascii="Times New Roman" w:hAnsi="Times New Roman" w:cs="Times New Roman"/>
+                <w:lang w:val="es-US"/>
+              </w:rPr>
+              <w:t>Subvectores</w:t>
+            </w:r>
+            <w:proofErr w:type="spellEnd"/>
+            <w:r>
+              <w:rPr>
+                <w:rFonts w:ascii="Times New Roman" w:hAnsi="Times New Roman" w:cs="Times New Roman"/>
+                <w:lang w:val="es-US"/>
+              </w:rPr>
+              <w:t xml:space="preserve"> de </w:t>
+            </w:r>
+            <w:proofErr w:type="spellStart"/>
+            <w:r>
+              <w:rPr>
+                <w:rFonts w:ascii="Times New Roman" w:hAnsi="Times New Roman" w:cs="Times New Roman"/>
+                <w:lang w:val="es-US"/>
+              </w:rPr>
+              <w:t>tamanio</w:t>
+            </w:r>
+            <w:proofErr w:type="spellEnd"/>
+            <w:r>
+              <w:rPr>
+                <w:rFonts w:ascii="Times New Roman" w:hAnsi="Times New Roman" w:cs="Times New Roman"/>
+                <w:lang w:val="es-US"/>
+              </w:rPr>
+              <w:t xml:space="preserve"> 1</w:t>
+            </w:r>
+          </w:p>
+          <w:p>
+            <w:pPr>
+              <w:rPr>
+                <w:rFonts w:ascii="Times New Roman" w:hAnsi="Times New Roman" w:cs="Times New Roman"/>
+                <w:lang w:val="es-US"/>
+              </w:rPr>
+            </w:pPr>
+            <w:r>
+              <w:rPr>
+                <w:rFonts w:ascii="Times New Roman" w:hAnsi="Times New Roman" w:cs="Times New Roman"/>
+                <w:lang w:val="es-US"/>
+              </w:rPr>
+              <w:t>Suma [-1,]=-1</w:t>
+            </w:r>
+          </w:p>
+          <w:p>
+            <w:pPr>
+              <w:rPr>
+                <w:rFonts w:ascii="Times New Roman" w:hAnsi="Times New Roman" w:cs="Times New Roman"/>
+                <w:lang w:val="es-US"/>
+              </w:rPr>
+            </w:pPr>
+            <w:r>
+              <w:rPr>
+                <w:rFonts w:ascii="Times New Roman" w:hAnsi="Times New Roman" w:cs="Times New Roman"/>
+                <w:lang w:val="es-US"/>
+              </w:rPr>
+              <w:t>Suma [2,]=2</w:t>
+            </w:r>
+          </w:p>
+          <w:p>
+            <w:pPr>
+              <w:rPr>
+                <w:rFonts w:ascii="Times New Roman" w:hAnsi="Times New Roman" w:cs="Times New Roman"/>
+                <w:lang w:val="es-US"/>
+              </w:rPr>
+            </w:pPr>
+            <w:r>
+              <w:rPr>
+                <w:rFonts w:ascii="Times New Roman" w:hAnsi="Times New Roman" w:cs="Times New Roman"/>
+                <w:lang w:val="es-US"/>
+              </w:rPr>
+              <w:t>Suma [4,]=4</w:t>
+            </w:r>
+          </w:p>
+          <w:p>
+            <w:pPr>
+              <w:rPr>
+                <w:rFonts w:ascii="Times New Roman" w:hAnsi="Times New Roman" w:cs="Times New Roman"/>
+                <w:lang w:val="es-US"/>
+              </w:rPr>
+            </w:pPr>
+            <w:r>
+              <w:rPr>
+                <w:rFonts w:ascii="Times New Roman" w:hAnsi="Times New Roman" w:cs="Times New Roman"/>
+                <w:lang w:val="es-US"/>
+              </w:rPr>
+              <w:t>Suma [-3,]=-3</w:t>
+            </w:r>
+          </w:p>
+          <w:p>
+            <w:pPr>
+              <w:rPr>
+                <w:rFonts w:ascii="Times New Roman" w:hAnsi="Times New Roman" w:cs="Times New Roman"/>
+                <w:lang w:val="es-US"/>
+              </w:rPr>
+            </w:pPr>
+            <w:r>
+              <w:rPr>
+                <w:rFonts w:ascii="Times New Roman" w:hAnsi="Times New Roman" w:cs="Times New Roman"/>
+                <w:lang w:val="es-US"/>
+              </w:rPr>
+              <w:t>Suma [5,]=5</w:t>
+            </w:r>
+          </w:p>
+          <w:p>
+            <w:pPr>
+              <w:rPr>
+                <w:rFonts w:ascii="Times New Roman" w:hAnsi="Times New Roman" w:cs="Times New Roman"/>
+                <w:lang w:val="es-US"/>
+              </w:rPr>
+            </w:pPr>
+            <w:r>
+              <w:rPr>
+                <w:rFonts w:ascii="Times New Roman" w:hAnsi="Times New Roman" w:cs="Times New Roman"/>
+                <w:lang w:val="es-US"/>
+              </w:rPr>
+              <w:t>Suma [2,]=2</w:t>
+            </w:r>
+          </w:p>
+          <w:p>
+            <w:pPr>
+              <w:rPr>
+                <w:rFonts w:ascii="Times New Roman" w:hAnsi="Times New Roman" w:cs="Times New Roman"/>
+                <w:lang w:val="es-US"/>
+              </w:rPr>
+            </w:pPr>
+            <w:r>
+              <w:rPr>
+                <w:rFonts w:ascii="Times New Roman" w:hAnsi="Times New Roman" w:cs="Times New Roman"/>
+                <w:lang w:val="es-US"/>
+              </w:rPr>
+              <w:t>Suma [-5,]=-5</w:t>
+            </w:r>
+          </w:p>
+          <w:p>
+            <w:pPr>
+              <w:rPr>
+                <w:rFonts w:ascii="Times New Roman" w:hAnsi="Times New Roman" w:cs="Times New Roman"/>
+                <w:lang w:val="es-US"/>
+              </w:rPr>
+            </w:pPr>
+            <w:r>
+              <w:rPr>
+                <w:rFonts w:ascii="Times New Roman" w:hAnsi="Times New Roman" w:cs="Times New Roman"/>
+                <w:lang w:val="es-US"/>
+              </w:rPr>
+              <w:t>Suma [2,]=2</w:t>
+            </w:r>
+          </w:p>
+          <w:p>
+            <w:pPr>
+              <w:rPr>
+                <w:rFonts w:ascii="Times New Roman" w:hAnsi="Times New Roman" w:cs="Times New Roman"/>
+                <w:lang w:val="es-US"/>
+              </w:rPr>
+            </w:pPr>
+            <w:r>
+              <w:rPr>
+                <w:rFonts w:ascii="Times New Roman" w:hAnsi="Times New Roman" w:cs="Times New Roman"/>
+                <w:lang w:val="es-US"/>
+              </w:rPr>
+              <w:t>*********************************</w:t>
+            </w:r>
+          </w:p>
+          <w:p>
+            <w:pPr>
+              <w:rPr>
+                <w:rFonts w:ascii="Times New Roman" w:hAnsi="Times New Roman" w:cs="Times New Roman"/>
+                <w:lang w:val="es-US"/>
+              </w:rPr>
+            </w:pPr>
+            <w:proofErr w:type="spellStart"/>
+            <w:r>
+              <w:rPr>
+                <w:rFonts w:ascii="Times New Roman" w:hAnsi="Times New Roman" w:cs="Times New Roman"/>
+                <w:lang w:val="es-US"/>
+              </w:rPr>
+              <w:t>Subvectores</w:t>
+            </w:r>
+            <w:proofErr w:type="spellEnd"/>
+            <w:r>
+              <w:rPr>
+                <w:rFonts w:ascii="Times New Roman" w:hAnsi="Times New Roman" w:cs="Times New Roman"/>
+                <w:lang w:val="es-US"/>
+              </w:rPr>
+              <w:t xml:space="preserve"> de </w:t>
+            </w:r>
+            <w:proofErr w:type="spellStart"/>
+            <w:r>
+              <w:rPr>
+                <w:rFonts w:ascii="Times New Roman" w:hAnsi="Times New Roman" w:cs="Times New Roman"/>
+                <w:lang w:val="es-US"/>
+              </w:rPr>
+              <w:t>tamanio</w:t>
+            </w:r>
+            <w:proofErr w:type="spellEnd"/>
+            <w:r>
+              <w:rPr>
+                <w:rFonts w:ascii="Times New Roman" w:hAnsi="Times New Roman" w:cs="Times New Roman"/>
+                <w:lang w:val="es-US"/>
+              </w:rPr>
+              <w:t xml:space="preserve"> 2</w:t>
+            </w:r>
+          </w:p>
+          <w:p>
+            <w:pPr>
+              <w:rPr>
+                <w:rFonts w:ascii="Times New Roman" w:hAnsi="Times New Roman" w:cs="Times New Roman"/>
+                <w:lang w:val="es-US"/>
+              </w:rPr>
+            </w:pPr>
+            <w:r>
+              <w:rPr>
+                <w:rFonts w:ascii="Times New Roman" w:hAnsi="Times New Roman" w:cs="Times New Roman"/>
+                <w:lang w:val="es-US"/>
+              </w:rPr>
+              <w:t>Suma [-1,2,]=1</w:t>
+            </w:r>
+          </w:p>
+          <w:p>
+            <w:pPr>
+              <w:rPr>
+                <w:rFonts w:ascii="Times New Roman" w:hAnsi="Times New Roman" w:cs="Times New Roman"/>
+                <w:lang w:val="es-US"/>
+              </w:rPr>
+            </w:pPr>
+            <w:r>
+              <w:rPr>
+                <w:rFonts w:ascii="Times New Roman" w:hAnsi="Times New Roman" w:cs="Times New Roman"/>
+                <w:lang w:val="es-US"/>
+              </w:rPr>
+              <w:t>Suma [2,4,]=6</w:t>
+            </w:r>
+          </w:p>
+          <w:p>
+            <w:pPr>
+              <w:rPr>
+                <w:rFonts w:ascii="Times New Roman" w:hAnsi="Times New Roman" w:cs="Times New Roman"/>
+                <w:lang w:val="es-US"/>
+              </w:rPr>
+            </w:pPr>
+            <w:r>
+              <w:rPr>
+                <w:rFonts w:ascii="Times New Roman" w:hAnsi="Times New Roman" w:cs="Times New Roman"/>
+                <w:lang w:val="es-US"/>
+              </w:rPr>
+              <w:t>Suma [4,-3,]=1</w:t>
+            </w:r>
+          </w:p>
+          <w:p>
+            <w:pPr>
+              <w:rPr>
+                <w:rFonts w:ascii="Times New Roman" w:hAnsi="Times New Roman" w:cs="Times New Roman"/>
+                <w:lang w:val="es-US"/>
+              </w:rPr>
+            </w:pPr>
+            <w:r>
+              <w:rPr>
+                <w:rFonts w:ascii="Times New Roman" w:hAnsi="Times New Roman" w:cs="Times New Roman"/>
+                <w:lang w:val="es-US"/>
+              </w:rPr>
+              <w:t>Suma [-3,5,]=2</w:t>
+            </w:r>
+          </w:p>
+          <w:p>
+            <w:pPr>
+              <w:rPr>
+                <w:rFonts w:ascii="Times New Roman" w:hAnsi="Times New Roman" w:cs="Times New Roman"/>
+                <w:lang w:val="es-US"/>
+              </w:rPr>
+            </w:pPr>
+            <w:r>
+              <w:rPr>
+                <w:rFonts w:ascii="Times New Roman" w:hAnsi="Times New Roman" w:cs="Times New Roman"/>
+                <w:lang w:val="es-US"/>
+              </w:rPr>
+              <w:t>Suma [5,2,]=7</w:t>
+            </w:r>
+          </w:p>
+          <w:p>
+            <w:pPr>
+              <w:rPr>
+                <w:rFonts w:ascii="Times New Roman" w:hAnsi="Times New Roman" w:cs="Times New Roman"/>
+                <w:lang w:val="es-US"/>
+              </w:rPr>
+            </w:pPr>
+            <w:r>
+              <w:rPr>
+                <w:rFonts w:ascii="Times New Roman" w:hAnsi="Times New Roman" w:cs="Times New Roman"/>
+                <w:lang w:val="es-US"/>
+              </w:rPr>
+              <w:t>Suma [2,-5,]=-3</w:t>
+            </w:r>
+          </w:p>
+          <w:p>
+            <w:pPr>
+              <w:rPr>
+                <w:rFonts w:ascii="Times New Roman" w:hAnsi="Times New Roman" w:cs="Times New Roman"/>
+                <w:lang w:val="es-US"/>
+              </w:rPr>
+            </w:pPr>
+            <w:r>
+              <w:rPr>
+                <w:rFonts w:ascii="Times New Roman" w:hAnsi="Times New Roman" w:cs="Times New Roman"/>
+                <w:lang w:val="es-US"/>
+              </w:rPr>
+              <w:t>Suma [-5,2,]=-3</w:t>
+            </w:r>
+          </w:p>
+          <w:p>
+            <w:pPr>
+              <w:rPr>
+                <w:rFonts w:ascii="Times New Roman" w:hAnsi="Times New Roman" w:cs="Times New Roman"/>
+                <w:lang w:val="es-US"/>
+              </w:rPr>
+            </w:pPr>
+            <w:r>
+              <w:rPr>
+                <w:rFonts w:ascii="Times New Roman" w:hAnsi="Times New Roman" w:cs="Times New Roman"/>
+                <w:lang w:val="es-US"/>
+              </w:rPr>
+              <w:t>*********************************</w:t>
+            </w:r>
+          </w:p>
+          <w:p>
+            <w:pPr>
+              <w:rPr>
+                <w:rFonts w:ascii="Times New Roman" w:hAnsi="Times New Roman" w:cs="Times New Roman"/>
+                <w:lang w:val="es-US"/>
+              </w:rPr>
+            </w:pPr>
+            <w:proofErr w:type="spellStart"/>
+            <w:r>
+              <w:rPr>
+                <w:rFonts w:ascii="Times New Roman" w:hAnsi="Times New Roman" w:cs="Times New Roman"/>
+                <w:lang w:val="es-US"/>
+              </w:rPr>
+              <w:t>Subvectores</w:t>
+            </w:r>
+            <w:proofErr w:type="spellEnd"/>
+            <w:r>
+              <w:rPr>
+                <w:rFonts w:ascii="Times New Roman" w:hAnsi="Times New Roman" w:cs="Times New Roman"/>
+                <w:lang w:val="es-US"/>
+              </w:rPr>
+              <w:t xml:space="preserve"> de </w:t>
+            </w:r>
+            <w:proofErr w:type="spellStart"/>
+            <w:r>
+              <w:rPr>
+                <w:rFonts w:ascii="Times New Roman" w:hAnsi="Times New Roman" w:cs="Times New Roman"/>
+                <w:lang w:val="es-US"/>
+              </w:rPr>
+              <w:t>tamanio</w:t>
+            </w:r>
+            <w:proofErr w:type="spellEnd"/>
+            <w:r>
+              <w:rPr>
+                <w:rFonts w:ascii="Times New Roman" w:hAnsi="Times New Roman" w:cs="Times New Roman"/>
+                <w:lang w:val="es-US"/>
+              </w:rPr>
+              <w:t xml:space="preserve"> 3</w:t>
+            </w:r>
+          </w:p>
+          <w:p>
+            <w:pPr>
+              <w:rPr>
+                <w:rFonts w:ascii="Times New Roman" w:hAnsi="Times New Roman" w:cs="Times New Roman"/>
+                <w:lang w:val="es-US"/>
+              </w:rPr>
+            </w:pPr>
+            <w:r>
+              <w:rPr>
+                <w:rFonts w:ascii="Times New Roman" w:hAnsi="Times New Roman" w:cs="Times New Roman"/>
+                <w:lang w:val="es-US"/>
+              </w:rPr>
+              <w:t>Suma [-1,2,4,]=5</w:t>
+            </w:r>
+          </w:p>
+          <w:p>
+            <w:pPr>
+              <w:rPr>
+                <w:rFonts w:ascii="Times New Roman" w:hAnsi="Times New Roman" w:cs="Times New Roman"/>
+                <w:lang w:val="es-US"/>
+              </w:rPr>
+            </w:pPr>
+            <w:r>
+              <w:rPr>
+                <w:rFonts w:ascii="Times New Roman" w:hAnsi="Times New Roman" w:cs="Times New Roman"/>
+                <w:lang w:val="es-US"/>
+              </w:rPr>
+              <w:t>Suma [2,4,-3,]=3</w:t>
+            </w:r>
+          </w:p>
+          <w:p>
+            <w:pPr>
+              <w:rPr>
+                <w:rFonts w:ascii="Times New Roman" w:hAnsi="Times New Roman" w:cs="Times New Roman"/>
+                <w:lang w:val="es-US"/>
+              </w:rPr>
+            </w:pPr>
+            <w:r>
+              <w:rPr>
+                <w:rFonts w:ascii="Times New Roman" w:hAnsi="Times New Roman" w:cs="Times New Roman"/>
+                <w:lang w:val="es-US"/>
+              </w:rPr>
+              <w:t>Suma [4,-3,5,]=6</w:t>
+            </w:r>
+          </w:p>
+          <w:p>
+            <w:pPr>
+              <w:rPr>
+                <w:rFonts w:ascii="Times New Roman" w:hAnsi="Times New Roman" w:cs="Times New Roman"/>
+                <w:lang w:val="es-US"/>
+              </w:rPr>
+            </w:pPr>
+            <w:r>
+              <w:rPr>
+                <w:rFonts w:ascii="Times New Roman" w:hAnsi="Times New Roman" w:cs="Times New Roman"/>
+                <w:lang w:val="es-US"/>
+              </w:rPr>
+              <w:t>Suma [-3,5,2,]=4</w:t>
+            </w:r>
+          </w:p>
+          <w:p>
+            <w:pPr>
+              <w:rPr>
+                <w:rFonts w:ascii="Times New Roman" w:hAnsi="Times New Roman" w:cs="Times New Roman"/>
+                <w:lang w:val="es-US"/>
+              </w:rPr>
+            </w:pPr>
+            <w:r>
+              <w:rPr>
+                <w:rFonts w:ascii="Times New Roman" w:hAnsi="Times New Roman" w:cs="Times New Roman"/>
+                <w:lang w:val="es-US"/>
+              </w:rPr>
+              <w:t>Suma [5,2,-5,]=2</w:t>
+            </w:r>
+          </w:p>
+          <w:p>
+            <w:pPr>
+              <w:rPr>
+                <w:rFonts w:ascii="Times New Roman" w:hAnsi="Times New Roman" w:cs="Times New Roman"/>
+                <w:lang w:val="es-US"/>
+              </w:rPr>
+            </w:pPr>
+            <w:r>
+              <w:rPr>
+                <w:rFonts w:ascii="Times New Roman" w:hAnsi="Times New Roman" w:cs="Times New Roman"/>
+                <w:lang w:val="es-US"/>
+              </w:rPr>
+              <w:t>Suma [2,-5,2,]=-1</w:t>
+            </w:r>
+          </w:p>
+          <w:p>
+            <w:pPr>
+              <w:rPr>
+                <w:rFonts w:ascii="Times New Roman" w:hAnsi="Times New Roman" w:cs="Times New Roman"/>
+                <w:lang w:val="es-US"/>
+              </w:rPr>
+            </w:pPr>
+            <w:r>
+              <w:rPr>
+                <w:rFonts w:ascii="Times New Roman" w:hAnsi="Times New Roman" w:cs="Times New Roman"/>
+                <w:lang w:val="es-US"/>
+              </w:rPr>
+              <w:t>*********************************</w:t>
+            </w:r>
+          </w:p>
+          <w:p>
+            <w:pPr>
+              <w:rPr>
+                <w:rFonts w:ascii="Times New Roman" w:hAnsi="Times New Roman" w:cs="Times New Roman"/>
+                <w:lang w:val="es-US"/>
+              </w:rPr>
+            </w:pPr>
+            <w:proofErr w:type="spellStart"/>
+            <w:r>
+              <w:rPr>
+                <w:rFonts w:ascii="Times New Roman" w:hAnsi="Times New Roman" w:cs="Times New Roman"/>
+                <w:lang w:val="es-US"/>
+              </w:rPr>
+              <w:t>Subvectores</w:t>
+            </w:r>
+            <w:proofErr w:type="spellEnd"/>
+            <w:r>
+              <w:rPr>
+                <w:rFonts w:ascii="Times New Roman" w:hAnsi="Times New Roman" w:cs="Times New Roman"/>
+                <w:lang w:val="es-US"/>
+              </w:rPr>
+              <w:t xml:space="preserve"> de </w:t>
+            </w:r>
+            <w:proofErr w:type="spellStart"/>
+            <w:r>
+              <w:rPr>
+                <w:rFonts w:ascii="Times New Roman" w:hAnsi="Times New Roman" w:cs="Times New Roman"/>
+                <w:lang w:val="es-US"/>
+              </w:rPr>
+              <w:t>tamanio</w:t>
+            </w:r>
+            <w:proofErr w:type="spellEnd"/>
+            <w:r>
+              <w:rPr>
+                <w:rFonts w:ascii="Times New Roman" w:hAnsi="Times New Roman" w:cs="Times New Roman"/>
+                <w:lang w:val="es-US"/>
+              </w:rPr>
+              <w:t xml:space="preserve"> 4</w:t>
+            </w:r>
+          </w:p>
+          <w:p>
+            <w:pPr>
+              <w:rPr>
+                <w:rFonts w:ascii="Times New Roman" w:hAnsi="Times New Roman" w:cs="Times New Roman"/>
+                <w:lang w:val="es-US"/>
+              </w:rPr>
+            </w:pPr>
+            <w:r>
+              <w:rPr>
+                <w:rFonts w:ascii="Times New Roman" w:hAnsi="Times New Roman" w:cs="Times New Roman"/>
+                <w:lang w:val="es-US"/>
+              </w:rPr>
+              <w:t>Suma [-1,2,4,-3,]=2</w:t>
+            </w:r>
+          </w:p>
+          <w:p>
+            <w:pPr>
+              <w:rPr>
+                <w:rFonts w:ascii="Times New Roman" w:hAnsi="Times New Roman" w:cs="Times New Roman"/>
+                <w:lang w:val="es-US"/>
+              </w:rPr>
+            </w:pPr>
+            <w:r>
+              <w:rPr>
+                <w:rFonts w:ascii="Times New Roman" w:hAnsi="Times New Roman" w:cs="Times New Roman"/>
+                <w:lang w:val="es-US"/>
+              </w:rPr>
+              <w:t>Suma [2,4,-3,5,]=8</w:t>
+            </w:r>
+          </w:p>
+          <w:p>
+            <w:pPr>
+              <w:rPr>
+                <w:rFonts w:ascii="Times New Roman" w:hAnsi="Times New Roman" w:cs="Times New Roman"/>
+                <w:lang w:val="es-US"/>
+              </w:rPr>
+            </w:pPr>
+            <w:r>
+              <w:rPr>
+                <w:rFonts w:ascii="Times New Roman" w:hAnsi="Times New Roman" w:cs="Times New Roman"/>
+                <w:lang w:val="es-US"/>
+              </w:rPr>
+              <w:t>Suma [4,-3,5,2,]=8</w:t>
+            </w:r>
+          </w:p>
+          <w:p>
+            <w:pPr>
+              <w:rPr>
+                <w:rFonts w:ascii="Times New Roman" w:hAnsi="Times New Roman" w:cs="Times New Roman"/>
+                <w:lang w:val="es-US"/>
+              </w:rPr>
+            </w:pPr>
+            <w:r>
+              <w:rPr>
+                <w:rFonts w:ascii="Times New Roman" w:hAnsi="Times New Roman" w:cs="Times New Roman"/>
+                <w:lang w:val="es-US"/>
+              </w:rPr>
+              <w:t>Suma [-3,5,2,-5,]=-1</w:t>
+            </w:r>
+          </w:p>
+          <w:p>
+            <w:pPr>
+              <w:rPr>
+                <w:rFonts w:ascii="Times New Roman" w:hAnsi="Times New Roman" w:cs="Times New Roman"/>
+                <w:lang w:val="es-US"/>
+              </w:rPr>
+            </w:pPr>
+            <w:r>
+              <w:rPr>
+                <w:rFonts w:ascii="Times New Roman" w:hAnsi="Times New Roman" w:cs="Times New Roman"/>
+                <w:lang w:val="es-US"/>
+              </w:rPr>
+              <w:t>Suma [5,2,-5,2,]=4</w:t>
+            </w:r>
+          </w:p>
+          <w:p>
+            <w:pPr>
+              <w:rPr>
+                <w:rFonts w:ascii="Times New Roman" w:hAnsi="Times New Roman" w:cs="Times New Roman"/>
+                <w:lang w:val="es-US"/>
+              </w:rPr>
+            </w:pPr>
+            <w:r>
+              <w:rPr>
+                <w:rFonts w:ascii="Times New Roman" w:hAnsi="Times New Roman" w:cs="Times New Roman"/>
+                <w:lang w:val="es-US"/>
+              </w:rPr>
+              <w:t>*********************************</w:t>
+            </w:r>
+          </w:p>
+          <w:p>
+            <w:pPr>
+              <w:rPr>
+                <w:rFonts w:ascii="Times New Roman" w:hAnsi="Times New Roman" w:cs="Times New Roman"/>
+                <w:lang w:val="es-US"/>
+              </w:rPr>
+            </w:pPr>
+            <w:proofErr w:type="spellStart"/>
+            <w:r>
+              <w:rPr>
+                <w:rFonts w:ascii="Times New Roman" w:hAnsi="Times New Roman" w:cs="Times New Roman"/>
+                <w:lang w:val="es-US"/>
+              </w:rPr>
+              <w:t>Subvectores</w:t>
+            </w:r>
+            <w:proofErr w:type="spellEnd"/>
+            <w:r>
+              <w:rPr>
+                <w:rFonts w:ascii="Times New Roman" w:hAnsi="Times New Roman" w:cs="Times New Roman"/>
+                <w:lang w:val="es-US"/>
+              </w:rPr>
+              <w:t xml:space="preserve"> de </w:t>
+            </w:r>
+            <w:proofErr w:type="spellStart"/>
+            <w:r>
+              <w:rPr>
+                <w:rFonts w:ascii="Times New Roman" w:hAnsi="Times New Roman" w:cs="Times New Roman"/>
+                <w:lang w:val="es-US"/>
+              </w:rPr>
+              <w:t>tamanio</w:t>
+            </w:r>
+            <w:proofErr w:type="spellEnd"/>
+            <w:r>
+              <w:rPr>
+                <w:rFonts w:ascii="Times New Roman" w:hAnsi="Times New Roman" w:cs="Times New Roman"/>
+                <w:lang w:val="es-US"/>
+              </w:rPr>
+              <w:t xml:space="preserve"> 5</w:t>
+            </w:r>
+          </w:p>
+          <w:p>
+            <w:pPr>
+              <w:rPr>
+                <w:rFonts w:ascii="Times New Roman" w:hAnsi="Times New Roman" w:cs="Times New Roman"/>
+                <w:lang w:val="es-US"/>
+              </w:rPr>
+            </w:pPr>
+            <w:r>
+              <w:rPr>
+                <w:rFonts w:ascii="Times New Roman" w:hAnsi="Times New Roman" w:cs="Times New Roman"/>
+                <w:lang w:val="es-US"/>
+              </w:rPr>
+              <w:t>Suma [-1,2,4,-3,5,]=7</w:t>
+            </w:r>
+          </w:p>
+          <w:p>
+            <w:pPr>
+              <w:rPr>
+                <w:rFonts w:ascii="Times New Roman" w:hAnsi="Times New Roman" w:cs="Times New Roman"/>
+                <w:lang w:val="es-US"/>
+              </w:rPr>
+            </w:pPr>
+            <w:r>
+              <w:rPr>
+                <w:rFonts w:ascii="Times New Roman" w:hAnsi="Times New Roman" w:cs="Times New Roman"/>
+                <w:lang w:val="es-US"/>
+              </w:rPr>
+              <w:t>Suma [2,4,-3,5,2,]=10</w:t>
+            </w:r>
+          </w:p>
+          <w:p>
+            <w:pPr>
+              <w:rPr>
+                <w:rFonts w:ascii="Times New Roman" w:hAnsi="Times New Roman" w:cs="Times New Roman"/>
+                <w:lang w:val="es-US"/>
+              </w:rPr>
+            </w:pPr>
+            <w:r>
+              <w:rPr>
+                <w:rFonts w:ascii="Times New Roman" w:hAnsi="Times New Roman" w:cs="Times New Roman"/>
+                <w:lang w:val="es-US"/>
+              </w:rPr>
+              <w:t>Suma [4,-3,5,2,-5,]=3</w:t>
+            </w:r>
+          </w:p>
+          <w:p>
+            <w:pPr>
+              <w:rPr>
+                <w:rFonts w:ascii="Times New Roman" w:hAnsi="Times New Roman" w:cs="Times New Roman"/>
+                <w:lang w:val="es-US"/>
+              </w:rPr>
+            </w:pPr>
+            <w:r>
+              <w:rPr>
+                <w:rFonts w:ascii="Times New Roman" w:hAnsi="Times New Roman" w:cs="Times New Roman"/>
+                <w:lang w:val="es-US"/>
+              </w:rPr>
+              <w:t>Suma [-3,5,2,-5,2,]=1</w:t>
+            </w:r>
+          </w:p>
+          <w:p>
+            <w:pPr>
+              <w:rPr>
+                <w:rFonts w:ascii="Times New Roman" w:hAnsi="Times New Roman" w:cs="Times New Roman"/>
+                <w:lang w:val="es-US"/>
+              </w:rPr>
+            </w:pPr>
+            <w:r>
+              <w:rPr>
+                <w:rFonts w:ascii="Times New Roman" w:hAnsi="Times New Roman" w:cs="Times New Roman"/>
+                <w:lang w:val="es-US"/>
+              </w:rPr>
+              <w:t>*********************************</w:t>
+            </w:r>
+          </w:p>
+          <w:p>
+            <w:pPr>
+              <w:rPr>
+                <w:rFonts w:ascii="Times New Roman" w:hAnsi="Times New Roman" w:cs="Times New Roman"/>
+                <w:lang w:val="es-US"/>
+              </w:rPr>
+            </w:pPr>
+            <w:proofErr w:type="spellStart"/>
+            <w:r>
+              <w:rPr>
+                <w:rFonts w:ascii="Times New Roman" w:hAnsi="Times New Roman" w:cs="Times New Roman"/>
+                <w:lang w:val="es-US"/>
+              </w:rPr>
+              <w:t>Subvectores</w:t>
+            </w:r>
+            <w:proofErr w:type="spellEnd"/>
+            <w:r>
+              <w:rPr>
+                <w:rFonts w:ascii="Times New Roman" w:hAnsi="Times New Roman" w:cs="Times New Roman"/>
+                <w:lang w:val="es-US"/>
+              </w:rPr>
+              <w:t xml:space="preserve"> de </w:t>
+            </w:r>
+            <w:proofErr w:type="spellStart"/>
+            <w:r>
+              <w:rPr>
+                <w:rFonts w:ascii="Times New Roman" w:hAnsi="Times New Roman" w:cs="Times New Roman"/>
+                <w:lang w:val="es-US"/>
+              </w:rPr>
+              <w:t>tamanio</w:t>
+            </w:r>
+            <w:proofErr w:type="spellEnd"/>
+            <w:r>
+              <w:rPr>
+                <w:rFonts w:ascii="Times New Roman" w:hAnsi="Times New Roman" w:cs="Times New Roman"/>
+                <w:lang w:val="es-US"/>
+              </w:rPr>
+              <w:t xml:space="preserve"> 6</w:t>
+            </w:r>
+          </w:p>
+          <w:p>
+            <w:pPr>
+              <w:rPr>
+                <w:rFonts w:ascii="Times New Roman" w:hAnsi="Times New Roman" w:cs="Times New Roman"/>
+                <w:lang w:val="es-US"/>
+              </w:rPr>
+            </w:pPr>
+            <w:r>
+              <w:rPr>
+                <w:rFonts w:ascii="Times New Roman" w:hAnsi="Times New Roman" w:cs="Times New Roman"/>
+                <w:lang w:val="es-US"/>
+              </w:rPr>
+              <w:t>Suma [-1,2,4,-3,5,2,]=9</w:t>
+            </w:r>
+          </w:p>
+          <w:p>
+            <w:pPr>
+              <w:rPr>
+                <w:rFonts w:ascii="Times New Roman" w:hAnsi="Times New Roman" w:cs="Times New Roman"/>
+                <w:lang w:val="es-US"/>
+              </w:rPr>
+            </w:pPr>
+            <w:r>
+              <w:rPr>
+                <w:rFonts w:ascii="Times New Roman" w:hAnsi="Times New Roman" w:cs="Times New Roman"/>
+                <w:lang w:val="es-US"/>
+              </w:rPr>
+              <w:t>Suma [2,4,-3,5,2,-5,]=5</w:t>
+            </w:r>
+          </w:p>
+          <w:p>
+            <w:pPr>
+              <w:rPr>
+                <w:rFonts w:ascii="Times New Roman" w:hAnsi="Times New Roman" w:cs="Times New Roman"/>
+                <w:lang w:val="es-US"/>
+              </w:rPr>
+            </w:pPr>
+            <w:r>
+              <w:rPr>
+                <w:rFonts w:ascii="Times New Roman" w:hAnsi="Times New Roman" w:cs="Times New Roman"/>
+                <w:lang w:val="es-US"/>
+              </w:rPr>
+              <w:t>Suma [4,-3,5,2,-5,2,]=5</w:t>
+            </w:r>
+          </w:p>
+          <w:p>
+            <w:pPr>
+              <w:rPr>
+                <w:rFonts w:ascii="Times New Roman" w:hAnsi="Times New Roman" w:cs="Times New Roman"/>
+                <w:lang w:val="es-US"/>
+              </w:rPr>
+            </w:pPr>
+            <w:r>
+              <w:rPr>
+                <w:rFonts w:ascii="Times New Roman" w:hAnsi="Times New Roman" w:cs="Times New Roman"/>
+                <w:lang w:val="es-US"/>
+              </w:rPr>
+              <w:t>*********************************</w:t>
+            </w:r>
+          </w:p>
+          <w:p>
+            <w:pPr>
+              <w:rPr>
+                <w:rFonts w:ascii="Times New Roman" w:hAnsi="Times New Roman" w:cs="Times New Roman"/>
+                <w:lang w:val="es-US"/>
+              </w:rPr>
+            </w:pPr>
+            <w:proofErr w:type="spellStart"/>
+            <w:r>
+              <w:rPr>
+                <w:rFonts w:ascii="Times New Roman" w:hAnsi="Times New Roman" w:cs="Times New Roman"/>
+                <w:lang w:val="es-US"/>
+              </w:rPr>
+              <w:t>Subvectores</w:t>
+            </w:r>
+            <w:proofErr w:type="spellEnd"/>
+            <w:r>
+              <w:rPr>
+                <w:rFonts w:ascii="Times New Roman" w:hAnsi="Times New Roman" w:cs="Times New Roman"/>
+                <w:lang w:val="es-US"/>
+              </w:rPr>
+              <w:t xml:space="preserve"> de </w:t>
+            </w:r>
+            <w:proofErr w:type="spellStart"/>
+            <w:r>
+              <w:rPr>
+                <w:rFonts w:ascii="Times New Roman" w:hAnsi="Times New Roman" w:cs="Times New Roman"/>
+                <w:lang w:val="es-US"/>
+              </w:rPr>
+              <w:t>tamanio</w:t>
+            </w:r>
+            <w:proofErr w:type="spellEnd"/>
+            <w:r>
+              <w:rPr>
+                <w:rFonts w:ascii="Times New Roman" w:hAnsi="Times New Roman" w:cs="Times New Roman"/>
+                <w:lang w:val="es-US"/>
+              </w:rPr>
+              <w:t xml:space="preserve"> 7</w:t>
+            </w:r>
+          </w:p>
+          <w:p>
+            <w:pPr>
+              <w:rPr>
+                <w:rFonts w:ascii="Times New Roman" w:hAnsi="Times New Roman" w:cs="Times New Roman"/>
+                <w:lang w:val="es-US"/>
+              </w:rPr>
+            </w:pPr>
+            <w:r>
+              <w:rPr>
+                <w:rFonts w:ascii="Times New Roman" w:hAnsi="Times New Roman" w:cs="Times New Roman"/>
+                <w:lang w:val="es-US"/>
+              </w:rPr>
+              <w:t>Suma [-1,2,4,-3,5,2,-5,]=4</w:t>
+            </w:r>
+          </w:p>
+          <w:p>
+            <w:pPr>
+              <w:rPr>
+                <w:rFonts w:ascii="Times New Roman" w:hAnsi="Times New Roman" w:cs="Times New Roman"/>
+                <w:lang w:val="es-US"/>
+              </w:rPr>
+            </w:pPr>
+            <w:r>
+              <w:rPr>
+                <w:rFonts w:ascii="Times New Roman" w:hAnsi="Times New Roman" w:cs="Times New Roman"/>
+                <w:lang w:val="es-US"/>
+              </w:rPr>
+              <w:t>Suma [2,4,-3,5,2,-5,2,]=7</w:t>
+            </w:r>
+          </w:p>
+          <w:p>
+            <w:pPr>
+              <w:rPr>
+                <w:rFonts w:ascii="Times New Roman" w:hAnsi="Times New Roman" w:cs="Times New Roman"/>
+                <w:lang w:val="es-US"/>
+              </w:rPr>
+            </w:pPr>
+            <w:r>
+              <w:rPr>
+                <w:rFonts w:ascii="Times New Roman" w:hAnsi="Times New Roman" w:cs="Times New Roman"/>
+                <w:lang w:val="es-US"/>
+              </w:rPr>
+              <w:t>*********************************</w:t>
+            </w:r>
+          </w:p>
+          <w:p>
+            <w:pPr>
+              <w:rPr>
+                <w:rFonts w:ascii="Times New Roman" w:hAnsi="Times New Roman" w:cs="Times New Roman"/>
+                <w:lang w:val="es-US"/>
+              </w:rPr>
+            </w:pPr>
+            <w:proofErr w:type="spellStart"/>
+            <w:r>
+              <w:rPr>
+                <w:rFonts w:ascii="Times New Roman" w:hAnsi="Times New Roman" w:cs="Times New Roman"/>
+                <w:lang w:val="es-US"/>
+              </w:rPr>
+              <w:t>Subvectores</w:t>
+            </w:r>
+            <w:proofErr w:type="spellEnd"/>
+            <w:r>
+              <w:rPr>
+                <w:rFonts w:ascii="Times New Roman" w:hAnsi="Times New Roman" w:cs="Times New Roman"/>
+                <w:lang w:val="es-US"/>
+              </w:rPr>
+              <w:t xml:space="preserve"> de </w:t>
+            </w:r>
+            <w:proofErr w:type="spellStart"/>
+            <w:r>
+              <w:rPr>
+                <w:rFonts w:ascii="Times New Roman" w:hAnsi="Times New Roman" w:cs="Times New Roman"/>
+                <w:lang w:val="es-US"/>
+              </w:rPr>
+              <w:t>tamanio</w:t>
+            </w:r>
+            <w:proofErr w:type="spellEnd"/>
+            <w:r>
+              <w:rPr>
+                <w:rFonts w:ascii="Times New Roman" w:hAnsi="Times New Roman" w:cs="Times New Roman"/>
+                <w:lang w:val="es-US"/>
+              </w:rPr>
+              <w:t xml:space="preserve"> 8</w:t>
+            </w:r>
+          </w:p>
+          <w:p>
+            <w:pPr>
+              <w:pStyle w:val="Prrafodelista"/>
+              <w:ind w:left="0"/>
+              <w:rPr>
+                <w:rFonts w:ascii="Times New Roman" w:hAnsi="Times New Roman" w:cs="Times New Roman"/>
+                <w:lang w:val="es-US"/>
+              </w:rPr>
+            </w:pPr>
+            <w:r>
+              <w:rPr>
+                <w:rFonts w:ascii="Times New Roman" w:hAnsi="Times New Roman" w:cs="Times New Roman"/>
+                <w:lang w:val="es-US"/>
+              </w:rPr>
+              <w:t>Suma [-1,2,4,-3,5,2,-5,2,]=6</w:t>
+            </w:r>
+          </w:p>
+        </w:tc>
+      </w:tr>
+    </w:tbl>
     <w:p>
       <w:pPr>
         <w:jc w:val="both"/>
@@ -23311,7 +31892,7 @@
   <w:style w:type="paragraph" w:default="1" w:styleId="Normal">
     <w:name w:val="Normal"/>
     <w:qFormat/>
-    <w:rsid w:val="00921C96"/>
+    <w:rsid w:val="0052176B"/>
   </w:style>
   <w:style w:type="character" w:default="1" w:styleId="Fuentedeprrafopredeter">
     <w:name w:val="Default Paragraph Font"/>
